--- a/Design/MeepleWood_Software Architecture.docx
+++ b/Design/MeepleWood_Software Architecture.docx
@@ -159,7 +159,7 @@
                                         <w:szCs w:val="72"/>
                                         <w:lang w:val="en-GB"/>
                                       </w:rPr>
-                                      <w:t>Design</w:t>
+                                      <w:t>Software Architecture</w:t>
                                     </w:r>
                                   </w:sdtContent>
                                 </w:sdt>
@@ -170,7 +170,7 @@
                                     <w:szCs w:val="72"/>
                                     <w:lang w:val="en-GB"/>
                                   </w:rPr>
-                                  <w:t xml:space="preserve"> Document</w:t>
+                                  <w:t xml:space="preserve"> </w:t>
                                 </w:r>
                               </w:p>
                             </w:txbxContent>
@@ -233,7 +233,7 @@
                                   <w:szCs w:val="72"/>
                                   <w:lang w:val="en-GB"/>
                                 </w:rPr>
-                                <w:t>Design</w:t>
+                                <w:t>Software Architecture</w:t>
                               </w:r>
                             </w:sdtContent>
                           </w:sdt>
@@ -244,7 +244,7 @@
                               <w:szCs w:val="72"/>
                               <w:lang w:val="en-GB"/>
                             </w:rPr>
-                            <w:t xml:space="preserve"> Document</w:t>
+                            <w:t xml:space="preserve"> </w:t>
                           </w:r>
                         </w:p>
                       </w:txbxContent>
@@ -1481,21 +1481,7 @@
         <w:noProof/>
         <w:color w:val="002060"/>
       </w:rPr>
-      <w:t>0</w:t>
-    </w:r>
-    <w:r>
-      <w:rPr>
-        <w:noProof/>
-        <w:color w:val="002060"/>
-      </w:rPr>
-      <w:t>5</w:t>
-    </w:r>
-    <w:r>
-      <w:rPr>
-        <w:noProof/>
-        <w:color w:val="002060"/>
-      </w:rPr>
-      <w:t>/04/2026</w:t>
+      <w:t>05/04/2026</w:t>
     </w:r>
     <w:r>
       <w:rPr>
@@ -1515,7 +1501,14 @@
       <w:rPr>
         <w:color w:val="002060"/>
       </w:rPr>
-      <w:t>Gir Repro</w:t>
+      <w:t xml:space="preserve">Gir </w:t>
+    </w:r>
+    <w:proofErr w:type="spellStart"/>
+    <w:r>
+      <w:rPr>
+        <w:color w:val="002060"/>
+      </w:rPr>
+      <w:t>Repro</w:t>
     </w:r>
     <w:r>
       <w:rPr>
@@ -1523,6 +1516,7 @@
       </w:rPr>
       <w:t>sitory</w:t>
     </w:r>
+    <w:proofErr w:type="spellEnd"/>
     <w:r>
       <w:rPr>
         <w:color w:val="002060"/>

--- a/Design/MeepleWood_Software Architecture.docx
+++ b/Design/MeepleWood_Software Architecture.docx
@@ -316,7 +316,7 @@
           <w:r>
             <w:fldChar w:fldCharType="separate"/>
           </w:r>
-          <w:hyperlink w:anchor="_Toc226315491" w:history="1">
+          <w:hyperlink w:anchor="_Toc227090425" w:history="1">
             <w:r>
               <w:rPr>
                 <w:rStyle w:val="Hyperlink"/>
@@ -343,7 +343,7 @@
                 <w:noProof/>
                 <w:webHidden/>
               </w:rPr>
-              <w:instrText xml:space="preserve"> PAGEREF _Toc226315491 \h </w:instrText>
+              <w:instrText xml:space="preserve"> PAGEREF _Toc227090425 \h </w:instrText>
             </w:r>
             <w:r>
               <w:rPr>
@@ -389,7 +389,7 @@
               <w:lang w:val="nl-NL" w:eastAsia="nl-NL"/>
             </w:rPr>
           </w:pPr>
-          <w:hyperlink w:anchor="_Toc226315492" w:history="1">
+          <w:hyperlink w:anchor="_Toc227090426" w:history="1">
             <w:r>
               <w:rPr>
                 <w:rStyle w:val="Hyperlink"/>
@@ -416,7 +416,7 @@
                 <w:noProof/>
                 <w:webHidden/>
               </w:rPr>
-              <w:instrText xml:space="preserve"> PAGEREF _Toc226315492 \h </w:instrText>
+              <w:instrText xml:space="preserve"> PAGEREF _Toc227090426 \h </w:instrText>
             </w:r>
             <w:r>
               <w:rPr>
@@ -462,7 +462,7 @@
               <w:lang w:val="nl-NL" w:eastAsia="nl-NL"/>
             </w:rPr>
           </w:pPr>
-          <w:hyperlink w:anchor="_Toc226315493" w:history="1">
+          <w:hyperlink w:anchor="_Toc227090427" w:history="1">
             <w:r>
               <w:rPr>
                 <w:rStyle w:val="Hyperlink"/>
@@ -489,7 +489,7 @@
                 <w:noProof/>
                 <w:webHidden/>
               </w:rPr>
-              <w:instrText xml:space="preserve"> PAGEREF _Toc226315493 \h </w:instrText>
+              <w:instrText xml:space="preserve"> PAGEREF _Toc227090427 \h </w:instrText>
             </w:r>
             <w:r>
               <w:rPr>
@@ -535,7 +535,7 @@
               <w:lang w:val="nl-NL" w:eastAsia="nl-NL"/>
             </w:rPr>
           </w:pPr>
-          <w:hyperlink w:anchor="_Toc226315494" w:history="1">
+          <w:hyperlink w:anchor="_Toc227090428" w:history="1">
             <w:r>
               <w:rPr>
                 <w:rStyle w:val="Hyperlink"/>
@@ -562,7 +562,7 @@
                 <w:noProof/>
                 <w:webHidden/>
               </w:rPr>
-              <w:instrText xml:space="preserve"> PAGEREF _Toc226315494 \h </w:instrText>
+              <w:instrText xml:space="preserve"> PAGEREF _Toc227090428 \h </w:instrText>
             </w:r>
             <w:r>
               <w:rPr>
@@ -608,7 +608,7 @@
               <w:lang w:val="nl-NL" w:eastAsia="nl-NL"/>
             </w:rPr>
           </w:pPr>
-          <w:hyperlink w:anchor="_Toc226315495" w:history="1">
+          <w:hyperlink w:anchor="_Toc227090429" w:history="1">
             <w:r>
               <w:rPr>
                 <w:rStyle w:val="Hyperlink"/>
@@ -635,7 +635,7 @@
                 <w:noProof/>
                 <w:webHidden/>
               </w:rPr>
-              <w:instrText xml:space="preserve"> PAGEREF _Toc226315495 \h </w:instrText>
+              <w:instrText xml:space="preserve"> PAGEREF _Toc227090429 \h </w:instrText>
             </w:r>
             <w:r>
               <w:rPr>
@@ -681,7 +681,7 @@
               <w:lang w:val="nl-NL" w:eastAsia="nl-NL"/>
             </w:rPr>
           </w:pPr>
-          <w:hyperlink w:anchor="_Toc226315496" w:history="1">
+          <w:hyperlink w:anchor="_Toc227090430" w:history="1">
             <w:r>
               <w:rPr>
                 <w:rStyle w:val="Hyperlink"/>
@@ -708,7 +708,7 @@
                 <w:noProof/>
                 <w:webHidden/>
               </w:rPr>
-              <w:instrText xml:space="preserve"> PAGEREF _Toc226315496 \h </w:instrText>
+              <w:instrText xml:space="preserve"> PAGEREF _Toc227090430 \h </w:instrText>
             </w:r>
             <w:r>
               <w:rPr>
@@ -754,7 +754,7 @@
               <w:lang w:val="nl-NL" w:eastAsia="nl-NL"/>
             </w:rPr>
           </w:pPr>
-          <w:hyperlink w:anchor="_Toc226315497" w:history="1">
+          <w:hyperlink w:anchor="_Toc227090431" w:history="1">
             <w:r>
               <w:rPr>
                 <w:rStyle w:val="Hyperlink"/>
@@ -781,7 +781,7 @@
                 <w:noProof/>
                 <w:webHidden/>
               </w:rPr>
-              <w:instrText xml:space="preserve"> PAGEREF _Toc226315497 \h </w:instrText>
+              <w:instrText xml:space="preserve"> PAGEREF _Toc227090431 \h </w:instrText>
             </w:r>
             <w:r>
               <w:rPr>
@@ -802,6 +802,745 @@
                 <w:webHidden/>
               </w:rPr>
               <w:t>3</w:t>
+            </w:r>
+            <w:r>
+              <w:rPr>
+                <w:noProof/>
+                <w:webHidden/>
+              </w:rPr>
+              <w:fldChar w:fldCharType="end"/>
+            </w:r>
+          </w:hyperlink>
+        </w:p>
+        <w:p>
+          <w:pPr>
+            <w:pStyle w:val="Inhopg1"/>
+            <w:tabs>
+              <w:tab w:val="right" w:leader="dot" w:pos="9016"/>
+            </w:tabs>
+            <w:rPr>
+              <w:rFonts w:eastAsiaTheme="minorEastAsia"/>
+              <w:noProof/>
+              <w:kern w:val="2"/>
+              <w:sz w:val="24"/>
+              <w:szCs w:val="24"/>
+              <w:lang w:val="nl-NL" w:eastAsia="nl-NL"/>
+            </w:rPr>
+          </w:pPr>
+          <w:hyperlink w:anchor="_Toc227090432" w:history="1">
+            <w:r>
+              <w:rPr>
+                <w:rStyle w:val="Hyperlink"/>
+                <w:noProof/>
+              </w:rPr>
+              <w:t>Appendix I: Chatlogs CoPilot</w:t>
+            </w:r>
+            <w:r>
+              <w:rPr>
+                <w:noProof/>
+                <w:webHidden/>
+              </w:rPr>
+              <w:tab/>
+            </w:r>
+            <w:r>
+              <w:rPr>
+                <w:noProof/>
+                <w:webHidden/>
+              </w:rPr>
+              <w:fldChar w:fldCharType="begin"/>
+            </w:r>
+            <w:r>
+              <w:rPr>
+                <w:noProof/>
+                <w:webHidden/>
+              </w:rPr>
+              <w:instrText xml:space="preserve"> PAGEREF _Toc227090432 \h </w:instrText>
+            </w:r>
+            <w:r>
+              <w:rPr>
+                <w:noProof/>
+                <w:webHidden/>
+              </w:rPr>
+            </w:r>
+            <w:r>
+              <w:rPr>
+                <w:noProof/>
+                <w:webHidden/>
+              </w:rPr>
+              <w:fldChar w:fldCharType="separate"/>
+            </w:r>
+            <w:r>
+              <w:rPr>
+                <w:noProof/>
+                <w:webHidden/>
+              </w:rPr>
+              <w:t>4</w:t>
+            </w:r>
+            <w:r>
+              <w:rPr>
+                <w:noProof/>
+                <w:webHidden/>
+              </w:rPr>
+              <w:fldChar w:fldCharType="end"/>
+            </w:r>
+          </w:hyperlink>
+        </w:p>
+        <w:p>
+          <w:pPr>
+            <w:pStyle w:val="Inhopg2"/>
+            <w:tabs>
+              <w:tab w:val="right" w:leader="dot" w:pos="9016"/>
+            </w:tabs>
+            <w:rPr>
+              <w:rFonts w:eastAsiaTheme="minorEastAsia"/>
+              <w:noProof/>
+              <w:kern w:val="2"/>
+              <w:sz w:val="24"/>
+              <w:szCs w:val="24"/>
+              <w:lang w:val="nl-NL" w:eastAsia="nl-NL"/>
+            </w:rPr>
+          </w:pPr>
+          <w:hyperlink w:anchor="_Toc227090433" w:history="1">
+            <w:r>
+              <w:rPr>
+                <w:rStyle w:val="Hyperlink"/>
+                <w:noProof/>
+                <w:lang w:val="nl-NL"/>
+              </w:rPr>
+              <w:t>14-04-2026 Setting up basic framework</w:t>
+            </w:r>
+            <w:r>
+              <w:rPr>
+                <w:noProof/>
+                <w:webHidden/>
+              </w:rPr>
+              <w:tab/>
+            </w:r>
+            <w:r>
+              <w:rPr>
+                <w:noProof/>
+                <w:webHidden/>
+              </w:rPr>
+              <w:fldChar w:fldCharType="begin"/>
+            </w:r>
+            <w:r>
+              <w:rPr>
+                <w:noProof/>
+                <w:webHidden/>
+              </w:rPr>
+              <w:instrText xml:space="preserve"> PAGEREF _Toc227090433 \h </w:instrText>
+            </w:r>
+            <w:r>
+              <w:rPr>
+                <w:noProof/>
+                <w:webHidden/>
+              </w:rPr>
+            </w:r>
+            <w:r>
+              <w:rPr>
+                <w:noProof/>
+                <w:webHidden/>
+              </w:rPr>
+              <w:fldChar w:fldCharType="separate"/>
+            </w:r>
+            <w:r>
+              <w:rPr>
+                <w:noProof/>
+                <w:webHidden/>
+              </w:rPr>
+              <w:t>4</w:t>
+            </w:r>
+            <w:r>
+              <w:rPr>
+                <w:noProof/>
+                <w:webHidden/>
+              </w:rPr>
+              <w:fldChar w:fldCharType="end"/>
+            </w:r>
+          </w:hyperlink>
+        </w:p>
+        <w:p>
+          <w:pPr>
+            <w:pStyle w:val="Inhopg3"/>
+            <w:tabs>
+              <w:tab w:val="right" w:leader="dot" w:pos="9016"/>
+            </w:tabs>
+            <w:rPr>
+              <w:rFonts w:eastAsiaTheme="minorEastAsia"/>
+              <w:noProof/>
+              <w:kern w:val="2"/>
+              <w:sz w:val="24"/>
+              <w:szCs w:val="24"/>
+              <w:lang w:val="nl-NL" w:eastAsia="nl-NL"/>
+            </w:rPr>
+          </w:pPr>
+          <w:hyperlink w:anchor="_Toc227090434" w:history="1">
+            <w:r>
+              <w:rPr>
+                <w:rStyle w:val="Hyperlink"/>
+                <w:noProof/>
+                <w:lang w:val="nl-NL"/>
+              </w:rPr>
+              <w:t>Project structure</w:t>
+            </w:r>
+            <w:r>
+              <w:rPr>
+                <w:noProof/>
+                <w:webHidden/>
+              </w:rPr>
+              <w:tab/>
+            </w:r>
+            <w:r>
+              <w:rPr>
+                <w:noProof/>
+                <w:webHidden/>
+              </w:rPr>
+              <w:fldChar w:fldCharType="begin"/>
+            </w:r>
+            <w:r>
+              <w:rPr>
+                <w:noProof/>
+                <w:webHidden/>
+              </w:rPr>
+              <w:instrText xml:space="preserve"> PAGEREF _Toc227090434 \h </w:instrText>
+            </w:r>
+            <w:r>
+              <w:rPr>
+                <w:noProof/>
+                <w:webHidden/>
+              </w:rPr>
+            </w:r>
+            <w:r>
+              <w:rPr>
+                <w:noProof/>
+                <w:webHidden/>
+              </w:rPr>
+              <w:fldChar w:fldCharType="separate"/>
+            </w:r>
+            <w:r>
+              <w:rPr>
+                <w:noProof/>
+                <w:webHidden/>
+              </w:rPr>
+              <w:t>7</w:t>
+            </w:r>
+            <w:r>
+              <w:rPr>
+                <w:noProof/>
+                <w:webHidden/>
+              </w:rPr>
+              <w:fldChar w:fldCharType="end"/>
+            </w:r>
+          </w:hyperlink>
+        </w:p>
+        <w:p>
+          <w:pPr>
+            <w:pStyle w:val="Inhopg3"/>
+            <w:tabs>
+              <w:tab w:val="right" w:leader="dot" w:pos="9016"/>
+            </w:tabs>
+            <w:rPr>
+              <w:rFonts w:eastAsiaTheme="minorEastAsia"/>
+              <w:noProof/>
+              <w:kern w:val="2"/>
+              <w:sz w:val="24"/>
+              <w:szCs w:val="24"/>
+              <w:lang w:val="nl-NL" w:eastAsia="nl-NL"/>
+            </w:rPr>
+          </w:pPr>
+          <w:hyperlink w:anchor="_Toc227090435" w:history="1">
+            <w:r>
+              <w:rPr>
+                <w:rStyle w:val="Hyperlink"/>
+                <w:noProof/>
+                <w:lang w:val="nl-NL"/>
+              </w:rPr>
+              <w:t>Key decisions</w:t>
+            </w:r>
+            <w:r>
+              <w:rPr>
+                <w:noProof/>
+                <w:webHidden/>
+              </w:rPr>
+              <w:tab/>
+            </w:r>
+            <w:r>
+              <w:rPr>
+                <w:noProof/>
+                <w:webHidden/>
+              </w:rPr>
+              <w:fldChar w:fldCharType="begin"/>
+            </w:r>
+            <w:r>
+              <w:rPr>
+                <w:noProof/>
+                <w:webHidden/>
+              </w:rPr>
+              <w:instrText xml:space="preserve"> PAGEREF _Toc227090435 \h </w:instrText>
+            </w:r>
+            <w:r>
+              <w:rPr>
+                <w:noProof/>
+                <w:webHidden/>
+              </w:rPr>
+            </w:r>
+            <w:r>
+              <w:rPr>
+                <w:noProof/>
+                <w:webHidden/>
+              </w:rPr>
+              <w:fldChar w:fldCharType="separate"/>
+            </w:r>
+            <w:r>
+              <w:rPr>
+                <w:noProof/>
+                <w:webHidden/>
+              </w:rPr>
+              <w:t>7</w:t>
+            </w:r>
+            <w:r>
+              <w:rPr>
+                <w:noProof/>
+                <w:webHidden/>
+              </w:rPr>
+              <w:fldChar w:fldCharType="end"/>
+            </w:r>
+          </w:hyperlink>
+        </w:p>
+        <w:p>
+          <w:pPr>
+            <w:pStyle w:val="Inhopg3"/>
+            <w:tabs>
+              <w:tab w:val="right" w:leader="dot" w:pos="9016"/>
+            </w:tabs>
+            <w:rPr>
+              <w:rFonts w:eastAsiaTheme="minorEastAsia"/>
+              <w:noProof/>
+              <w:kern w:val="2"/>
+              <w:sz w:val="24"/>
+              <w:szCs w:val="24"/>
+              <w:lang w:val="nl-NL" w:eastAsia="nl-NL"/>
+            </w:rPr>
+          </w:pPr>
+          <w:hyperlink w:anchor="_Toc227090436" w:history="1">
+            <w:r>
+              <w:rPr>
+                <w:rStyle w:val="Hyperlink"/>
+                <w:noProof/>
+                <w:lang w:val="nl-NL"/>
+              </w:rPr>
+              <w:t>How this app is structured</w:t>
+            </w:r>
+            <w:r>
+              <w:rPr>
+                <w:noProof/>
+                <w:webHidden/>
+              </w:rPr>
+              <w:tab/>
+            </w:r>
+            <w:r>
+              <w:rPr>
+                <w:noProof/>
+                <w:webHidden/>
+              </w:rPr>
+              <w:fldChar w:fldCharType="begin"/>
+            </w:r>
+            <w:r>
+              <w:rPr>
+                <w:noProof/>
+                <w:webHidden/>
+              </w:rPr>
+              <w:instrText xml:space="preserve"> PAGEREF _Toc227090436 \h </w:instrText>
+            </w:r>
+            <w:r>
+              <w:rPr>
+                <w:noProof/>
+                <w:webHidden/>
+              </w:rPr>
+            </w:r>
+            <w:r>
+              <w:rPr>
+                <w:noProof/>
+                <w:webHidden/>
+              </w:rPr>
+              <w:fldChar w:fldCharType="separate"/>
+            </w:r>
+            <w:r>
+              <w:rPr>
+                <w:noProof/>
+                <w:webHidden/>
+              </w:rPr>
+              <w:t>8</w:t>
+            </w:r>
+            <w:r>
+              <w:rPr>
+                <w:noProof/>
+                <w:webHidden/>
+              </w:rPr>
+              <w:fldChar w:fldCharType="end"/>
+            </w:r>
+          </w:hyperlink>
+        </w:p>
+        <w:p>
+          <w:pPr>
+            <w:pStyle w:val="Inhopg3"/>
+            <w:tabs>
+              <w:tab w:val="right" w:leader="dot" w:pos="9016"/>
+            </w:tabs>
+            <w:rPr>
+              <w:rFonts w:eastAsiaTheme="minorEastAsia"/>
+              <w:noProof/>
+              <w:kern w:val="2"/>
+              <w:sz w:val="24"/>
+              <w:szCs w:val="24"/>
+              <w:lang w:val="nl-NL" w:eastAsia="nl-NL"/>
+            </w:rPr>
+          </w:pPr>
+          <w:hyperlink w:anchor="_Toc227090437" w:history="1">
+            <w:r>
+              <w:rPr>
+                <w:rStyle w:val="Hyperlink"/>
+                <w:noProof/>
+                <w:lang w:val="nl-NL"/>
+              </w:rPr>
+              <w:t>Folder-by-folder breakdown</w:t>
+            </w:r>
+            <w:r>
+              <w:rPr>
+                <w:noProof/>
+                <w:webHidden/>
+              </w:rPr>
+              <w:tab/>
+            </w:r>
+            <w:r>
+              <w:rPr>
+                <w:noProof/>
+                <w:webHidden/>
+              </w:rPr>
+              <w:fldChar w:fldCharType="begin"/>
+            </w:r>
+            <w:r>
+              <w:rPr>
+                <w:noProof/>
+                <w:webHidden/>
+              </w:rPr>
+              <w:instrText xml:space="preserve"> PAGEREF _Toc227090437 \h </w:instrText>
+            </w:r>
+            <w:r>
+              <w:rPr>
+                <w:noProof/>
+                <w:webHidden/>
+              </w:rPr>
+            </w:r>
+            <w:r>
+              <w:rPr>
+                <w:noProof/>
+                <w:webHidden/>
+              </w:rPr>
+              <w:fldChar w:fldCharType="separate"/>
+            </w:r>
+            <w:r>
+              <w:rPr>
+                <w:noProof/>
+                <w:webHidden/>
+              </w:rPr>
+              <w:t>8</w:t>
+            </w:r>
+            <w:r>
+              <w:rPr>
+                <w:noProof/>
+                <w:webHidden/>
+              </w:rPr>
+              <w:fldChar w:fldCharType="end"/>
+            </w:r>
+          </w:hyperlink>
+        </w:p>
+        <w:p>
+          <w:pPr>
+            <w:pStyle w:val="Inhopg3"/>
+            <w:tabs>
+              <w:tab w:val="right" w:leader="dot" w:pos="9016"/>
+            </w:tabs>
+            <w:rPr>
+              <w:rFonts w:eastAsiaTheme="minorEastAsia"/>
+              <w:noProof/>
+              <w:kern w:val="2"/>
+              <w:sz w:val="24"/>
+              <w:szCs w:val="24"/>
+              <w:lang w:val="nl-NL" w:eastAsia="nl-NL"/>
+            </w:rPr>
+          </w:pPr>
+          <w:hyperlink w:anchor="_Toc227090438" w:history="1">
+            <w:r>
+              <w:rPr>
+                <w:rStyle w:val="Hyperlink"/>
+                <w:noProof/>
+                <w:lang w:val="nl-NL"/>
+              </w:rPr>
+              <w:t>TypeScript vs JavaScript</w:t>
+            </w:r>
+            <w:r>
+              <w:rPr>
+                <w:noProof/>
+                <w:webHidden/>
+              </w:rPr>
+              <w:tab/>
+            </w:r>
+            <w:r>
+              <w:rPr>
+                <w:noProof/>
+                <w:webHidden/>
+              </w:rPr>
+              <w:fldChar w:fldCharType="begin"/>
+            </w:r>
+            <w:r>
+              <w:rPr>
+                <w:noProof/>
+                <w:webHidden/>
+              </w:rPr>
+              <w:instrText xml:space="preserve"> PAGEREF _Toc227090438 \h </w:instrText>
+            </w:r>
+            <w:r>
+              <w:rPr>
+                <w:noProof/>
+                <w:webHidden/>
+              </w:rPr>
+            </w:r>
+            <w:r>
+              <w:rPr>
+                <w:noProof/>
+                <w:webHidden/>
+              </w:rPr>
+              <w:fldChar w:fldCharType="separate"/>
+            </w:r>
+            <w:r>
+              <w:rPr>
+                <w:noProof/>
+                <w:webHidden/>
+              </w:rPr>
+              <w:t>9</w:t>
+            </w:r>
+            <w:r>
+              <w:rPr>
+                <w:noProof/>
+                <w:webHidden/>
+              </w:rPr>
+              <w:fldChar w:fldCharType="end"/>
+            </w:r>
+          </w:hyperlink>
+        </w:p>
+        <w:p>
+          <w:pPr>
+            <w:pStyle w:val="Inhopg3"/>
+            <w:tabs>
+              <w:tab w:val="right" w:leader="dot" w:pos="9016"/>
+            </w:tabs>
+            <w:rPr>
+              <w:rFonts w:eastAsiaTheme="minorEastAsia"/>
+              <w:noProof/>
+              <w:kern w:val="2"/>
+              <w:sz w:val="24"/>
+              <w:szCs w:val="24"/>
+              <w:lang w:val="nl-NL" w:eastAsia="nl-NL"/>
+            </w:rPr>
+          </w:pPr>
+          <w:hyperlink w:anchor="_Toc227090439" w:history="1">
+            <w:r>
+              <w:rPr>
+                <w:rStyle w:val="Hyperlink"/>
+                <w:noProof/>
+                <w:lang w:val="nl-NL"/>
+              </w:rPr>
+              <w:t>How data flows — a full example (Import)</w:t>
+            </w:r>
+            <w:r>
+              <w:rPr>
+                <w:noProof/>
+                <w:webHidden/>
+              </w:rPr>
+              <w:tab/>
+            </w:r>
+            <w:r>
+              <w:rPr>
+                <w:noProof/>
+                <w:webHidden/>
+              </w:rPr>
+              <w:fldChar w:fldCharType="begin"/>
+            </w:r>
+            <w:r>
+              <w:rPr>
+                <w:noProof/>
+                <w:webHidden/>
+              </w:rPr>
+              <w:instrText xml:space="preserve"> PAGEREF _Toc227090439 \h </w:instrText>
+            </w:r>
+            <w:r>
+              <w:rPr>
+                <w:noProof/>
+                <w:webHidden/>
+              </w:rPr>
+            </w:r>
+            <w:r>
+              <w:rPr>
+                <w:noProof/>
+                <w:webHidden/>
+              </w:rPr>
+              <w:fldChar w:fldCharType="separate"/>
+            </w:r>
+            <w:r>
+              <w:rPr>
+                <w:noProof/>
+                <w:webHidden/>
+              </w:rPr>
+              <w:t>9</w:t>
+            </w:r>
+            <w:r>
+              <w:rPr>
+                <w:noProof/>
+                <w:webHidden/>
+              </w:rPr>
+              <w:fldChar w:fldCharType="end"/>
+            </w:r>
+          </w:hyperlink>
+        </w:p>
+        <w:p>
+          <w:pPr>
+            <w:pStyle w:val="Inhopg3"/>
+            <w:tabs>
+              <w:tab w:val="right" w:leader="dot" w:pos="9016"/>
+            </w:tabs>
+            <w:rPr>
+              <w:rFonts w:eastAsiaTheme="minorEastAsia"/>
+              <w:noProof/>
+              <w:kern w:val="2"/>
+              <w:sz w:val="24"/>
+              <w:szCs w:val="24"/>
+              <w:lang w:val="nl-NL" w:eastAsia="nl-NL"/>
+            </w:rPr>
+          </w:pPr>
+          <w:hyperlink w:anchor="_Toc227090440" w:history="1">
+            <w:r>
+              <w:rPr>
+                <w:rStyle w:val="Hyperlink"/>
+                <w:noProof/>
+                <w:lang w:val="nl-NL"/>
+              </w:rPr>
+              <w:t>How to make a change — practical examples</w:t>
+            </w:r>
+            <w:r>
+              <w:rPr>
+                <w:noProof/>
+                <w:webHidden/>
+              </w:rPr>
+              <w:tab/>
+            </w:r>
+            <w:r>
+              <w:rPr>
+                <w:noProof/>
+                <w:webHidden/>
+              </w:rPr>
+              <w:fldChar w:fldCharType="begin"/>
+            </w:r>
+            <w:r>
+              <w:rPr>
+                <w:noProof/>
+                <w:webHidden/>
+              </w:rPr>
+              <w:instrText xml:space="preserve"> PAGEREF _Toc227090440 \h </w:instrText>
+            </w:r>
+            <w:r>
+              <w:rPr>
+                <w:noProof/>
+                <w:webHidden/>
+              </w:rPr>
+            </w:r>
+            <w:r>
+              <w:rPr>
+                <w:noProof/>
+                <w:webHidden/>
+              </w:rPr>
+              <w:fldChar w:fldCharType="separate"/>
+            </w:r>
+            <w:r>
+              <w:rPr>
+                <w:noProof/>
+                <w:webHidden/>
+              </w:rPr>
+              <w:t>10</w:t>
+            </w:r>
+            <w:r>
+              <w:rPr>
+                <w:noProof/>
+                <w:webHidden/>
+              </w:rPr>
+              <w:fldChar w:fldCharType="end"/>
+            </w:r>
+          </w:hyperlink>
+        </w:p>
+        <w:p>
+          <w:pPr>
+            <w:pStyle w:val="Inhopg3"/>
+            <w:tabs>
+              <w:tab w:val="right" w:leader="dot" w:pos="9016"/>
+            </w:tabs>
+            <w:rPr>
+              <w:rFonts w:eastAsiaTheme="minorEastAsia"/>
+              <w:noProof/>
+              <w:kern w:val="2"/>
+              <w:sz w:val="24"/>
+              <w:szCs w:val="24"/>
+              <w:lang w:val="nl-NL" w:eastAsia="nl-NL"/>
+            </w:rPr>
+          </w:pPr>
+          <w:hyperlink w:anchor="_Toc227090441" w:history="1">
+            <w:r>
+              <w:rPr>
+                <w:rStyle w:val="Hyperlink"/>
+                <w:noProof/>
+                <w:lang w:val="nl-NL"/>
+              </w:rPr>
+              <w:t>Running the app</w:t>
+            </w:r>
+            <w:r>
+              <w:rPr>
+                <w:noProof/>
+                <w:webHidden/>
+              </w:rPr>
+              <w:tab/>
+            </w:r>
+            <w:r>
+              <w:rPr>
+                <w:noProof/>
+                <w:webHidden/>
+              </w:rPr>
+              <w:fldChar w:fldCharType="begin"/>
+            </w:r>
+            <w:r>
+              <w:rPr>
+                <w:noProof/>
+                <w:webHidden/>
+              </w:rPr>
+              <w:instrText xml:space="preserve"> PAGEREF _Toc227090441 \h </w:instrText>
+            </w:r>
+            <w:r>
+              <w:rPr>
+                <w:noProof/>
+                <w:webHidden/>
+              </w:rPr>
+            </w:r>
+            <w:r>
+              <w:rPr>
+                <w:noProof/>
+                <w:webHidden/>
+              </w:rPr>
+              <w:fldChar w:fldCharType="separate"/>
+            </w:r>
+            <w:r>
+              <w:rPr>
+                <w:noProof/>
+                <w:webHidden/>
+              </w:rPr>
+              <w:t>10</w:t>
             </w:r>
             <w:r>
               <w:rPr>
@@ -840,7 +1579,7 @@
       <w:pPr>
         <w:pStyle w:val="Kop1"/>
       </w:pPr>
-      <w:bookmarkStart w:id="0" w:name="_Toc226315491"/>
+      <w:bookmarkStart w:id="0" w:name="_Toc227090425"/>
       <w:r>
         <w:lastRenderedPageBreak/>
         <w:t>Introduction</w:t>
@@ -851,17 +1590,28 @@
       <w:pPr>
         <w:pStyle w:val="Kop1"/>
       </w:pPr>
-      <w:bookmarkStart w:id="1" w:name="_Toc226315492"/>
+      <w:bookmarkStart w:id="1" w:name="_Toc227090426"/>
       <w:r>
         <w:t>Used Frameworks</w:t>
       </w:r>
       <w:bookmarkEnd w:id="1"/>
     </w:p>
     <w:p>
+      <w:r>
+        <w:t>*AI Helped me setup the basics and asked to explain it to me afterwards</w:t>
+      </w:r>
+      <w:r>
+        <w:t>, see appendix for full log</w:t>
+      </w:r>
+      <w:r>
+        <w:t xml:space="preserve">. </w:t>
+      </w:r>
+    </w:p>
+    <w:p>
       <w:pPr>
         <w:pStyle w:val="Kop1"/>
       </w:pPr>
-      <w:bookmarkStart w:id="2" w:name="_Toc226315493"/>
+      <w:bookmarkStart w:id="2" w:name="_Toc227090427"/>
       <w:r>
         <w:t>System Architecture Overview</w:t>
       </w:r>
@@ -871,7 +1621,7 @@
       <w:pPr>
         <w:pStyle w:val="Kop2"/>
       </w:pPr>
-      <w:bookmarkStart w:id="3" w:name="_Toc226315494"/>
+      <w:bookmarkStart w:id="3" w:name="_Toc227090428"/>
       <w:r>
         <w:t>Component Diagram</w:t>
       </w:r>
@@ -925,7 +1675,7 @@
       <w:pPr>
         <w:pStyle w:val="Kop2"/>
       </w:pPr>
-      <w:bookmarkStart w:id="4" w:name="_Toc226315495"/>
+      <w:bookmarkStart w:id="4" w:name="_Toc227090429"/>
       <w:r>
         <w:t>Class diagram</w:t>
       </w:r>
@@ -947,7 +1697,7 @@
       <w:pPr>
         <w:pStyle w:val="Kop1"/>
       </w:pPr>
-      <w:bookmarkStart w:id="5" w:name="_Toc226315496"/>
+      <w:bookmarkStart w:id="5" w:name="_Toc227090430"/>
       <w:r>
         <w:t>Interface design</w:t>
       </w:r>
@@ -1010,7 +1760,7 @@
         <w:br w:type="page"/>
       </w:r>
     </w:p>
-    <w:bookmarkStart w:id="6" w:name="_Toc226315497" w:displacedByCustomXml="next"/>
+    <w:bookmarkStart w:id="6" w:name="_Toc227090431" w:displacedByCustomXml="next"/>
     <w:sdt>
       <w:sdtPr>
         <w:rPr>
@@ -1303,14 +2053,2470 @@
         </w:sdt>
       </w:sdtContent>
     </w:sdt>
-    <w:p/>
+    <w:p>
+      <w:r>
+        <w:br w:type="page"/>
+      </w:r>
+    </w:p>
+    <w:p>
+      <w:pPr>
+        <w:pStyle w:val="Kop1"/>
+      </w:pPr>
+      <w:bookmarkStart w:id="7" w:name="_Toc227090432"/>
+      <w:r>
+        <w:lastRenderedPageBreak/>
+        <w:t>Appendix I: Chatlog</w:t>
+      </w:r>
+      <w:r>
+        <w:t>s</w:t>
+      </w:r>
+      <w:r>
+        <w:t xml:space="preserve"> CoPilot</w:t>
+      </w:r>
+      <w:bookmarkEnd w:id="7"/>
+    </w:p>
+    <w:p>
+      <w:pPr>
+        <w:pStyle w:val="Kop2"/>
+        <w:rPr>
+          <w:lang w:val="nl-NL"/>
+        </w:rPr>
+      </w:pPr>
+      <w:bookmarkStart w:id="8" w:name="_Toc227090433"/>
+      <w:r>
+        <w:rPr>
+          <w:lang w:val="nl-NL"/>
+        </w:rPr>
+        <w:t>14-04-2026 Setting up basic framework</w:t>
+      </w:r>
+      <w:bookmarkEnd w:id="8"/>
+    </w:p>
+    <w:p>
+      <w:pPr>
+        <w:rPr>
+          <w:u w:val="single"/>
+          <w:lang w:val="nl-NL"/>
+        </w:rPr>
+      </w:pPr>
+      <w:r>
+        <w:rPr>
+          <w:b/>
+          <w:bCs/>
+          <w:u w:val="single"/>
+          <w:lang w:val="nl-NL"/>
+        </w:rPr>
+        <w:t>User:</w:t>
+      </w:r>
+      <w:r>
+        <w:rPr>
+          <w:u w:val="single"/>
+          <w:lang w:val="nl-NL"/>
+        </w:rPr>
+        <w:t xml:space="preserve"> Create a basic structure for the webapplication using Next.js + D3.Js. Data will be handled via excel and json.</w:t>
+      </w:r>
+    </w:p>
+    <w:p>
+      <w:pPr>
+        <w:rPr>
+          <w:lang w:val="nl-NL"/>
+        </w:rPr>
+      </w:pPr>
+      <w:r>
+        <w:rPr>
+          <w:b/>
+          <w:bCs/>
+          <w:lang w:val="nl-NL"/>
+        </w:rPr>
+        <w:t>GitHub Copilot:</w:t>
+      </w:r>
+      <w:r>
+        <w:rPr>
+          <w:lang w:val="nl-NL"/>
+        </w:rPr>
+        <w:t xml:space="preserve"> Created 8 todos</w:t>
+      </w:r>
+    </w:p>
+    <w:p>
+      <w:pPr>
+        <w:pStyle w:val="Lijstalinea"/>
+        <w:numPr>
+          <w:ilvl w:val="0"/>
+          <w:numId w:val="4"/>
+        </w:numPr>
+      </w:pPr>
+      <w:r>
+        <w:t>Starting: Init Next.js project with TypeScript (1/8)</w:t>
+      </w:r>
+    </w:p>
+    <w:p>
+      <w:pPr>
+        <w:pStyle w:val="Lijstalinea"/>
+        <w:numPr>
+          <w:ilvl w:val="0"/>
+          <w:numId w:val="4"/>
+        </w:numPr>
+      </w:pPr>
+      <w:r>
+        <w:t>Starting: Install D3.js and SheetJS dependencies (2/8)</w:t>
+      </w:r>
+    </w:p>
+    <w:p>
+      <w:pPr>
+        <w:pStyle w:val="Lijstalinea"/>
+        <w:numPr>
+          <w:ilvl w:val="1"/>
+          <w:numId w:val="4"/>
+        </w:numPr>
+      </w:pPr>
+      <w:r>
+        <w:rPr>
+          <w:i/>
+          <w:iCs/>
+          <w:lang w:val="nl-NL"/>
+        </w:rPr>
+        <w:t xml:space="preserve">The xlsx (SheetJS community) package has unpatched Prototype Pollution and ReDoS vulnerabilities. Replacing it with exceljs, which is actively maintained and has no known critical issues. </w:t>
+      </w:r>
+    </w:p>
+    <w:p>
+      <w:r>
+        <w:rPr>
+          <w:lang w:val="nl-NL"/>
+        </w:rPr>
+        <w:t xml:space="preserve">Good — 0 vulnerabilities. Now let me build the project structure. </w:t>
+      </w:r>
+    </w:p>
+    <w:p>
+      <w:pPr>
+        <w:pStyle w:val="Lijstalinea"/>
+        <w:numPr>
+          <w:ilvl w:val="0"/>
+          <w:numId w:val="4"/>
+        </w:numPr>
+      </w:pPr>
+      <w:r>
+        <w:rPr>
+          <w:lang w:val="nl-NL"/>
+        </w:rPr>
+        <w:t xml:space="preserve">Starting: </w:t>
+      </w:r>
+      <w:r>
+        <w:rPr>
+          <w:i/>
+          <w:iCs/>
+          <w:lang w:val="nl-NL"/>
+        </w:rPr>
+        <w:t>Create app layout and global styles</w:t>
+      </w:r>
+      <w:r>
+        <w:rPr>
+          <w:lang w:val="nl-NL"/>
+        </w:rPr>
+        <w:t xml:space="preserve"> (3/8)</w:t>
+      </w:r>
+    </w:p>
+    <w:p>
+      <w:pPr>
+        <w:pStyle w:val="Lijstalinea"/>
+        <w:numPr>
+          <w:ilvl w:val="0"/>
+          <w:numId w:val="4"/>
+        </w:numPr>
+      </w:pPr>
+      <w:r>
+        <w:rPr>
+          <w:lang w:val="nl-NL"/>
+        </w:rPr>
+        <w:t xml:space="preserve">Starting: </w:t>
+      </w:r>
+      <w:r>
+        <w:rPr>
+          <w:i/>
+          <w:iCs/>
+          <w:lang w:val="nl-NL"/>
+        </w:rPr>
+        <w:t>Create NavBar component</w:t>
+      </w:r>
+      <w:r>
+        <w:rPr>
+          <w:lang w:val="nl-NL"/>
+        </w:rPr>
+        <w:t xml:space="preserve"> (4/8)</w:t>
+      </w:r>
+    </w:p>
+    <w:p>
+      <w:pPr>
+        <w:pStyle w:val="Lijstalinea"/>
+        <w:numPr>
+          <w:ilvl w:val="0"/>
+          <w:numId w:val="4"/>
+        </w:numPr>
+      </w:pPr>
+      <w:r>
+        <w:rPr>
+          <w:lang w:val="nl-NL"/>
+        </w:rPr>
+        <w:t xml:space="preserve">Starting: </w:t>
+      </w:r>
+      <w:r>
+        <w:rPr>
+          <w:i/>
+          <w:iCs/>
+          <w:lang w:val="nl-NL"/>
+        </w:rPr>
+        <w:t>Create home page</w:t>
+      </w:r>
+      <w:r>
+        <w:rPr>
+          <w:lang w:val="nl-NL"/>
+        </w:rPr>
+        <w:t xml:space="preserve"> (5/8)</w:t>
+      </w:r>
+    </w:p>
+    <w:p>
+      <w:pPr>
+        <w:pStyle w:val="Lijstalinea"/>
+        <w:numPr>
+          <w:ilvl w:val="0"/>
+          <w:numId w:val="4"/>
+        </w:numPr>
+      </w:pPr>
+      <w:r>
+        <w:rPr>
+          <w:lang w:val="nl-NL"/>
+        </w:rPr>
+        <w:t xml:space="preserve">Starting: </w:t>
+      </w:r>
+      <w:r>
+        <w:rPr>
+          <w:i/>
+          <w:iCs/>
+          <w:lang w:val="nl-NL"/>
+        </w:rPr>
+        <w:t>Create import/export pages and API routes</w:t>
+      </w:r>
+      <w:r>
+        <w:rPr>
+          <w:lang w:val="nl-NL"/>
+        </w:rPr>
+        <w:t xml:space="preserve"> (6/8)</w:t>
+      </w:r>
+    </w:p>
+    <w:p>
+      <w:r>
+        <w:rPr>
+          <w:lang w:val="nl-NL"/>
+        </w:rPr>
+        <w:t xml:space="preserve">All dirs exist. Now create all the files: </w:t>
+      </w:r>
+    </w:p>
+    <w:p>
+      <w:pPr>
+        <w:pStyle w:val="Lijstalinea"/>
+        <w:numPr>
+          <w:ilvl w:val="0"/>
+          <w:numId w:val="4"/>
+        </w:numPr>
+      </w:pPr>
+      <w:r>
+        <w:rPr>
+          <w:lang w:val="nl-NL"/>
+        </w:rPr>
+        <w:t xml:space="preserve">Starting: </w:t>
+      </w:r>
+      <w:r>
+        <w:rPr>
+          <w:i/>
+          <w:iCs/>
+          <w:lang w:val="nl-NL"/>
+        </w:rPr>
+        <w:t>Create D3 visualisation page and component</w:t>
+      </w:r>
+      <w:r>
+        <w:rPr>
+          <w:lang w:val="nl-NL"/>
+        </w:rPr>
+        <w:t xml:space="preserve"> (7/8)</w:t>
+      </w:r>
+    </w:p>
+    <w:p>
+      <w:pPr>
+        <w:pStyle w:val="Lijstalinea"/>
+        <w:numPr>
+          <w:ilvl w:val="0"/>
+          <w:numId w:val="4"/>
+        </w:numPr>
+      </w:pPr>
+      <w:r>
+        <w:rPr>
+          <w:lang w:val="nl-NL"/>
+        </w:rPr>
+        <w:t xml:space="preserve">Starting: </w:t>
+      </w:r>
+      <w:r>
+        <w:rPr>
+          <w:i/>
+          <w:iCs/>
+          <w:lang w:val="nl-NL"/>
+        </w:rPr>
+        <w:t>Create data management page</w:t>
+      </w:r>
+      <w:r>
+        <w:rPr>
+          <w:lang w:val="nl-NL"/>
+        </w:rPr>
+        <w:t xml:space="preserve"> (8/8)</w:t>
+      </w:r>
+    </w:p>
+    <w:p>
+      <w:r>
+        <w:rPr>
+          <w:lang w:val="nl-NL"/>
+        </w:rPr>
+        <w:t xml:space="preserve">Now verify the build has no TypeScript errors:  </w:t>
+      </w:r>
+    </w:p>
+    <w:p>
+      <w:pPr>
+        <w:pStyle w:val="Lijstalinea"/>
+        <w:numPr>
+          <w:ilvl w:val="0"/>
+          <w:numId w:val="4"/>
+        </w:numPr>
+      </w:pPr>
+      <w:r>
+        <w:rPr>
+          <w:lang w:val="nl-NL"/>
+        </w:rPr>
+        <w:t xml:space="preserve">No errors. Start the dev server: </w:t>
+      </w:r>
+    </w:p>
+    <w:p>
+      <w:pPr>
+        <w:pStyle w:val="Lijstalinea"/>
+        <w:numPr>
+          <w:ilvl w:val="0"/>
+          <w:numId w:val="4"/>
+        </w:numPr>
+      </w:pPr>
+      <w:r>
+        <w:rPr>
+          <w:lang w:val="nl-NL"/>
+        </w:rPr>
+        <w:t>Checked terminal output</w:t>
+      </w:r>
+    </w:p>
+    <w:p>
+      <w:pPr>
+        <w:pStyle w:val="Lijstalinea"/>
+        <w:numPr>
+          <w:ilvl w:val="0"/>
+          <w:numId w:val="4"/>
+        </w:numPr>
+      </w:pPr>
+      <w:r>
+        <w:rPr>
+          <w:lang w:val="nl-NL"/>
+        </w:rPr>
+        <w:t xml:space="preserve">Completed: </w:t>
+      </w:r>
+      <w:r>
+        <w:rPr>
+          <w:i/>
+          <w:iCs/>
+          <w:lang w:val="nl-NL"/>
+        </w:rPr>
+        <w:t>Create data management page</w:t>
+      </w:r>
+      <w:r>
+        <w:rPr>
+          <w:lang w:val="nl-NL"/>
+        </w:rPr>
+        <w:t xml:space="preserve"> (8/8)</w:t>
+      </w:r>
+    </w:p>
+    <w:p>
+      <w:pPr>
+        <w:rPr>
+          <w:lang w:val="nl-NL"/>
+        </w:rPr>
+      </w:pPr>
+      <w:r>
+        <w:rPr>
+          <w:lang w:val="nl-NL"/>
+        </w:rPr>
+        <w:t xml:space="preserve">Dev server is running at </w:t>
+      </w:r>
+      <w:r>
+        <w:rPr>
+          <w:b/>
+          <w:bCs/>
+          <w:lang w:val="nl-NL"/>
+        </w:rPr>
+        <w:t>http://localhost:3000</w:t>
+      </w:r>
+      <w:r>
+        <w:rPr>
+          <w:lang w:val="nl-NL"/>
+        </w:rPr>
+        <w:t>. Here's what was built:</w:t>
+      </w:r>
+    </w:p>
+    <w:p>
+      <w:pPr>
+        <w:pStyle w:val="Kop3"/>
+        <w:rPr>
+          <w:lang w:val="nl-NL"/>
+        </w:rPr>
+      </w:pPr>
+      <w:bookmarkStart w:id="9" w:name="_Toc227090434"/>
+      <w:r>
+        <w:rPr>
+          <w:lang w:val="nl-NL"/>
+        </w:rPr>
+        <w:lastRenderedPageBreak/>
+        <w:t>Project structure</w:t>
+      </w:r>
+      <w:bookmarkEnd w:id="9"/>
+    </w:p>
+    <w:p>
+      <w:pPr>
+        <w:rPr>
+          <w:lang w:val="nl-NL"/>
+        </w:rPr>
+      </w:pPr>
+      <w:r>
+        <w:rPr>
+          <w:lang w:val="nl-NL"/>
+        </w:rPr>
+        <w:drawing>
+          <wp:inline distT="0" distB="0" distL="0" distR="0" wp14:anchorId="0C4534BB" wp14:editId="73D4A1F3">
+            <wp:extent cx="5731510" cy="3740785"/>
+            <wp:effectExtent l="0" t="0" r="2540" b="0"/>
+            <wp:docPr id="35345562" name="Afbeelding 1"/>
+            <wp:cNvGraphicFramePr>
+              <a:graphicFrameLocks xmlns:a="http://schemas.openxmlformats.org/drawingml/2006/main" noChangeAspect="1"/>
+            </wp:cNvGraphicFramePr>
+            <a:graphic xmlns:a="http://schemas.openxmlformats.org/drawingml/2006/main">
+              <a:graphicData uri="http://schemas.openxmlformats.org/drawingml/2006/picture">
+                <pic:pic xmlns:pic="http://schemas.openxmlformats.org/drawingml/2006/picture">
+                  <pic:nvPicPr>
+                    <pic:cNvPr id="35345562" name=""/>
+                    <pic:cNvPicPr/>
+                  </pic:nvPicPr>
+                  <pic:blipFill>
+                    <a:blip r:embed="rId10"/>
+                    <a:stretch>
+                      <a:fillRect/>
+                    </a:stretch>
+                  </pic:blipFill>
+                  <pic:spPr>
+                    <a:xfrm>
+                      <a:off x="0" y="0"/>
+                      <a:ext cx="5731510" cy="3740785"/>
+                    </a:xfrm>
+                    <a:prstGeom prst="rect">
+                      <a:avLst/>
+                    </a:prstGeom>
+                  </pic:spPr>
+                </pic:pic>
+              </a:graphicData>
+            </a:graphic>
+          </wp:inline>
+        </w:drawing>
+      </w:r>
+    </w:p>
+    <w:p>
+      <w:pPr>
+        <w:pStyle w:val="Kop3"/>
+        <w:rPr>
+          <w:lang w:val="nl-NL"/>
+        </w:rPr>
+      </w:pPr>
+      <w:bookmarkStart w:id="10" w:name="_Toc227090435"/>
+      <w:r>
+        <w:rPr>
+          <w:lang w:val="nl-NL"/>
+        </w:rPr>
+        <w:t>Key decisions</w:t>
+      </w:r>
+      <w:bookmarkEnd w:id="10"/>
+    </w:p>
+    <w:tbl>
+      <w:tblPr>
+        <w:tblW w:w="5000" w:type="pct"/>
+        <w:tblBorders>
+          <w:top w:val="single" w:sz="4" w:space="0" w:color="auto"/>
+          <w:left w:val="single" w:sz="4" w:space="0" w:color="auto"/>
+          <w:bottom w:val="single" w:sz="4" w:space="0" w:color="auto"/>
+          <w:right w:val="single" w:sz="4" w:space="0" w:color="auto"/>
+          <w:insideH w:val="single" w:sz="4" w:space="0" w:color="auto"/>
+          <w:insideV w:val="single" w:sz="4" w:space="0" w:color="auto"/>
+        </w:tblBorders>
+        <w:tblLayout w:type="fixed"/>
+        <w:tblCellMar>
+          <w:top w:w="80" w:type="dxa"/>
+          <w:left w:w="120" w:type="dxa"/>
+          <w:bottom w:w="80" w:type="dxa"/>
+          <w:right w:w="120" w:type="dxa"/>
+        </w:tblCellMar>
+        <w:tblLook w:val="04A0" w:firstRow="1" w:lastRow="0" w:firstColumn="1" w:lastColumn="0" w:noHBand="0" w:noVBand="1"/>
+      </w:tblPr>
+      <w:tblGrid>
+        <w:gridCol w:w="4379"/>
+        <w:gridCol w:w="4637"/>
+      </w:tblGrid>
+      <w:tr>
+        <w:trPr>
+          <w:tblHeader/>
+        </w:trPr>
+        <w:tc>
+          <w:tcPr>
+            <w:tcW w:w="4379" w:type="dxa"/>
+            <w:tcBorders>
+              <w:top w:val="single" w:sz="4" w:space="0" w:color="auto"/>
+              <w:left w:val="single" w:sz="4" w:space="0" w:color="auto"/>
+              <w:bottom w:val="single" w:sz="4" w:space="0" w:color="auto"/>
+              <w:right w:val="single" w:sz="4" w:space="0" w:color="auto"/>
+            </w:tcBorders>
+            <w:hideMark/>
+          </w:tcPr>
+          <w:p>
+            <w:pPr>
+              <w:pStyle w:val="Geenafstand"/>
+              <w:rPr>
+                <w:b/>
+                <w:bCs/>
+              </w:rPr>
+            </w:pPr>
+            <w:r>
+              <w:rPr>
+                <w:b/>
+                <w:bCs/>
+              </w:rPr>
+              <w:t>Choice</w:t>
+            </w:r>
+          </w:p>
+        </w:tc>
+        <w:tc>
+          <w:tcPr>
+            <w:tcW w:w="4637" w:type="dxa"/>
+            <w:tcBorders>
+              <w:top w:val="single" w:sz="4" w:space="0" w:color="auto"/>
+              <w:left w:val="single" w:sz="4" w:space="0" w:color="auto"/>
+              <w:bottom w:val="single" w:sz="4" w:space="0" w:color="auto"/>
+              <w:right w:val="single" w:sz="4" w:space="0" w:color="auto"/>
+            </w:tcBorders>
+            <w:hideMark/>
+          </w:tcPr>
+          <w:p>
+            <w:pPr>
+              <w:pStyle w:val="Geenafstand"/>
+              <w:rPr>
+                <w:b/>
+                <w:bCs/>
+              </w:rPr>
+            </w:pPr>
+            <w:r>
+              <w:rPr>
+                <w:b/>
+                <w:bCs/>
+              </w:rPr>
+              <w:t>Reason</w:t>
+            </w:r>
+          </w:p>
+        </w:tc>
+      </w:tr>
+      <w:tr>
+        <w:tc>
+          <w:tcPr>
+            <w:tcW w:w="4379" w:type="dxa"/>
+            <w:tcBorders>
+              <w:top w:val="single" w:sz="4" w:space="0" w:color="auto"/>
+              <w:left w:val="single" w:sz="4" w:space="0" w:color="auto"/>
+              <w:bottom w:val="single" w:sz="4" w:space="0" w:color="auto"/>
+              <w:right w:val="single" w:sz="4" w:space="0" w:color="auto"/>
+            </w:tcBorders>
+            <w:hideMark/>
+          </w:tcPr>
+          <w:p>
+            <w:pPr>
+              <w:pStyle w:val="Geenafstand"/>
+            </w:pPr>
+            <w:r>
+              <w:t>ExcelJS instead of SheetJS (xlsx)</w:t>
+            </w:r>
+          </w:p>
+        </w:tc>
+        <w:tc>
+          <w:tcPr>
+            <w:tcW w:w="4637" w:type="dxa"/>
+            <w:tcBorders>
+              <w:top w:val="single" w:sz="4" w:space="0" w:color="auto"/>
+              <w:left w:val="single" w:sz="4" w:space="0" w:color="auto"/>
+              <w:bottom w:val="single" w:sz="4" w:space="0" w:color="auto"/>
+              <w:right w:val="single" w:sz="4" w:space="0" w:color="auto"/>
+            </w:tcBorders>
+            <w:hideMark/>
+          </w:tcPr>
+          <w:p>
+            <w:pPr>
+              <w:pStyle w:val="Geenafstand"/>
+            </w:pPr>
+            <w:r>
+              <w:t>SheetJS community has unpatched Prototype Pollution + ReDoS (CVSS high)</w:t>
+            </w:r>
+          </w:p>
+        </w:tc>
+      </w:tr>
+      <w:tr>
+        <w:tc>
+          <w:tcPr>
+            <w:tcW w:w="4379" w:type="dxa"/>
+            <w:tcBorders>
+              <w:top w:val="single" w:sz="4" w:space="0" w:color="auto"/>
+              <w:left w:val="single" w:sz="4" w:space="0" w:color="auto"/>
+              <w:bottom w:val="single" w:sz="4" w:space="0" w:color="auto"/>
+              <w:right w:val="single" w:sz="4" w:space="0" w:color="auto"/>
+            </w:tcBorders>
+            <w:hideMark/>
+          </w:tcPr>
+          <w:p>
+            <w:pPr>
+              <w:pStyle w:val="Geenafstand"/>
+            </w:pPr>
+            <w:r>
+              <w:t>Flat JSON file for storage</w:t>
+            </w:r>
+          </w:p>
+        </w:tc>
+        <w:tc>
+          <w:tcPr>
+            <w:tcW w:w="4637" w:type="dxa"/>
+            <w:tcBorders>
+              <w:top w:val="single" w:sz="4" w:space="0" w:color="auto"/>
+              <w:left w:val="single" w:sz="4" w:space="0" w:color="auto"/>
+              <w:bottom w:val="single" w:sz="4" w:space="0" w:color="auto"/>
+              <w:right w:val="single" w:sz="4" w:space="0" w:color="auto"/>
+            </w:tcBorders>
+            <w:hideMark/>
+          </w:tcPr>
+          <w:p>
+            <w:pPr>
+              <w:pStyle w:val="Geenafstand"/>
+            </w:pPr>
+            <w:r>
+              <w:t>No database setup required for a basic structure; easy to swap for a DB later</w:t>
+            </w:r>
+          </w:p>
+        </w:tc>
+      </w:tr>
+      <w:tr>
+        <w:tc>
+          <w:tcPr>
+            <w:tcW w:w="4379" w:type="dxa"/>
+            <w:tcBorders>
+              <w:top w:val="single" w:sz="4" w:space="0" w:color="auto"/>
+              <w:left w:val="single" w:sz="4" w:space="0" w:color="auto"/>
+              <w:bottom w:val="single" w:sz="4" w:space="0" w:color="auto"/>
+              <w:right w:val="single" w:sz="4" w:space="0" w:color="auto"/>
+            </w:tcBorders>
+            <w:hideMark/>
+          </w:tcPr>
+          <w:p>
+            <w:pPr>
+              <w:pStyle w:val="Geenafstand"/>
+            </w:pPr>
+            <w:r>
+              <w:t>D3.js rendered in a useEffect inside a "use client" component</w:t>
+            </w:r>
+          </w:p>
+        </w:tc>
+        <w:tc>
+          <w:tcPr>
+            <w:tcW w:w="4637" w:type="dxa"/>
+            <w:tcBorders>
+              <w:top w:val="single" w:sz="4" w:space="0" w:color="auto"/>
+              <w:left w:val="single" w:sz="4" w:space="0" w:color="auto"/>
+              <w:bottom w:val="single" w:sz="4" w:space="0" w:color="auto"/>
+              <w:right w:val="single" w:sz="4" w:space="0" w:color="auto"/>
+            </w:tcBorders>
+            <w:hideMark/>
+          </w:tcPr>
+          <w:p>
+            <w:pPr>
+              <w:pStyle w:val="Geenafstand"/>
+            </w:pPr>
+            <w:r>
+              <w:t>D3 needs DOM access; SSR-safe pattern</w:t>
+            </w:r>
+          </w:p>
+        </w:tc>
+      </w:tr>
+    </w:tbl>
+    <w:p>
+      <w:pPr>
+        <w:rPr>
+          <w:lang w:val="nl-NL"/>
+        </w:rPr>
+      </w:pPr>
+      <w:r>
+        <w:rPr>
+          <w:lang w:val="nl-NL"/>
+        </w:rPr>
+        <w:br w:type="page"/>
+      </w:r>
+    </w:p>
+    <w:p>
+      <w:pPr>
+        <w:rPr>
+          <w:u w:val="single"/>
+          <w:lang w:val="nl-NL"/>
+        </w:rPr>
+      </w:pPr>
+      <w:r>
+        <w:rPr>
+          <w:b/>
+          <w:bCs/>
+          <w:u w:val="single"/>
+          <w:lang w:val="nl-NL"/>
+        </w:rPr>
+        <w:lastRenderedPageBreak/>
+        <w:t>User:</w:t>
+      </w:r>
+      <w:r>
+        <w:rPr>
+          <w:u w:val="single"/>
+          <w:lang w:val="nl-NL"/>
+        </w:rPr>
+        <w:t xml:space="preserve"> Help me</w:t>
+      </w:r>
+      <w:r>
+        <w:rPr>
+          <w:u w:val="single"/>
+          <w:lang w:val="nl-NL"/>
+        </w:rPr>
+        <w:t xml:space="preserve"> u</w:t>
+      </w:r>
+      <w:r>
+        <w:rPr>
+          <w:u w:val="single"/>
+          <w:lang w:val="nl-NL"/>
+        </w:rPr>
+        <w:t>nderstand the structure and how t</w:t>
+      </w:r>
+      <w:r>
+        <w:rPr>
+          <w:u w:val="single"/>
+          <w:lang w:val="nl-NL"/>
+        </w:rPr>
+        <w:t>o</w:t>
+      </w:r>
+      <w:r>
+        <w:rPr>
+          <w:u w:val="single"/>
+          <w:lang w:val="nl-NL"/>
+        </w:rPr>
+        <w:t xml:space="preserve"> use.</w:t>
+      </w:r>
+    </w:p>
+    <w:p>
+      <w:pPr>
+        <w:rPr>
+          <w:lang w:val="nl-NL"/>
+        </w:rPr>
+      </w:pPr>
+      <w:r>
+        <w:rPr>
+          <w:b/>
+          <w:bCs/>
+          <w:lang w:val="nl-NL"/>
+        </w:rPr>
+        <w:t xml:space="preserve">GitHub Copilot: </w:t>
+      </w:r>
+      <w:r>
+        <w:rPr>
+          <w:lang w:val="nl-NL"/>
+        </w:rPr>
+        <w:t xml:space="preserve">Let me look at the current files to give you an accurate picture. </w:t>
+      </w:r>
+    </w:p>
+    <w:p>
+      <w:pPr>
+        <w:pStyle w:val="Kop3"/>
+        <w:rPr>
+          <w:lang w:val="nl-NL"/>
+        </w:rPr>
+      </w:pPr>
+      <w:bookmarkStart w:id="11" w:name="_Toc227090436"/>
+      <w:r>
+        <w:rPr>
+          <w:lang w:val="nl-NL"/>
+        </w:rPr>
+        <w:t>How this app is structured</w:t>
+      </w:r>
+      <w:bookmarkEnd w:id="11"/>
+    </w:p>
+    <w:p>
+      <w:pPr>
+        <w:rPr>
+          <w:lang w:val="nl-NL"/>
+        </w:rPr>
+      </w:pPr>
+      <w:r>
+        <w:rPr>
+          <w:lang w:val="nl-NL"/>
+        </w:rPr>
+        <w:t xml:space="preserve">Think of it like a </w:t>
+      </w:r>
+      <w:r>
+        <w:rPr>
+          <w:b/>
+          <w:bCs/>
+          <w:lang w:val="nl-NL"/>
+        </w:rPr>
+        <w:t>C# MVC web project</w:t>
+      </w:r>
+      <w:r>
+        <w:rPr>
+          <w:lang w:val="nl-NL"/>
+        </w:rPr>
+        <w:t>, but where the folder structure itself defines the routes.</w:t>
+      </w:r>
+    </w:p>
+    <w:p>
+      <w:pPr>
+        <w:rPr>
+          <w:b/>
+          <w:bCs/>
+          <w:lang w:val="nl-NL"/>
+        </w:rPr>
+      </w:pPr>
+      <w:r>
+        <w:rPr>
+          <w:b/>
+          <w:bCs/>
+          <w:lang w:val="nl-NL"/>
+        </w:rPr>
+        <w:t>The mental model</w:t>
+      </w:r>
+    </w:p>
+    <w:p>
+      <w:pPr>
+        <w:rPr>
+          <w:lang w:val="nl-NL"/>
+        </w:rPr>
+      </w:pPr>
+      <w:r>
+        <w:rPr>
+          <w:lang w:val="nl-NL"/>
+        </w:rPr>
+        <w:drawing>
+          <wp:inline distT="0" distB="0" distL="0" distR="0" wp14:anchorId="170AB941" wp14:editId="141B611F">
+            <wp:extent cx="3724275" cy="1059599"/>
+            <wp:effectExtent l="0" t="0" r="0" b="7620"/>
+            <wp:docPr id="1354105868" name="Afbeelding 1" descr="Afbeelding met tekst, schermopname, Lettertype&#10;&#10;Door AI gegenereerde inhoud is mogelijk onjuist."/>
+            <wp:cNvGraphicFramePr>
+              <a:graphicFrameLocks xmlns:a="http://schemas.openxmlformats.org/drawingml/2006/main" noChangeAspect="1"/>
+            </wp:cNvGraphicFramePr>
+            <a:graphic xmlns:a="http://schemas.openxmlformats.org/drawingml/2006/main">
+              <a:graphicData uri="http://schemas.openxmlformats.org/drawingml/2006/picture">
+                <pic:pic xmlns:pic="http://schemas.openxmlformats.org/drawingml/2006/picture">
+                  <pic:nvPicPr>
+                    <pic:cNvPr id="1354105868" name="Afbeelding 1" descr="Afbeelding met tekst, schermopname, Lettertype&#10;&#10;Door AI gegenereerde inhoud is mogelijk onjuist."/>
+                    <pic:cNvPicPr/>
+                  </pic:nvPicPr>
+                  <pic:blipFill>
+                    <a:blip r:embed="rId11"/>
+                    <a:stretch>
+                      <a:fillRect/>
+                    </a:stretch>
+                  </pic:blipFill>
+                  <pic:spPr>
+                    <a:xfrm>
+                      <a:off x="0" y="0"/>
+                      <a:ext cx="3744525" cy="1065360"/>
+                    </a:xfrm>
+                    <a:prstGeom prst="rect">
+                      <a:avLst/>
+                    </a:prstGeom>
+                  </pic:spPr>
+                </pic:pic>
+              </a:graphicData>
+            </a:graphic>
+          </wp:inline>
+        </w:drawing>
+      </w:r>
+      <w:r>
+        <w:rPr>
+          <w:lang w:val="nl-NL"/>
+        </w:rPr>
+        <w:br/>
+        <w:t xml:space="preserve">         </w:t>
+      </w:r>
+    </w:p>
+    <w:p>
+      <w:pPr>
+        <w:rPr>
+          <w:lang w:val="nl-NL"/>
+        </w:rPr>
+      </w:pPr>
+      <w:r>
+        <w:rPr>
+          <w:lang w:val="nl-NL"/>
+        </w:rPr>
+        <w:t xml:space="preserve">Next.js blends the </w:t>
+      </w:r>
+      <w:r>
+        <w:rPr>
+          <w:b/>
+          <w:bCs/>
+          <w:lang w:val="nl-NL"/>
+        </w:rPr>
+        <w:t>frontend</w:t>
+      </w:r>
+      <w:r>
+        <w:rPr>
+          <w:lang w:val="nl-NL"/>
+        </w:rPr>
+        <w:t xml:space="preserve"> (what the user sees) and </w:t>
+      </w:r>
+      <w:r>
+        <w:rPr>
+          <w:b/>
+          <w:bCs/>
+          <w:lang w:val="nl-NL"/>
+        </w:rPr>
+        <w:t>backend</w:t>
+      </w:r>
+      <w:r>
+        <w:rPr>
+          <w:lang w:val="nl-NL"/>
+        </w:rPr>
+        <w:t xml:space="preserve"> (API logic, file reading) into one project. In C# terms: it's like having your Razor pages and your Web API controllers in the same project.</w:t>
+      </w:r>
+    </w:p>
+    <w:p>
+      <w:pPr>
+        <w:pStyle w:val="Kop3"/>
+        <w:rPr>
+          <w:lang w:val="nl-NL"/>
+        </w:rPr>
+      </w:pPr>
+      <w:bookmarkStart w:id="12" w:name="_Toc227090437"/>
+      <w:r>
+        <w:rPr>
+          <w:lang w:val="nl-NL"/>
+        </w:rPr>
+        <w:t>Folder-by-folder breakdown</w:t>
+      </w:r>
+      <w:bookmarkEnd w:id="12"/>
+    </w:p>
+    <w:p>
+      <w:pPr>
+        <w:rPr>
+          <w:b/>
+          <w:bCs/>
+          <w:lang w:val="nl-NL"/>
+        </w:rPr>
+      </w:pPr>
+      <w:r>
+        <w:rPr>
+          <w:b/>
+          <w:bCs/>
+          <w:lang w:val="nl-NL"/>
+        </w:rPr>
+        <w:t>app/ — Pages &amp; API (the router)</w:t>
+      </w:r>
+    </w:p>
+    <w:p>
+      <w:pPr>
+        <w:rPr>
+          <w:lang w:val="nl-NL"/>
+        </w:rPr>
+      </w:pPr>
+      <w:r>
+        <w:rPr>
+          <w:lang w:val="nl-NL"/>
+        </w:rPr>
+        <w:t>This is the heart of the app. Every folder inside app/ becomes a URL.</w:t>
+      </w:r>
+    </w:p>
+    <w:tbl>
+      <w:tblPr>
+        <w:tblW w:w="5000" w:type="pct"/>
+        <w:tblBorders>
+          <w:top w:val="single" w:sz="4" w:space="0" w:color="auto"/>
+          <w:left w:val="single" w:sz="4" w:space="0" w:color="auto"/>
+          <w:bottom w:val="single" w:sz="4" w:space="0" w:color="auto"/>
+          <w:right w:val="single" w:sz="4" w:space="0" w:color="auto"/>
+          <w:insideH w:val="single" w:sz="4" w:space="0" w:color="auto"/>
+          <w:insideV w:val="single" w:sz="4" w:space="0" w:color="auto"/>
+        </w:tblBorders>
+        <w:tblLayout w:type="fixed"/>
+        <w:tblCellMar>
+          <w:top w:w="80" w:type="dxa"/>
+          <w:left w:w="120" w:type="dxa"/>
+          <w:bottom w:w="80" w:type="dxa"/>
+          <w:right w:w="120" w:type="dxa"/>
+        </w:tblCellMar>
+        <w:tblLook w:val="04A0" w:firstRow="1" w:lastRow="0" w:firstColumn="1" w:lastColumn="0" w:noHBand="0" w:noVBand="1"/>
+      </w:tblPr>
+      <w:tblGrid>
+        <w:gridCol w:w="3056"/>
+        <w:gridCol w:w="2295"/>
+        <w:gridCol w:w="3665"/>
+      </w:tblGrid>
+      <w:tr>
+        <w:trPr>
+          <w:tblHeader/>
+        </w:trPr>
+        <w:tc>
+          <w:tcPr>
+            <w:tcW w:w="3056" w:type="dxa"/>
+            <w:tcBorders>
+              <w:top w:val="single" w:sz="4" w:space="0" w:color="auto"/>
+              <w:left w:val="single" w:sz="4" w:space="0" w:color="auto"/>
+              <w:bottom w:val="single" w:sz="4" w:space="0" w:color="auto"/>
+              <w:right w:val="single" w:sz="4" w:space="0" w:color="auto"/>
+            </w:tcBorders>
+            <w:hideMark/>
+          </w:tcPr>
+          <w:p>
+            <w:pPr>
+              <w:spacing w:after="0"/>
+              <w:rPr>
+                <w:lang w:val="nl-NL"/>
+              </w:rPr>
+            </w:pPr>
+            <w:r>
+              <w:rPr>
+                <w:b/>
+                <w:bCs/>
+                <w:lang w:val="nl-NL"/>
+              </w:rPr>
+              <w:t>Folder</w:t>
+            </w:r>
+          </w:p>
+        </w:tc>
+        <w:tc>
+          <w:tcPr>
+            <w:tcW w:w="2295" w:type="dxa"/>
+            <w:tcBorders>
+              <w:top w:val="single" w:sz="4" w:space="0" w:color="auto"/>
+              <w:left w:val="single" w:sz="4" w:space="0" w:color="auto"/>
+              <w:bottom w:val="single" w:sz="4" w:space="0" w:color="auto"/>
+              <w:right w:val="single" w:sz="4" w:space="0" w:color="auto"/>
+            </w:tcBorders>
+            <w:hideMark/>
+          </w:tcPr>
+          <w:p>
+            <w:pPr>
+              <w:spacing w:after="0"/>
+              <w:rPr>
+                <w:lang w:val="nl-NL"/>
+              </w:rPr>
+            </w:pPr>
+            <w:r>
+              <w:rPr>
+                <w:b/>
+                <w:bCs/>
+                <w:lang w:val="nl-NL"/>
+              </w:rPr>
+              <w:t>URL in browser</w:t>
+            </w:r>
+          </w:p>
+        </w:tc>
+        <w:tc>
+          <w:tcPr>
+            <w:tcW w:w="3665" w:type="dxa"/>
+            <w:tcBorders>
+              <w:top w:val="single" w:sz="4" w:space="0" w:color="auto"/>
+              <w:left w:val="single" w:sz="4" w:space="0" w:color="auto"/>
+              <w:bottom w:val="single" w:sz="4" w:space="0" w:color="auto"/>
+              <w:right w:val="single" w:sz="4" w:space="0" w:color="auto"/>
+            </w:tcBorders>
+            <w:hideMark/>
+          </w:tcPr>
+          <w:p>
+            <w:pPr>
+              <w:spacing w:after="0"/>
+              <w:rPr>
+                <w:lang w:val="nl-NL"/>
+              </w:rPr>
+            </w:pPr>
+            <w:r>
+              <w:rPr>
+                <w:b/>
+                <w:bCs/>
+                <w:lang w:val="nl-NL"/>
+              </w:rPr>
+              <w:t>What it does</w:t>
+            </w:r>
+          </w:p>
+        </w:tc>
+      </w:tr>
+      <w:tr>
+        <w:tc>
+          <w:tcPr>
+            <w:tcW w:w="3056" w:type="dxa"/>
+            <w:tcBorders>
+              <w:top w:val="single" w:sz="4" w:space="0" w:color="auto"/>
+              <w:left w:val="single" w:sz="4" w:space="0" w:color="auto"/>
+              <w:bottom w:val="single" w:sz="4" w:space="0" w:color="auto"/>
+              <w:right w:val="single" w:sz="4" w:space="0" w:color="auto"/>
+            </w:tcBorders>
+            <w:hideMark/>
+          </w:tcPr>
+          <w:p>
+            <w:pPr>
+              <w:spacing w:after="0"/>
+              <w:rPr>
+                <w:lang w:val="nl-NL"/>
+              </w:rPr>
+            </w:pPr>
+            <w:r>
+              <w:rPr>
+                <w:lang w:val="nl-NL"/>
+              </w:rPr>
+              <w:t>app/page.tsx</w:t>
+            </w:r>
+          </w:p>
+        </w:tc>
+        <w:tc>
+          <w:tcPr>
+            <w:tcW w:w="2295" w:type="dxa"/>
+            <w:tcBorders>
+              <w:top w:val="single" w:sz="4" w:space="0" w:color="auto"/>
+              <w:left w:val="single" w:sz="4" w:space="0" w:color="auto"/>
+              <w:bottom w:val="single" w:sz="4" w:space="0" w:color="auto"/>
+              <w:right w:val="single" w:sz="4" w:space="0" w:color="auto"/>
+            </w:tcBorders>
+            <w:hideMark/>
+          </w:tcPr>
+          <w:p>
+            <w:pPr>
+              <w:spacing w:after="0"/>
+              <w:rPr>
+                <w:lang w:val="nl-NL"/>
+              </w:rPr>
+            </w:pPr>
+            <w:r>
+              <w:rPr>
+                <w:lang w:val="nl-NL"/>
+              </w:rPr>
+              <w:t>/</w:t>
+            </w:r>
+          </w:p>
+        </w:tc>
+        <w:tc>
+          <w:tcPr>
+            <w:tcW w:w="3665" w:type="dxa"/>
+            <w:tcBorders>
+              <w:top w:val="single" w:sz="4" w:space="0" w:color="auto"/>
+              <w:left w:val="single" w:sz="4" w:space="0" w:color="auto"/>
+              <w:bottom w:val="single" w:sz="4" w:space="0" w:color="auto"/>
+              <w:right w:val="single" w:sz="4" w:space="0" w:color="auto"/>
+            </w:tcBorders>
+            <w:hideMark/>
+          </w:tcPr>
+          <w:p>
+            <w:pPr>
+              <w:spacing w:after="0"/>
+              <w:rPr>
+                <w:lang w:val="nl-NL"/>
+              </w:rPr>
+            </w:pPr>
+            <w:r>
+              <w:rPr>
+                <w:lang w:val="nl-NL"/>
+              </w:rPr>
+              <w:t>Home page</w:t>
+            </w:r>
+          </w:p>
+        </w:tc>
+      </w:tr>
+      <w:tr>
+        <w:tc>
+          <w:tcPr>
+            <w:tcW w:w="3056" w:type="dxa"/>
+            <w:tcBorders>
+              <w:top w:val="single" w:sz="4" w:space="0" w:color="auto"/>
+              <w:left w:val="single" w:sz="4" w:space="0" w:color="auto"/>
+              <w:bottom w:val="single" w:sz="4" w:space="0" w:color="auto"/>
+              <w:right w:val="single" w:sz="4" w:space="0" w:color="auto"/>
+            </w:tcBorders>
+            <w:hideMark/>
+          </w:tcPr>
+          <w:p>
+            <w:pPr>
+              <w:spacing w:after="0"/>
+              <w:rPr>
+                <w:lang w:val="nl-NL"/>
+              </w:rPr>
+            </w:pPr>
+            <w:r>
+              <w:rPr>
+                <w:lang w:val="nl-NL"/>
+              </w:rPr>
+              <w:t>app/data/page.tsx</w:t>
+            </w:r>
+          </w:p>
+        </w:tc>
+        <w:tc>
+          <w:tcPr>
+            <w:tcW w:w="2295" w:type="dxa"/>
+            <w:tcBorders>
+              <w:top w:val="single" w:sz="4" w:space="0" w:color="auto"/>
+              <w:left w:val="single" w:sz="4" w:space="0" w:color="auto"/>
+              <w:bottom w:val="single" w:sz="4" w:space="0" w:color="auto"/>
+              <w:right w:val="single" w:sz="4" w:space="0" w:color="auto"/>
+            </w:tcBorders>
+            <w:hideMark/>
+          </w:tcPr>
+          <w:p>
+            <w:pPr>
+              <w:spacing w:after="0"/>
+              <w:rPr>
+                <w:lang w:val="nl-NL"/>
+              </w:rPr>
+            </w:pPr>
+            <w:r>
+              <w:rPr>
+                <w:lang w:val="nl-NL"/>
+              </w:rPr>
+              <w:t>/data</w:t>
+            </w:r>
+          </w:p>
+        </w:tc>
+        <w:tc>
+          <w:tcPr>
+            <w:tcW w:w="3665" w:type="dxa"/>
+            <w:tcBorders>
+              <w:top w:val="single" w:sz="4" w:space="0" w:color="auto"/>
+              <w:left w:val="single" w:sz="4" w:space="0" w:color="auto"/>
+              <w:bottom w:val="single" w:sz="4" w:space="0" w:color="auto"/>
+              <w:right w:val="single" w:sz="4" w:space="0" w:color="auto"/>
+            </w:tcBorders>
+            <w:hideMark/>
+          </w:tcPr>
+          <w:p>
+            <w:pPr>
+              <w:spacing w:after="0"/>
+              <w:rPr>
+                <w:lang w:val="nl-NL"/>
+              </w:rPr>
+            </w:pPr>
+            <w:r>
+              <w:rPr>
+                <w:lang w:val="nl-NL"/>
+              </w:rPr>
+              <w:t>View table, add rows</w:t>
+            </w:r>
+          </w:p>
+        </w:tc>
+      </w:tr>
+      <w:tr>
+        <w:tc>
+          <w:tcPr>
+            <w:tcW w:w="3056" w:type="dxa"/>
+            <w:tcBorders>
+              <w:top w:val="single" w:sz="4" w:space="0" w:color="auto"/>
+              <w:left w:val="single" w:sz="4" w:space="0" w:color="auto"/>
+              <w:bottom w:val="single" w:sz="4" w:space="0" w:color="auto"/>
+              <w:right w:val="single" w:sz="4" w:space="0" w:color="auto"/>
+            </w:tcBorders>
+            <w:hideMark/>
+          </w:tcPr>
+          <w:p>
+            <w:pPr>
+              <w:spacing w:after="0"/>
+              <w:rPr>
+                <w:lang w:val="nl-NL"/>
+              </w:rPr>
+            </w:pPr>
+            <w:r>
+              <w:rPr>
+                <w:lang w:val="nl-NL"/>
+              </w:rPr>
+              <w:t>app/import/page.tsx</w:t>
+            </w:r>
+          </w:p>
+        </w:tc>
+        <w:tc>
+          <w:tcPr>
+            <w:tcW w:w="2295" w:type="dxa"/>
+            <w:tcBorders>
+              <w:top w:val="single" w:sz="4" w:space="0" w:color="auto"/>
+              <w:left w:val="single" w:sz="4" w:space="0" w:color="auto"/>
+              <w:bottom w:val="single" w:sz="4" w:space="0" w:color="auto"/>
+              <w:right w:val="single" w:sz="4" w:space="0" w:color="auto"/>
+            </w:tcBorders>
+            <w:hideMark/>
+          </w:tcPr>
+          <w:p>
+            <w:pPr>
+              <w:spacing w:after="0"/>
+              <w:rPr>
+                <w:lang w:val="nl-NL"/>
+              </w:rPr>
+            </w:pPr>
+            <w:r>
+              <w:rPr>
+                <w:lang w:val="nl-NL"/>
+              </w:rPr>
+              <w:t>/import</w:t>
+            </w:r>
+          </w:p>
+        </w:tc>
+        <w:tc>
+          <w:tcPr>
+            <w:tcW w:w="3665" w:type="dxa"/>
+            <w:tcBorders>
+              <w:top w:val="single" w:sz="4" w:space="0" w:color="auto"/>
+              <w:left w:val="single" w:sz="4" w:space="0" w:color="auto"/>
+              <w:bottom w:val="single" w:sz="4" w:space="0" w:color="auto"/>
+              <w:right w:val="single" w:sz="4" w:space="0" w:color="auto"/>
+            </w:tcBorders>
+            <w:hideMark/>
+          </w:tcPr>
+          <w:p>
+            <w:pPr>
+              <w:spacing w:after="0"/>
+              <w:rPr>
+                <w:lang w:val="nl-NL"/>
+              </w:rPr>
+            </w:pPr>
+            <w:r>
+              <w:rPr>
+                <w:lang w:val="nl-NL"/>
+              </w:rPr>
+              <w:t>Upload Excel or JSON</w:t>
+            </w:r>
+          </w:p>
+        </w:tc>
+      </w:tr>
+      <w:tr>
+        <w:tc>
+          <w:tcPr>
+            <w:tcW w:w="3056" w:type="dxa"/>
+            <w:tcBorders>
+              <w:top w:val="single" w:sz="4" w:space="0" w:color="auto"/>
+              <w:left w:val="single" w:sz="4" w:space="0" w:color="auto"/>
+              <w:bottom w:val="single" w:sz="4" w:space="0" w:color="auto"/>
+              <w:right w:val="single" w:sz="4" w:space="0" w:color="auto"/>
+            </w:tcBorders>
+            <w:hideMark/>
+          </w:tcPr>
+          <w:p>
+            <w:pPr>
+              <w:spacing w:after="0"/>
+              <w:rPr>
+                <w:lang w:val="nl-NL"/>
+              </w:rPr>
+            </w:pPr>
+            <w:r>
+              <w:rPr>
+                <w:lang w:val="nl-NL"/>
+              </w:rPr>
+              <w:t>app/export/page.tsx</w:t>
+            </w:r>
+          </w:p>
+        </w:tc>
+        <w:tc>
+          <w:tcPr>
+            <w:tcW w:w="2295" w:type="dxa"/>
+            <w:tcBorders>
+              <w:top w:val="single" w:sz="4" w:space="0" w:color="auto"/>
+              <w:left w:val="single" w:sz="4" w:space="0" w:color="auto"/>
+              <w:bottom w:val="single" w:sz="4" w:space="0" w:color="auto"/>
+              <w:right w:val="single" w:sz="4" w:space="0" w:color="auto"/>
+            </w:tcBorders>
+            <w:hideMark/>
+          </w:tcPr>
+          <w:p>
+            <w:pPr>
+              <w:spacing w:after="0"/>
+              <w:rPr>
+                <w:lang w:val="nl-NL"/>
+              </w:rPr>
+            </w:pPr>
+            <w:r>
+              <w:rPr>
+                <w:lang w:val="nl-NL"/>
+              </w:rPr>
+              <w:t>/export</w:t>
+            </w:r>
+          </w:p>
+        </w:tc>
+        <w:tc>
+          <w:tcPr>
+            <w:tcW w:w="3665" w:type="dxa"/>
+            <w:tcBorders>
+              <w:top w:val="single" w:sz="4" w:space="0" w:color="auto"/>
+              <w:left w:val="single" w:sz="4" w:space="0" w:color="auto"/>
+              <w:bottom w:val="single" w:sz="4" w:space="0" w:color="auto"/>
+              <w:right w:val="single" w:sz="4" w:space="0" w:color="auto"/>
+            </w:tcBorders>
+            <w:hideMark/>
+          </w:tcPr>
+          <w:p>
+            <w:pPr>
+              <w:spacing w:after="0"/>
+              <w:rPr>
+                <w:lang w:val="nl-NL"/>
+              </w:rPr>
+            </w:pPr>
+            <w:r>
+              <w:rPr>
+                <w:lang w:val="nl-NL"/>
+              </w:rPr>
+              <w:t>Download buttons</w:t>
+            </w:r>
+          </w:p>
+        </w:tc>
+      </w:tr>
+      <w:tr>
+        <w:tc>
+          <w:tcPr>
+            <w:tcW w:w="3056" w:type="dxa"/>
+            <w:tcBorders>
+              <w:top w:val="single" w:sz="4" w:space="0" w:color="auto"/>
+              <w:left w:val="single" w:sz="4" w:space="0" w:color="auto"/>
+              <w:bottom w:val="single" w:sz="4" w:space="0" w:color="auto"/>
+              <w:right w:val="single" w:sz="4" w:space="0" w:color="auto"/>
+            </w:tcBorders>
+            <w:hideMark/>
+          </w:tcPr>
+          <w:p>
+            <w:pPr>
+              <w:spacing w:after="0"/>
+              <w:rPr>
+                <w:lang w:val="nl-NL"/>
+              </w:rPr>
+            </w:pPr>
+            <w:r>
+              <w:rPr>
+                <w:lang w:val="nl-NL"/>
+              </w:rPr>
+              <w:t>app/visualise/page.tsx</w:t>
+            </w:r>
+          </w:p>
+        </w:tc>
+        <w:tc>
+          <w:tcPr>
+            <w:tcW w:w="2295" w:type="dxa"/>
+            <w:tcBorders>
+              <w:top w:val="single" w:sz="4" w:space="0" w:color="auto"/>
+              <w:left w:val="single" w:sz="4" w:space="0" w:color="auto"/>
+              <w:bottom w:val="single" w:sz="4" w:space="0" w:color="auto"/>
+              <w:right w:val="single" w:sz="4" w:space="0" w:color="auto"/>
+            </w:tcBorders>
+            <w:hideMark/>
+          </w:tcPr>
+          <w:p>
+            <w:pPr>
+              <w:spacing w:after="0"/>
+              <w:rPr>
+                <w:lang w:val="nl-NL"/>
+              </w:rPr>
+            </w:pPr>
+            <w:r>
+              <w:rPr>
+                <w:lang w:val="nl-NL"/>
+              </w:rPr>
+              <w:t>/visualise</w:t>
+            </w:r>
+          </w:p>
+        </w:tc>
+        <w:tc>
+          <w:tcPr>
+            <w:tcW w:w="3665" w:type="dxa"/>
+            <w:tcBorders>
+              <w:top w:val="single" w:sz="4" w:space="0" w:color="auto"/>
+              <w:left w:val="single" w:sz="4" w:space="0" w:color="auto"/>
+              <w:bottom w:val="single" w:sz="4" w:space="0" w:color="auto"/>
+              <w:right w:val="single" w:sz="4" w:space="0" w:color="auto"/>
+            </w:tcBorders>
+            <w:hideMark/>
+          </w:tcPr>
+          <w:p>
+            <w:pPr>
+              <w:spacing w:after="0"/>
+              <w:rPr>
+                <w:lang w:val="nl-NL"/>
+              </w:rPr>
+            </w:pPr>
+            <w:r>
+              <w:rPr>
+                <w:lang w:val="nl-NL"/>
+              </w:rPr>
+              <w:t>D3 bar chart</w:t>
+            </w:r>
+          </w:p>
+        </w:tc>
+      </w:tr>
+      <w:tr>
+        <w:tc>
+          <w:tcPr>
+            <w:tcW w:w="3056" w:type="dxa"/>
+            <w:tcBorders>
+              <w:top w:val="single" w:sz="4" w:space="0" w:color="auto"/>
+              <w:left w:val="single" w:sz="4" w:space="0" w:color="auto"/>
+              <w:bottom w:val="single" w:sz="4" w:space="0" w:color="auto"/>
+              <w:right w:val="single" w:sz="4" w:space="0" w:color="auto"/>
+            </w:tcBorders>
+            <w:hideMark/>
+          </w:tcPr>
+          <w:p>
+            <w:pPr>
+              <w:spacing w:after="0"/>
+              <w:rPr>
+                <w:lang w:val="nl-NL"/>
+              </w:rPr>
+            </w:pPr>
+            <w:r>
+              <w:rPr>
+                <w:lang w:val="nl-NL"/>
+              </w:rPr>
+              <w:t>app/api/data/route.ts</w:t>
+            </w:r>
+          </w:p>
+        </w:tc>
+        <w:tc>
+          <w:tcPr>
+            <w:tcW w:w="2295" w:type="dxa"/>
+            <w:tcBorders>
+              <w:top w:val="single" w:sz="4" w:space="0" w:color="auto"/>
+              <w:left w:val="single" w:sz="4" w:space="0" w:color="auto"/>
+              <w:bottom w:val="single" w:sz="4" w:space="0" w:color="auto"/>
+              <w:right w:val="single" w:sz="4" w:space="0" w:color="auto"/>
+            </w:tcBorders>
+            <w:hideMark/>
+          </w:tcPr>
+          <w:p>
+            <w:pPr>
+              <w:spacing w:after="0"/>
+              <w:rPr>
+                <w:lang w:val="nl-NL"/>
+              </w:rPr>
+            </w:pPr>
+            <w:r>
+              <w:rPr>
+                <w:lang w:val="nl-NL"/>
+              </w:rPr>
+              <w:t>/api/data</w:t>
+            </w:r>
+          </w:p>
+        </w:tc>
+        <w:tc>
+          <w:tcPr>
+            <w:tcW w:w="3665" w:type="dxa"/>
+            <w:tcBorders>
+              <w:top w:val="single" w:sz="4" w:space="0" w:color="auto"/>
+              <w:left w:val="single" w:sz="4" w:space="0" w:color="auto"/>
+              <w:bottom w:val="single" w:sz="4" w:space="0" w:color="auto"/>
+              <w:right w:val="single" w:sz="4" w:space="0" w:color="auto"/>
+            </w:tcBorders>
+            <w:hideMark/>
+          </w:tcPr>
+          <w:p>
+            <w:pPr>
+              <w:spacing w:after="0"/>
+              <w:rPr>
+                <w:lang w:val="nl-NL"/>
+              </w:rPr>
+            </w:pPr>
+            <w:r>
+              <w:rPr>
+                <w:b/>
+                <w:bCs/>
+                <w:lang w:val="nl-NL"/>
+              </w:rPr>
+              <w:t>Backend</w:t>
+            </w:r>
+            <w:r>
+              <w:rPr>
+                <w:lang w:val="nl-NL"/>
+              </w:rPr>
+              <w:t xml:space="preserve"> — reads/writes records</w:t>
+            </w:r>
+          </w:p>
+        </w:tc>
+      </w:tr>
+      <w:tr>
+        <w:tc>
+          <w:tcPr>
+            <w:tcW w:w="3056" w:type="dxa"/>
+            <w:tcBorders>
+              <w:top w:val="single" w:sz="4" w:space="0" w:color="auto"/>
+              <w:left w:val="single" w:sz="4" w:space="0" w:color="auto"/>
+              <w:bottom w:val="single" w:sz="4" w:space="0" w:color="auto"/>
+              <w:right w:val="single" w:sz="4" w:space="0" w:color="auto"/>
+            </w:tcBorders>
+            <w:hideMark/>
+          </w:tcPr>
+          <w:p>
+            <w:pPr>
+              <w:spacing w:after="0"/>
+              <w:rPr>
+                <w:lang w:val="nl-NL"/>
+              </w:rPr>
+            </w:pPr>
+            <w:r>
+              <w:rPr>
+                <w:lang w:val="nl-NL"/>
+              </w:rPr>
+              <w:t>app/api/import/route.ts</w:t>
+            </w:r>
+          </w:p>
+        </w:tc>
+        <w:tc>
+          <w:tcPr>
+            <w:tcW w:w="2295" w:type="dxa"/>
+            <w:tcBorders>
+              <w:top w:val="single" w:sz="4" w:space="0" w:color="auto"/>
+              <w:left w:val="single" w:sz="4" w:space="0" w:color="auto"/>
+              <w:bottom w:val="single" w:sz="4" w:space="0" w:color="auto"/>
+              <w:right w:val="single" w:sz="4" w:space="0" w:color="auto"/>
+            </w:tcBorders>
+            <w:hideMark/>
+          </w:tcPr>
+          <w:p>
+            <w:pPr>
+              <w:spacing w:after="0"/>
+              <w:rPr>
+                <w:lang w:val="nl-NL"/>
+              </w:rPr>
+            </w:pPr>
+            <w:r>
+              <w:rPr>
+                <w:lang w:val="nl-NL"/>
+              </w:rPr>
+              <w:t>/api/import</w:t>
+            </w:r>
+          </w:p>
+        </w:tc>
+        <w:tc>
+          <w:tcPr>
+            <w:tcW w:w="3665" w:type="dxa"/>
+            <w:tcBorders>
+              <w:top w:val="single" w:sz="4" w:space="0" w:color="auto"/>
+              <w:left w:val="single" w:sz="4" w:space="0" w:color="auto"/>
+              <w:bottom w:val="single" w:sz="4" w:space="0" w:color="auto"/>
+              <w:right w:val="single" w:sz="4" w:space="0" w:color="auto"/>
+            </w:tcBorders>
+            <w:hideMark/>
+          </w:tcPr>
+          <w:p>
+            <w:pPr>
+              <w:spacing w:after="0"/>
+              <w:rPr>
+                <w:lang w:val="nl-NL"/>
+              </w:rPr>
+            </w:pPr>
+            <w:r>
+              <w:rPr>
+                <w:b/>
+                <w:bCs/>
+                <w:lang w:val="nl-NL"/>
+              </w:rPr>
+              <w:t>Backend</w:t>
+            </w:r>
+            <w:r>
+              <w:rPr>
+                <w:lang w:val="nl-NL"/>
+              </w:rPr>
+              <w:t xml:space="preserve"> — parses uploaded file</w:t>
+            </w:r>
+          </w:p>
+        </w:tc>
+      </w:tr>
+      <w:tr>
+        <w:tc>
+          <w:tcPr>
+            <w:tcW w:w="3056" w:type="dxa"/>
+            <w:tcBorders>
+              <w:top w:val="single" w:sz="4" w:space="0" w:color="auto"/>
+              <w:left w:val="single" w:sz="4" w:space="0" w:color="auto"/>
+              <w:bottom w:val="single" w:sz="4" w:space="0" w:color="auto"/>
+              <w:right w:val="single" w:sz="4" w:space="0" w:color="auto"/>
+            </w:tcBorders>
+            <w:hideMark/>
+          </w:tcPr>
+          <w:p>
+            <w:pPr>
+              <w:spacing w:after="0"/>
+              <w:rPr>
+                <w:lang w:val="nl-NL"/>
+              </w:rPr>
+            </w:pPr>
+            <w:r>
+              <w:rPr>
+                <w:lang w:val="nl-NL"/>
+              </w:rPr>
+              <w:t>app/api/export/route.ts</w:t>
+            </w:r>
+          </w:p>
+        </w:tc>
+        <w:tc>
+          <w:tcPr>
+            <w:tcW w:w="2295" w:type="dxa"/>
+            <w:tcBorders>
+              <w:top w:val="single" w:sz="4" w:space="0" w:color="auto"/>
+              <w:left w:val="single" w:sz="4" w:space="0" w:color="auto"/>
+              <w:bottom w:val="single" w:sz="4" w:space="0" w:color="auto"/>
+              <w:right w:val="single" w:sz="4" w:space="0" w:color="auto"/>
+            </w:tcBorders>
+            <w:hideMark/>
+          </w:tcPr>
+          <w:p>
+            <w:pPr>
+              <w:spacing w:after="0"/>
+              <w:rPr>
+                <w:lang w:val="nl-NL"/>
+              </w:rPr>
+            </w:pPr>
+            <w:r>
+              <w:rPr>
+                <w:lang w:val="nl-NL"/>
+              </w:rPr>
+              <w:t>/api/export</w:t>
+            </w:r>
+          </w:p>
+        </w:tc>
+        <w:tc>
+          <w:tcPr>
+            <w:tcW w:w="3665" w:type="dxa"/>
+            <w:tcBorders>
+              <w:top w:val="single" w:sz="4" w:space="0" w:color="auto"/>
+              <w:left w:val="single" w:sz="4" w:space="0" w:color="auto"/>
+              <w:bottom w:val="single" w:sz="4" w:space="0" w:color="auto"/>
+              <w:right w:val="single" w:sz="4" w:space="0" w:color="auto"/>
+            </w:tcBorders>
+            <w:hideMark/>
+          </w:tcPr>
+          <w:p>
+            <w:pPr>
+              <w:spacing w:after="0"/>
+              <w:rPr>
+                <w:lang w:val="nl-NL"/>
+              </w:rPr>
+            </w:pPr>
+            <w:r>
+              <w:rPr>
+                <w:b/>
+                <w:bCs/>
+                <w:lang w:val="nl-NL"/>
+              </w:rPr>
+              <w:t>Backend</w:t>
+            </w:r>
+            <w:r>
+              <w:rPr>
+                <w:lang w:val="nl-NL"/>
+              </w:rPr>
+              <w:t xml:space="preserve"> — streams file download</w:t>
+            </w:r>
+          </w:p>
+        </w:tc>
+      </w:tr>
+    </w:tbl>
+    <w:p>
+      <w:pPr>
+        <w:rPr>
+          <w:lang w:val="nl-NL"/>
+        </w:rPr>
+      </w:pPr>
+      <w:r>
+        <w:rPr>
+          <w:lang w:val="nl-NL"/>
+        </w:rPr>
+        <w:t xml:space="preserve"> </w:t>
+      </w:r>
+    </w:p>
+    <w:p>
+      <w:pPr>
+        <w:rPr>
+          <w:lang w:val="nl-NL"/>
+        </w:rPr>
+      </w:pPr>
+      <w:r>
+        <w:rPr>
+          <w:lang w:val="nl-NL"/>
+        </w:rPr>
+        <w:t xml:space="preserve">The api/ routes are your </w:t>
+      </w:r>
+      <w:r>
+        <w:rPr>
+          <w:b/>
+          <w:bCs/>
+          <w:lang w:val="nl-NL"/>
+        </w:rPr>
+        <w:t>Web API controllers</w:t>
+      </w:r>
+      <w:r>
+        <w:rPr>
+          <w:lang w:val="nl-NL"/>
+        </w:rPr>
+        <w:t>. They only run on the server and never send HTML — just JSON or file data.</w:t>
+      </w:r>
+    </w:p>
+    <w:p>
+      <w:pPr>
+        <w:rPr>
+          <w:b/>
+          <w:bCs/>
+          <w:lang w:val="nl-NL"/>
+        </w:rPr>
+      </w:pPr>
+      <w:r>
+        <w:rPr>
+          <w:b/>
+          <w:bCs/>
+          <w:lang w:val="nl-NL"/>
+        </w:rPr>
+        <w:t>components/ — Reusable UI pieces</w:t>
+      </w:r>
+    </w:p>
+    <w:p>
+      <w:pPr>
+        <w:rPr>
+          <w:lang w:val="nl-NL"/>
+        </w:rPr>
+      </w:pPr>
+      <w:r>
+        <w:rPr>
+          <w:lang w:val="nl-NL"/>
+        </w:rPr>
+        <w:t>Like user controls in C# WebForms, or React components. They render HTML but have no URL of their own.</w:t>
+      </w:r>
+    </w:p>
+    <w:p>
+      <w:pPr>
+        <w:numPr>
+          <w:ilvl w:val="0"/>
+          <w:numId w:val="36"/>
+        </w:numPr>
+        <w:rPr>
+          <w:lang w:val="nl-NL"/>
+        </w:rPr>
+      </w:pPr>
+      <w:r>
+        <w:rPr>
+          <w:lang w:val="nl-NL"/>
+        </w:rPr>
+        <w:t>NavBar.tsx — the navigation bar used on every page</w:t>
+      </w:r>
+    </w:p>
+    <w:p>
+      <w:pPr>
+        <w:numPr>
+          <w:ilvl w:val="0"/>
+          <w:numId w:val="36"/>
+        </w:numPr>
+        <w:rPr>
+          <w:lang w:val="nl-NL"/>
+        </w:rPr>
+      </w:pPr>
+      <w:r>
+        <w:rPr>
+          <w:lang w:val="nl-NL"/>
+        </w:rPr>
+        <w:lastRenderedPageBreak/>
+        <w:t>BarChart.tsx — the D3.js chart, reusable anywhere</w:t>
+      </w:r>
+    </w:p>
+    <w:p>
+      <w:pPr>
+        <w:rPr>
+          <w:b/>
+          <w:bCs/>
+          <w:lang w:val="nl-NL"/>
+        </w:rPr>
+      </w:pPr>
+      <w:r>
+        <w:rPr>
+          <w:b/>
+          <w:bCs/>
+          <w:lang w:val="nl-NL"/>
+        </w:rPr>
+        <w:t>lib/ — Shared server-side logic</w:t>
+      </w:r>
+    </w:p>
+    <w:p>
+      <w:pPr>
+        <w:rPr>
+          <w:lang w:val="nl-NL"/>
+        </w:rPr>
+      </w:pPr>
+      <w:r>
+        <w:rPr>
+          <w:lang w:val="nl-NL"/>
+        </w:rPr>
+        <w:t>Like a C# service class. dataStore.ts contains the functions readRecords() and writeRecords() — any API route imports and calls these instead of duplicating file-reading code.</w:t>
+      </w:r>
+    </w:p>
+    <w:p>
+      <w:pPr>
+        <w:rPr>
+          <w:b/>
+          <w:bCs/>
+          <w:lang w:val="nl-NL"/>
+        </w:rPr>
+      </w:pPr>
+      <w:r>
+        <w:rPr>
+          <w:b/>
+          <w:bCs/>
+          <w:lang w:val="nl-NL"/>
+        </w:rPr>
+        <w:t>data/records.json — The data store</w:t>
+      </w:r>
+    </w:p>
+    <w:p>
+      <w:pPr>
+        <w:rPr>
+          <w:lang w:val="nl-NL"/>
+        </w:rPr>
+      </w:pPr>
+      <w:r>
+        <w:rPr>
+          <w:lang w:val="nl-NL"/>
+        </w:rPr>
+        <w:t>Currently a flat JSON file acting as the database. Looks like this after an import:</w:t>
+      </w:r>
+    </w:p>
+    <w:p>
+      <w:pPr>
+        <w:rPr>
+          <w:lang w:val="nl-NL"/>
+        </w:rPr>
+      </w:pPr>
+      <w:r>
+        <w:rPr>
+          <w:lang w:val="nl-NL"/>
+        </w:rPr>
+        <w:drawing>
+          <wp:inline distT="0" distB="0" distL="0" distR="0" wp14:anchorId="112D9FEA" wp14:editId="5501FEA3">
+            <wp:extent cx="4457700" cy="763528"/>
+            <wp:effectExtent l="0" t="0" r="0" b="0"/>
+            <wp:docPr id="484620983" name="Afbeelding 1" descr="Afbeelding met tekst, schermopname, Lettertype, lijn&#10;&#10;Door AI gegenereerde inhoud is mogelijk onjuist."/>
+            <wp:cNvGraphicFramePr>
+              <a:graphicFrameLocks xmlns:a="http://schemas.openxmlformats.org/drawingml/2006/main" noChangeAspect="1"/>
+            </wp:cNvGraphicFramePr>
+            <a:graphic xmlns:a="http://schemas.openxmlformats.org/drawingml/2006/main">
+              <a:graphicData uri="http://schemas.openxmlformats.org/drawingml/2006/picture">
+                <pic:pic xmlns:pic="http://schemas.openxmlformats.org/drawingml/2006/picture">
+                  <pic:nvPicPr>
+                    <pic:cNvPr id="484620983" name="Afbeelding 1" descr="Afbeelding met tekst, schermopname, Lettertype, lijn&#10;&#10;Door AI gegenereerde inhoud is mogelijk onjuist."/>
+                    <pic:cNvPicPr/>
+                  </pic:nvPicPr>
+                  <pic:blipFill>
+                    <a:blip r:embed="rId12"/>
+                    <a:stretch>
+                      <a:fillRect/>
+                    </a:stretch>
+                  </pic:blipFill>
+                  <pic:spPr>
+                    <a:xfrm>
+                      <a:off x="0" y="0"/>
+                      <a:ext cx="4480915" cy="767504"/>
+                    </a:xfrm>
+                    <a:prstGeom prst="rect">
+                      <a:avLst/>
+                    </a:prstGeom>
+                  </pic:spPr>
+                </pic:pic>
+              </a:graphicData>
+            </a:graphic>
+          </wp:inline>
+        </w:drawing>
+      </w:r>
+      <w:r>
+        <w:rPr>
+          <w:lang w:val="nl-NL"/>
+        </w:rPr>
+        <w:br/>
+        <w:t xml:space="preserve"> </w:t>
+      </w:r>
+    </w:p>
+    <w:p>
+      <w:pPr>
+        <w:pStyle w:val="Kop3"/>
+      </w:pPr>
+      <w:bookmarkStart w:id="13" w:name="_Toc227090438"/>
+      <w:r>
+        <w:t>TypeScript vs JavaScript</w:t>
+      </w:r>
+      <w:bookmarkEnd w:id="13"/>
+    </w:p>
+    <w:p>
+      <w:pPr>
+        <w:rPr>
+          <w:lang w:val="nl-NL"/>
+        </w:rPr>
+      </w:pPr>
+      <w:r>
+        <w:rPr>
+          <w:lang w:val="nl-NL"/>
+        </w:rPr>
+        <w:t>TypeScript is JavaScript with types. If you know JS, you already know most of it. The only additions you'll see:</w:t>
+      </w:r>
+    </w:p>
+    <w:p>
+      <w:pPr>
+        <w:rPr>
+          <w:lang w:val="nl-NL"/>
+        </w:rPr>
+      </w:pPr>
+      <w:r>
+        <w:rPr>
+          <w:lang w:val="nl-NL"/>
+        </w:rPr>
+        <w:drawing>
+          <wp:inline distT="0" distB="0" distL="0" distR="0" wp14:anchorId="73D11247" wp14:editId="56116450">
+            <wp:extent cx="4572000" cy="1358531"/>
+            <wp:effectExtent l="0" t="0" r="0" b="0"/>
+            <wp:docPr id="2077521633" name="Afbeelding 1" descr="Afbeelding met tekst, schermopname, Lettertype&#10;&#10;Door AI gegenereerde inhoud is mogelijk onjuist."/>
+            <wp:cNvGraphicFramePr>
+              <a:graphicFrameLocks xmlns:a="http://schemas.openxmlformats.org/drawingml/2006/main" noChangeAspect="1"/>
+            </wp:cNvGraphicFramePr>
+            <a:graphic xmlns:a="http://schemas.openxmlformats.org/drawingml/2006/main">
+              <a:graphicData uri="http://schemas.openxmlformats.org/drawingml/2006/picture">
+                <pic:pic xmlns:pic="http://schemas.openxmlformats.org/drawingml/2006/picture">
+                  <pic:nvPicPr>
+                    <pic:cNvPr id="2077521633" name="Afbeelding 1" descr="Afbeelding met tekst, schermopname, Lettertype&#10;&#10;Door AI gegenereerde inhoud is mogelijk onjuist."/>
+                    <pic:cNvPicPr/>
+                  </pic:nvPicPr>
+                  <pic:blipFill>
+                    <a:blip r:embed="rId13"/>
+                    <a:stretch>
+                      <a:fillRect/>
+                    </a:stretch>
+                  </pic:blipFill>
+                  <pic:spPr>
+                    <a:xfrm>
+                      <a:off x="0" y="0"/>
+                      <a:ext cx="4588224" cy="1363352"/>
+                    </a:xfrm>
+                    <a:prstGeom prst="rect">
+                      <a:avLst/>
+                    </a:prstGeom>
+                  </pic:spPr>
+                </pic:pic>
+              </a:graphicData>
+            </a:graphic>
+          </wp:inline>
+        </w:drawing>
+      </w:r>
+      <w:r>
+        <w:rPr>
+          <w:lang w:val="nl-NL"/>
+        </w:rPr>
+        <w:br/>
+      </w:r>
+    </w:p>
+    <w:p>
+      <w:pPr>
+        <w:pStyle w:val="Kop3"/>
+      </w:pPr>
+      <w:bookmarkStart w:id="14" w:name="_Toc227090439"/>
+      <w:r>
+        <w:t>How data flows — a full example (Import)</w:t>
+      </w:r>
+      <w:bookmarkEnd w:id="14"/>
+    </w:p>
+    <w:p>
+      <w:pPr>
+        <w:pStyle w:val="Lijstalinea"/>
+        <w:numPr>
+          <w:ilvl w:val="0"/>
+          <w:numId w:val="38"/>
+        </w:numPr>
+        <w:rPr>
+          <w:lang w:val="nl-NL"/>
+        </w:rPr>
+      </w:pPr>
+      <w:r>
+        <w:rPr>
+          <w:b/>
+          <w:bCs/>
+          <w:lang w:val="nl-NL"/>
+        </w:rPr>
+        <w:t>Browser</w:t>
+      </w:r>
+      <w:r>
+        <w:rPr>
+          <w:lang w:val="nl-NL"/>
+        </w:rPr>
+        <w:t xml:space="preserve"> — user picks boardgames.xlsx on /import</w:t>
+      </w:r>
+    </w:p>
+    <w:p>
+      <w:pPr>
+        <w:pStyle w:val="Lijstalinea"/>
+        <w:numPr>
+          <w:ilvl w:val="0"/>
+          <w:numId w:val="38"/>
+        </w:numPr>
+        <w:rPr>
+          <w:lang w:val="nl-NL"/>
+        </w:rPr>
+      </w:pPr>
+      <w:r>
+        <w:rPr>
+          <w:b/>
+          <w:bCs/>
+          <w:lang w:val="nl-NL"/>
+        </w:rPr>
+        <w:t>`app/import/page.tsx`</w:t>
+      </w:r>
+      <w:r>
+        <w:rPr>
+          <w:lang w:val="nl-NL"/>
+        </w:rPr>
+        <w:t xml:space="preserve"> — JavaScript sends the file to /api/import via fetch()</w:t>
+      </w:r>
+    </w:p>
+    <w:p>
+      <w:pPr>
+        <w:pStyle w:val="Lijstalinea"/>
+        <w:numPr>
+          <w:ilvl w:val="0"/>
+          <w:numId w:val="38"/>
+        </w:numPr>
+        <w:rPr>
+          <w:lang w:val="nl-NL"/>
+        </w:rPr>
+      </w:pPr>
+      <w:r>
+        <w:rPr>
+          <w:b/>
+          <w:bCs/>
+          <w:lang w:val="nl-NL"/>
+        </w:rPr>
+        <w:t>`app/api/import/route.ts`</w:t>
+      </w:r>
+      <w:r>
+        <w:rPr>
+          <w:lang w:val="nl-NL"/>
+        </w:rPr>
+        <w:t xml:space="preserve"> — server receives it, ExcelJS parses the Excel rows into objects</w:t>
+      </w:r>
+    </w:p>
+    <w:p>
+      <w:pPr>
+        <w:pStyle w:val="Lijstalinea"/>
+        <w:numPr>
+          <w:ilvl w:val="0"/>
+          <w:numId w:val="38"/>
+        </w:numPr>
+        <w:rPr>
+          <w:lang w:val="nl-NL"/>
+        </w:rPr>
+      </w:pPr>
+      <w:r>
+        <w:rPr>
+          <w:b/>
+          <w:bCs/>
+          <w:lang w:val="nl-NL"/>
+        </w:rPr>
+        <w:t>`lib/dataStore.ts`</w:t>
+      </w:r>
+      <w:r>
+        <w:rPr>
+          <w:lang w:val="nl-NL"/>
+        </w:rPr>
+        <w:t xml:space="preserve"> — writeRecords() saves those objects to data/records.json</w:t>
+      </w:r>
+    </w:p>
+    <w:p>
+      <w:pPr>
+        <w:pStyle w:val="Lijstalinea"/>
+        <w:numPr>
+          <w:ilvl w:val="0"/>
+          <w:numId w:val="38"/>
+        </w:numPr>
+        <w:rPr>
+          <w:lang w:val="nl-NL"/>
+        </w:rPr>
+      </w:pPr>
+      <w:r>
+        <w:rPr>
+          <w:b/>
+          <w:bCs/>
+          <w:lang w:val="nl-NL"/>
+        </w:rPr>
+        <w:t>Browser</w:t>
+      </w:r>
+      <w:r>
+        <w:rPr>
+          <w:lang w:val="nl-NL"/>
+        </w:rPr>
+        <w:t xml:space="preserve"> — shows "Imported 12 records"</w:t>
+      </w:r>
+    </w:p>
+    <w:p>
+      <w:pPr>
+        <w:rPr>
+          <w:lang w:val="nl-NL"/>
+        </w:rPr>
+      </w:pPr>
+      <w:r>
+        <w:rPr>
+          <w:lang w:val="nl-NL"/>
+        </w:rPr>
+        <w:t>The same flow in reverse for Export, and a simple GET fetch for the Data and Visualise pages.</w:t>
+      </w:r>
+    </w:p>
+    <w:p>
+      <w:pPr>
+        <w:pStyle w:val="Kop3"/>
+      </w:pPr>
+      <w:bookmarkStart w:id="15" w:name="_Toc227090440"/>
+      <w:r>
+        <w:t>How to make a change — practical examples</w:t>
+      </w:r>
+      <w:bookmarkEnd w:id="15"/>
+    </w:p>
+    <w:p>
+      <w:pPr>
+        <w:rPr>
+          <w:lang w:val="nl-NL"/>
+        </w:rPr>
+      </w:pPr>
+      <w:r>
+        <w:rPr>
+          <w:b/>
+          <w:bCs/>
+          <w:lang w:val="nl-NL"/>
+        </w:rPr>
+        <w:t>Add a new page</w:t>
+      </w:r>
+      <w:r>
+        <w:rPr>
+          <w:lang w:val="nl-NL"/>
+        </w:rPr>
+        <w:t xml:space="preserve"> (e.g. /about):</w:t>
+      </w:r>
+    </w:p>
+    <w:p>
+      <w:pPr>
+        <w:pStyle w:val="Lijstalinea"/>
+        <w:numPr>
+          <w:ilvl w:val="0"/>
+          <w:numId w:val="40"/>
+        </w:numPr>
+        <w:rPr>
+          <w:lang w:val="nl-NL"/>
+        </w:rPr>
+      </w:pPr>
+      <w:r>
+        <w:rPr>
+          <w:lang w:val="nl-NL"/>
+        </w:rPr>
+        <w:t>Create folder app/about/</w:t>
+      </w:r>
+    </w:p>
+    <w:p>
+      <w:pPr>
+        <w:pStyle w:val="Lijstalinea"/>
+        <w:numPr>
+          <w:ilvl w:val="0"/>
+          <w:numId w:val="40"/>
+        </w:numPr>
+        <w:rPr>
+          <w:lang w:val="nl-NL"/>
+        </w:rPr>
+      </w:pPr>
+      <w:r>
+        <w:rPr>
+          <w:lang w:val="nl-NL"/>
+        </w:rPr>
+        <w:t>Create file app/about/page.tsx with export default function AboutPage() { return &lt;h1&gt;About&lt;/h1&gt;; }</w:t>
+      </w:r>
+    </w:p>
+    <w:p>
+      <w:pPr>
+        <w:pStyle w:val="Lijstalinea"/>
+        <w:numPr>
+          <w:ilvl w:val="0"/>
+          <w:numId w:val="40"/>
+        </w:numPr>
+        <w:rPr>
+          <w:lang w:val="nl-NL"/>
+        </w:rPr>
+      </w:pPr>
+      <w:r>
+        <w:rPr>
+          <w:lang w:val="nl-NL"/>
+        </w:rPr>
+        <w:t>That's it — it's live at http://localhost:3000/about</w:t>
+      </w:r>
+    </w:p>
+    <w:p>
+      <w:pPr>
+        <w:rPr>
+          <w:lang w:val="nl-NL"/>
+        </w:rPr>
+      </w:pPr>
+      <w:r>
+        <w:rPr>
+          <w:b/>
+          <w:bCs/>
+          <w:lang w:val="nl-NL"/>
+        </w:rPr>
+        <w:t>Add a new column to your data</w:t>
+      </w:r>
+      <w:r>
+        <w:rPr>
+          <w:lang w:val="nl-NL"/>
+        </w:rPr>
+        <w:t>:</w:t>
+      </w:r>
+    </w:p>
+    <w:p>
+      <w:pPr>
+        <w:rPr>
+          <w:lang w:val="nl-NL"/>
+        </w:rPr>
+      </w:pPr>
+      <w:r>
+        <w:rPr>
+          <w:lang w:val="nl-NL"/>
+        </w:rPr>
+        <w:t>Just import an Excel/JSON file that has that column — the app stores whatever fields exist on the objects. No schema changes needed.</w:t>
+      </w:r>
+    </w:p>
+    <w:p>
+      <w:pPr>
+        <w:rPr>
+          <w:lang w:val="nl-NL"/>
+        </w:rPr>
+      </w:pPr>
+      <w:r>
+        <w:rPr>
+          <w:b/>
+          <w:bCs/>
+          <w:lang w:val="nl-NL"/>
+        </w:rPr>
+        <w:lastRenderedPageBreak/>
+        <w:t>Change a chart</w:t>
+      </w:r>
+      <w:r>
+        <w:rPr>
+          <w:lang w:val="nl-NL"/>
+        </w:rPr>
+        <w:t>:</w:t>
+      </w:r>
+    </w:p>
+    <w:p>
+      <w:pPr>
+        <w:rPr>
+          <w:lang w:val="nl-NL"/>
+        </w:rPr>
+      </w:pPr>
+      <w:r>
+        <w:rPr>
+          <w:lang w:val="nl-NL"/>
+        </w:rPr>
+        <w:t>Edit components/BarChart.tsx — D3 code lives in the useEffect hook. If you know D3, it's standard D3 v7 API.</w:t>
+      </w:r>
+    </w:p>
+    <w:p>
+      <w:pPr>
+        <w:pStyle w:val="Kop3"/>
+        <w:rPr>
+          <w:lang w:val="nl-NL"/>
+        </w:rPr>
+      </w:pPr>
+      <w:bookmarkStart w:id="16" w:name="_Toc227090441"/>
+      <w:r>
+        <w:rPr>
+          <w:lang w:val="nl-NL"/>
+        </w:rPr>
+        <w:t>Running the app</w:t>
+      </w:r>
+      <w:bookmarkEnd w:id="16"/>
+    </w:p>
+    <w:p>
+      <w:pPr>
+        <w:rPr>
+          <w:lang w:val="nl-NL"/>
+        </w:rPr>
+      </w:pPr>
+      <w:r>
+        <w:rPr>
+          <w:lang w:val="nl-NL"/>
+        </w:rPr>
+        <w:t>Go to .</w:t>
+      </w:r>
+      <w:r>
+        <w:rPr>
+          <w:lang w:val="nl-NL"/>
+        </w:rPr>
+        <w:t>\Meeplewood\Code\src</w:t>
+      </w:r>
+      <w:r>
+        <w:rPr>
+          <w:lang w:val="nl-NL"/>
+        </w:rPr>
+        <w:t xml:space="preserve"> in terminal and run commands:</w:t>
+      </w:r>
+    </w:p>
+    <w:p>
+      <w:pPr>
+        <w:rPr>
+          <w:lang w:val="nl-NL"/>
+        </w:rPr>
+      </w:pPr>
+      <w:r>
+        <w:rPr>
+          <w:lang w:val="nl-NL"/>
+        </w:rPr>
+        <w:drawing>
+          <wp:inline distT="0" distB="0" distL="0" distR="0" wp14:anchorId="09FBE988" wp14:editId="33CE1E66">
+            <wp:extent cx="5731510" cy="588010"/>
+            <wp:effectExtent l="0" t="0" r="2540" b="2540"/>
+            <wp:docPr id="565725476" name="Afbeelding 1"/>
+            <wp:cNvGraphicFramePr>
+              <a:graphicFrameLocks xmlns:a="http://schemas.openxmlformats.org/drawingml/2006/main" noChangeAspect="1"/>
+            </wp:cNvGraphicFramePr>
+            <a:graphic xmlns:a="http://schemas.openxmlformats.org/drawingml/2006/main">
+              <a:graphicData uri="http://schemas.openxmlformats.org/drawingml/2006/picture">
+                <pic:pic xmlns:pic="http://schemas.openxmlformats.org/drawingml/2006/picture">
+                  <pic:nvPicPr>
+                    <pic:cNvPr id="565725476" name=""/>
+                    <pic:cNvPicPr/>
+                  </pic:nvPicPr>
+                  <pic:blipFill>
+                    <a:blip r:embed="rId14"/>
+                    <a:stretch>
+                      <a:fillRect/>
+                    </a:stretch>
+                  </pic:blipFill>
+                  <pic:spPr>
+                    <a:xfrm>
+                      <a:off x="0" y="0"/>
+                      <a:ext cx="5731510" cy="588010"/>
+                    </a:xfrm>
+                    <a:prstGeom prst="rect">
+                      <a:avLst/>
+                    </a:prstGeom>
+                  </pic:spPr>
+                </pic:pic>
+              </a:graphicData>
+            </a:graphic>
+          </wp:inline>
+        </w:drawing>
+      </w:r>
+    </w:p>
     <w:sectPr>
-      <w:headerReference w:type="even" r:id="rId10"/>
-      <w:headerReference w:type="default" r:id="rId11"/>
-      <w:footerReference w:type="even" r:id="rId12"/>
-      <w:footerReference w:type="default" r:id="rId13"/>
-      <w:headerReference w:type="first" r:id="rId14"/>
-      <w:footerReference w:type="first" r:id="rId15"/>
+      <w:headerReference w:type="even" r:id="rId15"/>
+      <w:headerReference w:type="default" r:id="rId16"/>
+      <w:footerReference w:type="even" r:id="rId17"/>
+      <w:footerReference w:type="default" r:id="rId18"/>
+      <w:headerReference w:type="first" r:id="rId19"/>
+      <w:footerReference w:type="first" r:id="rId20"/>
       <w:pgSz w:w="11906" w:h="16838"/>
       <w:pgMar w:top="1440" w:right="1440" w:bottom="1440" w:left="1440" w:header="708" w:footer="708" w:gutter="0"/>
       <w:pgNumType w:start="0"/>
@@ -1481,7 +4687,7 @@
         <w:noProof/>
         <w:color w:val="002060"/>
       </w:rPr>
-      <w:t>05/04/2026</w:t>
+      <w:t>14/04/2026</w:t>
     </w:r>
     <w:r>
       <w:rPr>
@@ -1501,14 +4707,7 @@
       <w:rPr>
         <w:color w:val="002060"/>
       </w:rPr>
-      <w:t xml:space="preserve">Gir </w:t>
-    </w:r>
-    <w:proofErr w:type="spellStart"/>
-    <w:r>
-      <w:rPr>
-        <w:color w:val="002060"/>
-      </w:rPr>
-      <w:t>Repro</w:t>
+      <w:t>Gir Repro</w:t>
     </w:r>
     <w:r>
       <w:rPr>
@@ -1516,7 +4715,6 @@
       </w:rPr>
       <w:t>sitory</w:t>
     </w:r>
-    <w:proofErr w:type="spellEnd"/>
     <w:r>
       <w:rPr>
         <w:color w:val="002060"/>
@@ -1680,7 +4878,7 @@
         <w:sz w:val="20"/>
       </w:rPr>
     </w:lvl>
-    <w:lvl w:ilvl="1" w:tentative="1">
+    <w:lvl w:ilvl="1">
       <w:start w:val="1"/>
       <w:numFmt w:val="bullet"/>
       <w:lvlText w:val="o"/>
@@ -2184,6 +5382,92 @@
     </w:lvl>
   </w:abstractNum>
   <w:abstractNum w:abstractNumId="4" w15:restartNumberingAfterBreak="0">
+    <w:nsid w:val="10C33B65"/>
+    <w:multiLevelType w:val="hybridMultilevel"/>
+    <w:tmpl w:val="C9B8560E"/>
+    <w:lvl w:ilvl="0" w:tplc="0413000F">
+      <w:start w:val="1"/>
+      <w:numFmt w:val="decimal"/>
+      <w:lvlText w:val="%1."/>
+      <w:lvlJc w:val="left"/>
+      <w:pPr>
+        <w:ind w:left="720" w:hanging="360"/>
+      </w:pPr>
+    </w:lvl>
+    <w:lvl w:ilvl="1" w:tplc="04130019" w:tentative="1">
+      <w:start w:val="1"/>
+      <w:numFmt w:val="lowerLetter"/>
+      <w:lvlText w:val="%2."/>
+      <w:lvlJc w:val="left"/>
+      <w:pPr>
+        <w:ind w:left="1440" w:hanging="360"/>
+      </w:pPr>
+    </w:lvl>
+    <w:lvl w:ilvl="2" w:tplc="0413001B" w:tentative="1">
+      <w:start w:val="1"/>
+      <w:numFmt w:val="lowerRoman"/>
+      <w:lvlText w:val="%3."/>
+      <w:lvlJc w:val="right"/>
+      <w:pPr>
+        <w:ind w:left="2160" w:hanging="180"/>
+      </w:pPr>
+    </w:lvl>
+    <w:lvl w:ilvl="3" w:tplc="0413000F" w:tentative="1">
+      <w:start w:val="1"/>
+      <w:numFmt w:val="decimal"/>
+      <w:lvlText w:val="%4."/>
+      <w:lvlJc w:val="left"/>
+      <w:pPr>
+        <w:ind w:left="2880" w:hanging="360"/>
+      </w:pPr>
+    </w:lvl>
+    <w:lvl w:ilvl="4" w:tplc="04130019" w:tentative="1">
+      <w:start w:val="1"/>
+      <w:numFmt w:val="lowerLetter"/>
+      <w:lvlText w:val="%5."/>
+      <w:lvlJc w:val="left"/>
+      <w:pPr>
+        <w:ind w:left="3600" w:hanging="360"/>
+      </w:pPr>
+    </w:lvl>
+    <w:lvl w:ilvl="5" w:tplc="0413001B" w:tentative="1">
+      <w:start w:val="1"/>
+      <w:numFmt w:val="lowerRoman"/>
+      <w:lvlText w:val="%6."/>
+      <w:lvlJc w:val="right"/>
+      <w:pPr>
+        <w:ind w:left="4320" w:hanging="180"/>
+      </w:pPr>
+    </w:lvl>
+    <w:lvl w:ilvl="6" w:tplc="0413000F" w:tentative="1">
+      <w:start w:val="1"/>
+      <w:numFmt w:val="decimal"/>
+      <w:lvlText w:val="%7."/>
+      <w:lvlJc w:val="left"/>
+      <w:pPr>
+        <w:ind w:left="5040" w:hanging="360"/>
+      </w:pPr>
+    </w:lvl>
+    <w:lvl w:ilvl="7" w:tplc="04130019" w:tentative="1">
+      <w:start w:val="1"/>
+      <w:numFmt w:val="lowerLetter"/>
+      <w:lvlText w:val="%8."/>
+      <w:lvlJc w:val="left"/>
+      <w:pPr>
+        <w:ind w:left="5760" w:hanging="360"/>
+      </w:pPr>
+    </w:lvl>
+    <w:lvl w:ilvl="8" w:tplc="0413001B" w:tentative="1">
+      <w:start w:val="1"/>
+      <w:numFmt w:val="lowerRoman"/>
+      <w:lvlText w:val="%9."/>
+      <w:lvlJc w:val="right"/>
+      <w:pPr>
+        <w:ind w:left="6480" w:hanging="180"/>
+      </w:pPr>
+    </w:lvl>
+  </w:abstractNum>
+  <w:abstractNum w:abstractNumId="5" w15:restartNumberingAfterBreak="0">
     <w:nsid w:val="1BE84BE2"/>
     <w:multiLevelType w:val="hybridMultilevel"/>
     <w:tmpl w:val="A72A6B7A"/>
@@ -2295,7 +5579,7 @@
       </w:rPr>
     </w:lvl>
   </w:abstractNum>
-  <w:abstractNum w:abstractNumId="5" w15:restartNumberingAfterBreak="0">
+  <w:abstractNum w:abstractNumId="6" w15:restartNumberingAfterBreak="0">
     <w:nsid w:val="202C5CD5"/>
     <w:multiLevelType w:val="multilevel"/>
     <w:tmpl w:val="508EDBD8"/>
@@ -2444,7 +5728,7 @@
       </w:rPr>
     </w:lvl>
   </w:abstractNum>
-  <w:abstractNum w:abstractNumId="6" w15:restartNumberingAfterBreak="0">
+  <w:abstractNum w:abstractNumId="7" w15:restartNumberingAfterBreak="0">
     <w:nsid w:val="2194563C"/>
     <w:multiLevelType w:val="multilevel"/>
     <w:tmpl w:val="24289C38"/>
@@ -2593,7 +5877,7 @@
       </w:rPr>
     </w:lvl>
   </w:abstractNum>
-  <w:abstractNum w:abstractNumId="7" w15:restartNumberingAfterBreak="0">
+  <w:abstractNum w:abstractNumId="8" w15:restartNumberingAfterBreak="0">
     <w:nsid w:val="2355244E"/>
     <w:multiLevelType w:val="hybridMultilevel"/>
     <w:tmpl w:val="E7506F0E"/>
@@ -2705,7 +5989,7 @@
       </w:rPr>
     </w:lvl>
   </w:abstractNum>
-  <w:abstractNum w:abstractNumId="8" w15:restartNumberingAfterBreak="0">
+  <w:abstractNum w:abstractNumId="9" w15:restartNumberingAfterBreak="0">
     <w:nsid w:val="252B1EEF"/>
     <w:multiLevelType w:val="multilevel"/>
     <w:tmpl w:val="C9E4AB54"/>
@@ -2854,7 +6138,7 @@
       </w:rPr>
     </w:lvl>
   </w:abstractNum>
-  <w:abstractNum w:abstractNumId="9" w15:restartNumberingAfterBreak="0">
+  <w:abstractNum w:abstractNumId="10" w15:restartNumberingAfterBreak="0">
     <w:nsid w:val="25CD6614"/>
     <w:multiLevelType w:val="hybridMultilevel"/>
     <w:tmpl w:val="BBDA0BD6"/>
@@ -2966,7 +6250,7 @@
       </w:rPr>
     </w:lvl>
   </w:abstractNum>
-  <w:abstractNum w:abstractNumId="10" w15:restartNumberingAfterBreak="0">
+  <w:abstractNum w:abstractNumId="11" w15:restartNumberingAfterBreak="0">
     <w:nsid w:val="2BAE5DC7"/>
     <w:multiLevelType w:val="multilevel"/>
     <w:tmpl w:val="E0B2C8A0"/>
@@ -3115,7 +6399,7 @@
       </w:rPr>
     </w:lvl>
   </w:abstractNum>
-  <w:abstractNum w:abstractNumId="11" w15:restartNumberingAfterBreak="0">
+  <w:abstractNum w:abstractNumId="12" w15:restartNumberingAfterBreak="0">
     <w:nsid w:val="33FC115B"/>
     <w:multiLevelType w:val="multilevel"/>
     <w:tmpl w:val="1F263452"/>
@@ -3264,7 +6548,7 @@
       </w:rPr>
     </w:lvl>
   </w:abstractNum>
-  <w:abstractNum w:abstractNumId="12" w15:restartNumberingAfterBreak="0">
+  <w:abstractNum w:abstractNumId="13" w15:restartNumberingAfterBreak="0">
     <w:nsid w:val="3502591D"/>
     <w:multiLevelType w:val="multilevel"/>
     <w:tmpl w:val="F69AF3FE"/>
@@ -3413,7 +6697,7 @@
       </w:rPr>
     </w:lvl>
   </w:abstractNum>
-  <w:abstractNum w:abstractNumId="13" w15:restartNumberingAfterBreak="0">
+  <w:abstractNum w:abstractNumId="14" w15:restartNumberingAfterBreak="0">
     <w:nsid w:val="3608209E"/>
     <w:multiLevelType w:val="multilevel"/>
     <w:tmpl w:val="2CDC8256"/>
@@ -3562,7 +6846,93 @@
       </w:rPr>
     </w:lvl>
   </w:abstractNum>
-  <w:abstractNum w:abstractNumId="14" w15:restartNumberingAfterBreak="0">
+  <w:abstractNum w:abstractNumId="15" w15:restartNumberingAfterBreak="0">
+    <w:nsid w:val="416D2E17"/>
+    <w:multiLevelType w:val="multilevel"/>
+    <w:tmpl w:val="0413001F"/>
+    <w:lvl w:ilvl="0">
+      <w:start w:val="1"/>
+      <w:numFmt w:val="decimal"/>
+      <w:lvlText w:val="%1."/>
+      <w:lvlJc w:val="left"/>
+      <w:pPr>
+        <w:ind w:left="360" w:hanging="360"/>
+      </w:pPr>
+    </w:lvl>
+    <w:lvl w:ilvl="1">
+      <w:start w:val="1"/>
+      <w:numFmt w:val="decimal"/>
+      <w:lvlText w:val="%1.%2."/>
+      <w:lvlJc w:val="left"/>
+      <w:pPr>
+        <w:ind w:left="792" w:hanging="432"/>
+      </w:pPr>
+    </w:lvl>
+    <w:lvl w:ilvl="2">
+      <w:start w:val="1"/>
+      <w:numFmt w:val="decimal"/>
+      <w:lvlText w:val="%1.%2.%3."/>
+      <w:lvlJc w:val="left"/>
+      <w:pPr>
+        <w:ind w:left="1224" w:hanging="504"/>
+      </w:pPr>
+    </w:lvl>
+    <w:lvl w:ilvl="3">
+      <w:start w:val="1"/>
+      <w:numFmt w:val="decimal"/>
+      <w:lvlText w:val="%1.%2.%3.%4."/>
+      <w:lvlJc w:val="left"/>
+      <w:pPr>
+        <w:ind w:left="1728" w:hanging="648"/>
+      </w:pPr>
+    </w:lvl>
+    <w:lvl w:ilvl="4">
+      <w:start w:val="1"/>
+      <w:numFmt w:val="decimal"/>
+      <w:lvlText w:val="%1.%2.%3.%4.%5."/>
+      <w:lvlJc w:val="left"/>
+      <w:pPr>
+        <w:ind w:left="2232" w:hanging="792"/>
+      </w:pPr>
+    </w:lvl>
+    <w:lvl w:ilvl="5">
+      <w:start w:val="1"/>
+      <w:numFmt w:val="decimal"/>
+      <w:lvlText w:val="%1.%2.%3.%4.%5.%6."/>
+      <w:lvlJc w:val="left"/>
+      <w:pPr>
+        <w:ind w:left="2736" w:hanging="936"/>
+      </w:pPr>
+    </w:lvl>
+    <w:lvl w:ilvl="6">
+      <w:start w:val="1"/>
+      <w:numFmt w:val="decimal"/>
+      <w:lvlText w:val="%1.%2.%3.%4.%5.%6.%7."/>
+      <w:lvlJc w:val="left"/>
+      <w:pPr>
+        <w:ind w:left="3240" w:hanging="1080"/>
+      </w:pPr>
+    </w:lvl>
+    <w:lvl w:ilvl="7">
+      <w:start w:val="1"/>
+      <w:numFmt w:val="decimal"/>
+      <w:lvlText w:val="%1.%2.%3.%4.%5.%6.%7.%8."/>
+      <w:lvlJc w:val="left"/>
+      <w:pPr>
+        <w:ind w:left="3744" w:hanging="1224"/>
+      </w:pPr>
+    </w:lvl>
+    <w:lvl w:ilvl="8">
+      <w:start w:val="1"/>
+      <w:numFmt w:val="decimal"/>
+      <w:lvlText w:val="%1.%2.%3.%4.%5.%6.%7.%8.%9."/>
+      <w:lvlJc w:val="left"/>
+      <w:pPr>
+        <w:ind w:left="4320" w:hanging="1440"/>
+      </w:pPr>
+    </w:lvl>
+  </w:abstractNum>
+  <w:abstractNum w:abstractNumId="16" w15:restartNumberingAfterBreak="0">
     <w:nsid w:val="4C036649"/>
     <w:multiLevelType w:val="multilevel"/>
     <w:tmpl w:val="987091A2"/>
@@ -3711,7 +7081,93 @@
       </w:rPr>
     </w:lvl>
   </w:abstractNum>
-  <w:abstractNum w:abstractNumId="15" w15:restartNumberingAfterBreak="0">
+  <w:abstractNum w:abstractNumId="17" w15:restartNumberingAfterBreak="0">
+    <w:nsid w:val="4C2604D1"/>
+    <w:multiLevelType w:val="multilevel"/>
+    <w:tmpl w:val="0413001F"/>
+    <w:lvl w:ilvl="0">
+      <w:start w:val="1"/>
+      <w:numFmt w:val="decimal"/>
+      <w:lvlText w:val="%1."/>
+      <w:lvlJc w:val="left"/>
+      <w:pPr>
+        <w:ind w:left="360" w:hanging="360"/>
+      </w:pPr>
+    </w:lvl>
+    <w:lvl w:ilvl="1">
+      <w:start w:val="1"/>
+      <w:numFmt w:val="decimal"/>
+      <w:lvlText w:val="%1.%2."/>
+      <w:lvlJc w:val="left"/>
+      <w:pPr>
+        <w:ind w:left="792" w:hanging="432"/>
+      </w:pPr>
+    </w:lvl>
+    <w:lvl w:ilvl="2">
+      <w:start w:val="1"/>
+      <w:numFmt w:val="decimal"/>
+      <w:lvlText w:val="%1.%2.%3."/>
+      <w:lvlJc w:val="left"/>
+      <w:pPr>
+        <w:ind w:left="1224" w:hanging="504"/>
+      </w:pPr>
+    </w:lvl>
+    <w:lvl w:ilvl="3">
+      <w:start w:val="1"/>
+      <w:numFmt w:val="decimal"/>
+      <w:lvlText w:val="%1.%2.%3.%4."/>
+      <w:lvlJc w:val="left"/>
+      <w:pPr>
+        <w:ind w:left="1728" w:hanging="648"/>
+      </w:pPr>
+    </w:lvl>
+    <w:lvl w:ilvl="4">
+      <w:start w:val="1"/>
+      <w:numFmt w:val="decimal"/>
+      <w:lvlText w:val="%1.%2.%3.%4.%5."/>
+      <w:lvlJc w:val="left"/>
+      <w:pPr>
+        <w:ind w:left="2232" w:hanging="792"/>
+      </w:pPr>
+    </w:lvl>
+    <w:lvl w:ilvl="5">
+      <w:start w:val="1"/>
+      <w:numFmt w:val="decimal"/>
+      <w:lvlText w:val="%1.%2.%3.%4.%5.%6."/>
+      <w:lvlJc w:val="left"/>
+      <w:pPr>
+        <w:ind w:left="2736" w:hanging="936"/>
+      </w:pPr>
+    </w:lvl>
+    <w:lvl w:ilvl="6">
+      <w:start w:val="1"/>
+      <w:numFmt w:val="decimal"/>
+      <w:lvlText w:val="%1.%2.%3.%4.%5.%6.%7."/>
+      <w:lvlJc w:val="left"/>
+      <w:pPr>
+        <w:ind w:left="3240" w:hanging="1080"/>
+      </w:pPr>
+    </w:lvl>
+    <w:lvl w:ilvl="7">
+      <w:start w:val="1"/>
+      <w:numFmt w:val="decimal"/>
+      <w:lvlText w:val="%1.%2.%3.%4.%5.%6.%7.%8."/>
+      <w:lvlJc w:val="left"/>
+      <w:pPr>
+        <w:ind w:left="3744" w:hanging="1224"/>
+      </w:pPr>
+    </w:lvl>
+    <w:lvl w:ilvl="8">
+      <w:start w:val="1"/>
+      <w:numFmt w:val="decimal"/>
+      <w:lvlText w:val="%1.%2.%3.%4.%5.%6.%7.%8.%9."/>
+      <w:lvlJc w:val="left"/>
+      <w:pPr>
+        <w:ind w:left="4320" w:hanging="1440"/>
+      </w:pPr>
+    </w:lvl>
+  </w:abstractNum>
+  <w:abstractNum w:abstractNumId="18" w15:restartNumberingAfterBreak="0">
     <w:nsid w:val="4D242A67"/>
     <w:multiLevelType w:val="multilevel"/>
     <w:tmpl w:val="F93E5E74"/>
@@ -3860,7 +7316,7 @@
       </w:rPr>
     </w:lvl>
   </w:abstractNum>
-  <w:abstractNum w:abstractNumId="16" w15:restartNumberingAfterBreak="0">
+  <w:abstractNum w:abstractNumId="19" w15:restartNumberingAfterBreak="0">
     <w:nsid w:val="4D783149"/>
     <w:multiLevelType w:val="hybridMultilevel"/>
     <w:tmpl w:val="49D4D6CE"/>
@@ -3972,7 +7428,7 @@
       </w:rPr>
     </w:lvl>
   </w:abstractNum>
-  <w:abstractNum w:abstractNumId="17" w15:restartNumberingAfterBreak="0">
+  <w:abstractNum w:abstractNumId="20" w15:restartNumberingAfterBreak="0">
     <w:nsid w:val="4FB460CE"/>
     <w:multiLevelType w:val="multilevel"/>
     <w:tmpl w:val="2326B95A"/>
@@ -4121,7 +7577,93 @@
       </w:rPr>
     </w:lvl>
   </w:abstractNum>
-  <w:abstractNum w:abstractNumId="18" w15:restartNumberingAfterBreak="0">
+  <w:abstractNum w:abstractNumId="21" w15:restartNumberingAfterBreak="0">
+    <w:nsid w:val="51EC01E8"/>
+    <w:multiLevelType w:val="multilevel"/>
+    <w:tmpl w:val="0413001F"/>
+    <w:lvl w:ilvl="0">
+      <w:start w:val="1"/>
+      <w:numFmt w:val="decimal"/>
+      <w:lvlText w:val="%1."/>
+      <w:lvlJc w:val="left"/>
+      <w:pPr>
+        <w:ind w:left="360" w:hanging="360"/>
+      </w:pPr>
+    </w:lvl>
+    <w:lvl w:ilvl="1">
+      <w:start w:val="1"/>
+      <w:numFmt w:val="decimal"/>
+      <w:lvlText w:val="%1.%2."/>
+      <w:lvlJc w:val="left"/>
+      <w:pPr>
+        <w:ind w:left="792" w:hanging="432"/>
+      </w:pPr>
+    </w:lvl>
+    <w:lvl w:ilvl="2">
+      <w:start w:val="1"/>
+      <w:numFmt w:val="decimal"/>
+      <w:lvlText w:val="%1.%2.%3."/>
+      <w:lvlJc w:val="left"/>
+      <w:pPr>
+        <w:ind w:left="1224" w:hanging="504"/>
+      </w:pPr>
+    </w:lvl>
+    <w:lvl w:ilvl="3">
+      <w:start w:val="1"/>
+      <w:numFmt w:val="decimal"/>
+      <w:lvlText w:val="%1.%2.%3.%4."/>
+      <w:lvlJc w:val="left"/>
+      <w:pPr>
+        <w:ind w:left="1728" w:hanging="648"/>
+      </w:pPr>
+    </w:lvl>
+    <w:lvl w:ilvl="4">
+      <w:start w:val="1"/>
+      <w:numFmt w:val="decimal"/>
+      <w:lvlText w:val="%1.%2.%3.%4.%5."/>
+      <w:lvlJc w:val="left"/>
+      <w:pPr>
+        <w:ind w:left="2232" w:hanging="792"/>
+      </w:pPr>
+    </w:lvl>
+    <w:lvl w:ilvl="5">
+      <w:start w:val="1"/>
+      <w:numFmt w:val="decimal"/>
+      <w:lvlText w:val="%1.%2.%3.%4.%5.%6."/>
+      <w:lvlJc w:val="left"/>
+      <w:pPr>
+        <w:ind w:left="2736" w:hanging="936"/>
+      </w:pPr>
+    </w:lvl>
+    <w:lvl w:ilvl="6">
+      <w:start w:val="1"/>
+      <w:numFmt w:val="decimal"/>
+      <w:lvlText w:val="%1.%2.%3.%4.%5.%6.%7."/>
+      <w:lvlJc w:val="left"/>
+      <w:pPr>
+        <w:ind w:left="3240" w:hanging="1080"/>
+      </w:pPr>
+    </w:lvl>
+    <w:lvl w:ilvl="7">
+      <w:start w:val="1"/>
+      <w:numFmt w:val="decimal"/>
+      <w:lvlText w:val="%1.%2.%3.%4.%5.%6.%7.%8."/>
+      <w:lvlJc w:val="left"/>
+      <w:pPr>
+        <w:ind w:left="3744" w:hanging="1224"/>
+      </w:pPr>
+    </w:lvl>
+    <w:lvl w:ilvl="8">
+      <w:start w:val="1"/>
+      <w:numFmt w:val="decimal"/>
+      <w:lvlText w:val="%1.%2.%3.%4.%5.%6.%7.%8.%9."/>
+      <w:lvlJc w:val="left"/>
+      <w:pPr>
+        <w:ind w:left="4320" w:hanging="1440"/>
+      </w:pPr>
+    </w:lvl>
+  </w:abstractNum>
+  <w:abstractNum w:abstractNumId="22" w15:restartNumberingAfterBreak="0">
     <w:nsid w:val="527814AD"/>
     <w:multiLevelType w:val="multilevel"/>
     <w:tmpl w:val="BDB8C868"/>
@@ -4270,7 +7812,7 @@
       </w:rPr>
     </w:lvl>
   </w:abstractNum>
-  <w:abstractNum w:abstractNumId="19" w15:restartNumberingAfterBreak="0">
+  <w:abstractNum w:abstractNumId="23" w15:restartNumberingAfterBreak="0">
     <w:nsid w:val="54D837D6"/>
     <w:multiLevelType w:val="multilevel"/>
     <w:tmpl w:val="B9B604F2"/>
@@ -4419,7 +7961,7 @@
       </w:rPr>
     </w:lvl>
   </w:abstractNum>
-  <w:abstractNum w:abstractNumId="20" w15:restartNumberingAfterBreak="0">
+  <w:abstractNum w:abstractNumId="24" w15:restartNumberingAfterBreak="0">
     <w:nsid w:val="56572071"/>
     <w:multiLevelType w:val="hybridMultilevel"/>
     <w:tmpl w:val="9B4A147C"/>
@@ -4505,7 +8047,7 @@
       </w:pPr>
     </w:lvl>
   </w:abstractNum>
-  <w:abstractNum w:abstractNumId="21" w15:restartNumberingAfterBreak="0">
+  <w:abstractNum w:abstractNumId="25" w15:restartNumberingAfterBreak="0">
     <w:nsid w:val="5D235165"/>
     <w:multiLevelType w:val="multilevel"/>
     <w:tmpl w:val="871EE970"/>
@@ -4654,7 +8196,7 @@
       </w:rPr>
     </w:lvl>
   </w:abstractNum>
-  <w:abstractNum w:abstractNumId="22" w15:restartNumberingAfterBreak="0">
+  <w:abstractNum w:abstractNumId="26" w15:restartNumberingAfterBreak="0">
     <w:nsid w:val="60F72E05"/>
     <w:multiLevelType w:val="multilevel"/>
     <w:tmpl w:val="566E13D2"/>
@@ -4803,7 +8345,7 @@
       </w:rPr>
     </w:lvl>
   </w:abstractNum>
-  <w:abstractNum w:abstractNumId="23" w15:restartNumberingAfterBreak="0">
+  <w:abstractNum w:abstractNumId="27" w15:restartNumberingAfterBreak="0">
     <w:nsid w:val="612D34AC"/>
     <w:multiLevelType w:val="multilevel"/>
     <w:tmpl w:val="BE4882B2"/>
@@ -4952,7 +8494,7 @@
       </w:rPr>
     </w:lvl>
   </w:abstractNum>
-  <w:abstractNum w:abstractNumId="24" w15:restartNumberingAfterBreak="0">
+  <w:abstractNum w:abstractNumId="28" w15:restartNumberingAfterBreak="0">
     <w:nsid w:val="687F23C2"/>
     <w:multiLevelType w:val="multilevel"/>
     <w:tmpl w:val="0408108E"/>
@@ -5101,7 +8643,7 @@
       </w:rPr>
     </w:lvl>
   </w:abstractNum>
-  <w:abstractNum w:abstractNumId="25" w15:restartNumberingAfterBreak="0">
+  <w:abstractNum w:abstractNumId="29" w15:restartNumberingAfterBreak="0">
     <w:nsid w:val="68B003FA"/>
     <w:multiLevelType w:val="hybridMultilevel"/>
     <w:tmpl w:val="7F0688EE"/>
@@ -5213,7 +8755,7 @@
       </w:rPr>
     </w:lvl>
   </w:abstractNum>
-  <w:abstractNum w:abstractNumId="26" w15:restartNumberingAfterBreak="0">
+  <w:abstractNum w:abstractNumId="30" w15:restartNumberingAfterBreak="0">
     <w:nsid w:val="698732DA"/>
     <w:multiLevelType w:val="multilevel"/>
     <w:tmpl w:val="251AB002"/>
@@ -5362,7 +8904,7 @@
       </w:rPr>
     </w:lvl>
   </w:abstractNum>
-  <w:abstractNum w:abstractNumId="27" w15:restartNumberingAfterBreak="0">
+  <w:abstractNum w:abstractNumId="31" w15:restartNumberingAfterBreak="0">
     <w:nsid w:val="6AB44F7D"/>
     <w:multiLevelType w:val="multilevel"/>
     <w:tmpl w:val="70D62CBE"/>
@@ -5511,7 +9053,102 @@
       </w:rPr>
     </w:lvl>
   </w:abstractNum>
-  <w:abstractNum w:abstractNumId="28" w15:restartNumberingAfterBreak="0">
+  <w:abstractNum w:abstractNumId="32" w15:restartNumberingAfterBreak="0">
+    <w:nsid w:val="6FC238C3"/>
+    <w:multiLevelType w:val="hybridMultilevel"/>
+    <w:tmpl w:val="9FA894C8"/>
+    <w:lvl w:ilvl="0" w:tplc="3CEEC364">
+      <w:start w:val="1"/>
+      <w:numFmt w:val="bullet"/>
+      <w:suff w:val="space"/>
+      <w:lvlText w:val="●"/>
+      <w:lvlJc w:val="left"/>
+      <w:pPr>
+        <w:ind w:left="240" w:hanging="180"/>
+      </w:pPr>
+    </w:lvl>
+    <w:lvl w:ilvl="1" w:tplc="694E2FB4">
+      <w:start w:val="1"/>
+      <w:numFmt w:val="bullet"/>
+      <w:suff w:val="space"/>
+      <w:lvlText w:val="○"/>
+      <w:lvlJc w:val="left"/>
+      <w:pPr>
+        <w:ind w:left="660" w:hanging="180"/>
+      </w:pPr>
+    </w:lvl>
+    <w:lvl w:ilvl="2" w:tplc="86306D5A">
+      <w:start w:val="1"/>
+      <w:numFmt w:val="bullet"/>
+      <w:suff w:val="space"/>
+      <w:lvlText w:val="■"/>
+      <w:lvlJc w:val="left"/>
+      <w:pPr>
+        <w:ind w:left="1080" w:hanging="180"/>
+      </w:pPr>
+    </w:lvl>
+    <w:lvl w:ilvl="3" w:tplc="A3186C5C">
+      <w:start w:val="1"/>
+      <w:numFmt w:val="bullet"/>
+      <w:suff w:val="space"/>
+      <w:lvlText w:val="●"/>
+      <w:lvlJc w:val="left"/>
+      <w:pPr>
+        <w:ind w:left="1500" w:hanging="180"/>
+      </w:pPr>
+    </w:lvl>
+    <w:lvl w:ilvl="4" w:tplc="8AE270D0">
+      <w:start w:val="1"/>
+      <w:numFmt w:val="bullet"/>
+      <w:suff w:val="space"/>
+      <w:lvlText w:val="○"/>
+      <w:lvlJc w:val="left"/>
+      <w:pPr>
+        <w:ind w:left="1920" w:hanging="180"/>
+      </w:pPr>
+    </w:lvl>
+    <w:lvl w:ilvl="5" w:tplc="7BD404DA">
+      <w:start w:val="1"/>
+      <w:numFmt w:val="bullet"/>
+      <w:suff w:val="space"/>
+      <w:lvlText w:val="■"/>
+      <w:lvlJc w:val="left"/>
+      <w:pPr>
+        <w:ind w:left="2340" w:hanging="180"/>
+      </w:pPr>
+    </w:lvl>
+    <w:lvl w:ilvl="6" w:tplc="7D4A0C90">
+      <w:start w:val="1"/>
+      <w:numFmt w:val="bullet"/>
+      <w:suff w:val="space"/>
+      <w:lvlText w:val="●"/>
+      <w:lvlJc w:val="left"/>
+      <w:pPr>
+        <w:ind w:left="2760" w:hanging="180"/>
+      </w:pPr>
+    </w:lvl>
+    <w:lvl w:ilvl="7" w:tplc="503C9CA4">
+      <w:start w:val="1"/>
+      <w:numFmt w:val="bullet"/>
+      <w:suff w:val="space"/>
+      <w:lvlText w:val="○"/>
+      <w:lvlJc w:val="left"/>
+      <w:pPr>
+        <w:ind w:left="3180" w:hanging="180"/>
+      </w:pPr>
+    </w:lvl>
+    <w:lvl w:ilvl="8" w:tplc="C1846D9A">
+      <w:start w:val="1"/>
+      <w:numFmt w:val="bullet"/>
+      <w:suff w:val="space"/>
+      <w:lvlText w:val="■"/>
+      <w:lvlJc w:val="left"/>
+      <w:pPr>
+        <w:ind w:left="3600" w:hanging="180"/>
+      </w:pPr>
+    </w:lvl>
+  </w:abstractNum>
+  <w:abstractNum w:abstractNumId="33" w15:restartNumberingAfterBreak="0">
     <w:nsid w:val="756506D6"/>
     <w:multiLevelType w:val="hybridMultilevel"/>
     <w:tmpl w:val="BD563AAC"/>
@@ -5599,10 +9236,10 @@
       </w:pPr>
     </w:lvl>
   </w:abstractNum>
-  <w:abstractNum w:abstractNumId="29" w15:restartNumberingAfterBreak="0">
+  <w:abstractNum w:abstractNumId="34" w15:restartNumberingAfterBreak="0">
     <w:nsid w:val="76741E96"/>
     <w:multiLevelType w:val="multilevel"/>
-    <w:tmpl w:val="28B61944"/>
+    <w:tmpl w:val="FEB02B5A"/>
     <w:lvl w:ilvl="0">
       <w:start w:val="1"/>
       <w:numFmt w:val="bullet"/>
@@ -5619,21 +9256,14 @@
         <w:sz w:val="20"/>
       </w:rPr>
     </w:lvl>
-    <w:lvl w:ilvl="1" w:tentative="1">
-      <w:start w:val="1"/>
-      <w:numFmt w:val="bullet"/>
-      <w:lvlText w:val="o"/>
-      <w:lvlJc w:val="left"/>
-      <w:pPr>
-        <w:tabs>
-          <w:tab w:val="num" w:pos="1440"/>
-        </w:tabs>
+    <w:lvl w:ilvl="1">
+      <w:start w:val="1"/>
+      <w:numFmt w:val="decimal"/>
+      <w:lvlText w:val="%2."/>
+      <w:lvlJc w:val="left"/>
+      <w:pPr>
         <w:ind w:left="1440" w:hanging="360"/>
       </w:pPr>
-      <w:rPr>
-        <w:rFonts w:ascii="Courier New" w:hAnsi="Courier New" w:hint="default"/>
-        <w:sz w:val="20"/>
-      </w:rPr>
     </w:lvl>
     <w:lvl w:ilvl="2" w:tentative="1">
       <w:start w:val="1"/>
@@ -5748,7 +9378,7 @@
       </w:rPr>
     </w:lvl>
   </w:abstractNum>
-  <w:abstractNum w:abstractNumId="30" w15:restartNumberingAfterBreak="0">
+  <w:abstractNum w:abstractNumId="35" w15:restartNumberingAfterBreak="0">
     <w:nsid w:val="7686484E"/>
     <w:multiLevelType w:val="hybridMultilevel"/>
     <w:tmpl w:val="21982988"/>
@@ -5860,7 +9490,7 @@
       </w:rPr>
     </w:lvl>
   </w:abstractNum>
-  <w:abstractNum w:abstractNumId="31" w15:restartNumberingAfterBreak="0">
+  <w:abstractNum w:abstractNumId="36" w15:restartNumberingAfterBreak="0">
     <w:nsid w:val="7ABA789E"/>
     <w:multiLevelType w:val="multilevel"/>
     <w:tmpl w:val="0D34D79A"/>
@@ -6009,7 +9639,7 @@
       </w:rPr>
     </w:lvl>
   </w:abstractNum>
-  <w:abstractNum w:abstractNumId="32" w15:restartNumberingAfterBreak="0">
+  <w:abstractNum w:abstractNumId="37" w15:restartNumberingAfterBreak="0">
     <w:nsid w:val="7C756ADE"/>
     <w:multiLevelType w:val="multilevel"/>
     <w:tmpl w:val="260047C6"/>
@@ -6158,7 +9788,7 @@
       </w:rPr>
     </w:lvl>
   </w:abstractNum>
-  <w:abstractNum w:abstractNumId="33" w15:restartNumberingAfterBreak="0">
+  <w:abstractNum w:abstractNumId="38" w15:restartNumberingAfterBreak="0">
     <w:nsid w:val="7DB4285F"/>
     <w:multiLevelType w:val="multilevel"/>
     <w:tmpl w:val="1BF4CC4A"/>
@@ -6307,7 +9937,7 @@
       </w:rPr>
     </w:lvl>
   </w:abstractNum>
-  <w:abstractNum w:abstractNumId="34" w15:restartNumberingAfterBreak="0">
+  <w:abstractNum w:abstractNumId="39" w15:restartNumberingAfterBreak="0">
     <w:nsid w:val="7FA65608"/>
     <w:multiLevelType w:val="multilevel"/>
     <w:tmpl w:val="582860F4"/>
@@ -6457,109 +10087,133 @@
     </w:lvl>
   </w:abstractNum>
   <w:num w:numId="1" w16cid:durableId="2020812334">
-    <w:abstractNumId w:val="15"/>
+    <w:abstractNumId w:val="18"/>
   </w:num>
   <w:num w:numId="2" w16cid:durableId="709037371">
-    <w:abstractNumId w:val="8"/>
+    <w:abstractNumId w:val="9"/>
   </w:num>
   <w:num w:numId="3" w16cid:durableId="67849992">
-    <w:abstractNumId w:val="21"/>
+    <w:abstractNumId w:val="25"/>
   </w:num>
   <w:num w:numId="4" w16cid:durableId="2142653765">
     <w:abstractNumId w:val="0"/>
   </w:num>
   <w:num w:numId="5" w16cid:durableId="1113936578">
-    <w:abstractNumId w:val="29"/>
+    <w:abstractNumId w:val="34"/>
   </w:num>
   <w:num w:numId="6" w16cid:durableId="1606233580">
-    <w:abstractNumId w:val="26"/>
+    <w:abstractNumId w:val="30"/>
   </w:num>
   <w:num w:numId="7" w16cid:durableId="748574053">
-    <w:abstractNumId w:val="17"/>
+    <w:abstractNumId w:val="20"/>
   </w:num>
   <w:num w:numId="8" w16cid:durableId="1706056135">
+    <w:abstractNumId w:val="19"/>
+  </w:num>
+  <w:num w:numId="9" w16cid:durableId="1430466659">
+    <w:abstractNumId w:val="6"/>
+  </w:num>
+  <w:num w:numId="10" w16cid:durableId="1230310489">
+    <w:abstractNumId w:val="12"/>
+  </w:num>
+  <w:num w:numId="11" w16cid:durableId="420681672">
+    <w:abstractNumId w:val="11"/>
+  </w:num>
+  <w:num w:numId="12" w16cid:durableId="1614441755">
+    <w:abstractNumId w:val="7"/>
+  </w:num>
+  <w:num w:numId="13" w16cid:durableId="1968779733">
+    <w:abstractNumId w:val="37"/>
+  </w:num>
+  <w:num w:numId="14" w16cid:durableId="1594587819">
+    <w:abstractNumId w:val="38"/>
+  </w:num>
+  <w:num w:numId="15" w16cid:durableId="956179623">
     <w:abstractNumId w:val="16"/>
   </w:num>
-  <w:num w:numId="9" w16cid:durableId="1430466659">
-    <w:abstractNumId w:val="5"/>
-  </w:num>
-  <w:num w:numId="10" w16cid:durableId="1230310489">
-    <w:abstractNumId w:val="11"/>
-  </w:num>
-  <w:num w:numId="11" w16cid:durableId="420681672">
-    <w:abstractNumId w:val="10"/>
-  </w:num>
-  <w:num w:numId="12" w16cid:durableId="1614441755">
-    <w:abstractNumId w:val="6"/>
-  </w:num>
-  <w:num w:numId="13" w16cid:durableId="1968779733">
-    <w:abstractNumId w:val="32"/>
-  </w:num>
-  <w:num w:numId="14" w16cid:durableId="1594587819">
-    <w:abstractNumId w:val="33"/>
-  </w:num>
-  <w:num w:numId="15" w16cid:durableId="956179623">
-    <w:abstractNumId w:val="14"/>
-  </w:num>
   <w:num w:numId="16" w16cid:durableId="289289896">
-    <w:abstractNumId w:val="19"/>
+    <w:abstractNumId w:val="23"/>
   </w:num>
   <w:num w:numId="17" w16cid:durableId="2068143515">
-    <w:abstractNumId w:val="27"/>
+    <w:abstractNumId w:val="31"/>
   </w:num>
   <w:num w:numId="18" w16cid:durableId="1896575303">
-    <w:abstractNumId w:val="18"/>
+    <w:abstractNumId w:val="22"/>
   </w:num>
   <w:num w:numId="19" w16cid:durableId="926041470">
     <w:abstractNumId w:val="2"/>
   </w:num>
   <w:num w:numId="20" w16cid:durableId="1542324880">
-    <w:abstractNumId w:val="13"/>
+    <w:abstractNumId w:val="14"/>
   </w:num>
   <w:num w:numId="21" w16cid:durableId="409816552">
     <w:abstractNumId w:val="3"/>
   </w:num>
   <w:num w:numId="22" w16cid:durableId="1909919691">
-    <w:abstractNumId w:val="31"/>
+    <w:abstractNumId w:val="36"/>
   </w:num>
   <w:num w:numId="23" w16cid:durableId="1684547546">
-    <w:abstractNumId w:val="4"/>
+    <w:abstractNumId w:val="5"/>
   </w:num>
   <w:num w:numId="24" w16cid:durableId="171264522">
-    <w:abstractNumId w:val="7"/>
+    <w:abstractNumId w:val="8"/>
   </w:num>
   <w:num w:numId="25" w16cid:durableId="1861431314">
-    <w:abstractNumId w:val="20"/>
+    <w:abstractNumId w:val="24"/>
   </w:num>
   <w:num w:numId="26" w16cid:durableId="2077127189">
-    <w:abstractNumId w:val="28"/>
+    <w:abstractNumId w:val="33"/>
   </w:num>
   <w:num w:numId="27" w16cid:durableId="598949354">
     <w:abstractNumId w:val="1"/>
   </w:num>
   <w:num w:numId="28" w16cid:durableId="455410580">
-    <w:abstractNumId w:val="30"/>
+    <w:abstractNumId w:val="35"/>
   </w:num>
   <w:num w:numId="29" w16cid:durableId="363791994">
-    <w:abstractNumId w:val="9"/>
+    <w:abstractNumId w:val="10"/>
   </w:num>
   <w:num w:numId="30" w16cid:durableId="641692985">
-    <w:abstractNumId w:val="25"/>
+    <w:abstractNumId w:val="29"/>
   </w:num>
   <w:num w:numId="31" w16cid:durableId="1769617515">
-    <w:abstractNumId w:val="34"/>
+    <w:abstractNumId w:val="39"/>
   </w:num>
   <w:num w:numId="32" w16cid:durableId="40594755">
-    <w:abstractNumId w:val="12"/>
+    <w:abstractNumId w:val="13"/>
   </w:num>
   <w:num w:numId="33" w16cid:durableId="668756876">
-    <w:abstractNumId w:val="23"/>
+    <w:abstractNumId w:val="27"/>
   </w:num>
   <w:num w:numId="34" w16cid:durableId="1314331147">
-    <w:abstractNumId w:val="22"/>
+    <w:abstractNumId w:val="26"/>
   </w:num>
   <w:num w:numId="35" w16cid:durableId="1159809409">
-    <w:abstractNumId w:val="24"/>
+    <w:abstractNumId w:val="28"/>
+  </w:num>
+  <w:num w:numId="36" w16cid:durableId="1710954363">
+    <w:abstractNumId w:val="32"/>
+    <w:lvlOverride w:ilvl="0"/>
+    <w:lvlOverride w:ilvl="1"/>
+    <w:lvlOverride w:ilvl="2"/>
+    <w:lvlOverride w:ilvl="3"/>
+    <w:lvlOverride w:ilvl="4"/>
+    <w:lvlOverride w:ilvl="5"/>
+    <w:lvlOverride w:ilvl="6"/>
+    <w:lvlOverride w:ilvl="7"/>
+    <w:lvlOverride w:ilvl="8"/>
+  </w:num>
+  <w:num w:numId="37" w16cid:durableId="1353414000">
+    <w:abstractNumId w:val="4"/>
+  </w:num>
+  <w:num w:numId="38" w16cid:durableId="2014719640">
+    <w:abstractNumId w:val="15"/>
+  </w:num>
+  <w:num w:numId="39" w16cid:durableId="96295133">
+    <w:abstractNumId w:val="21"/>
+  </w:num>
+  <w:num w:numId="40" w16cid:durableId="488595657">
+    <w:abstractNumId w:val="17"/>
   </w:num>
 </w:numbering>
 </file>
@@ -7167,7 +10821,6 @@
   <w:style w:type="character" w:default="1" w:styleId="Standaardalinea-lettertype">
     <w:name w:val="Default Paragraph Font"/>
     <w:uiPriority w:val="1"/>
-    <w:semiHidden/>
     <w:unhideWhenUsed/>
   </w:style>
   <w:style w:type="table" w:default="1" w:styleId="Standaardtabel">

--- a/Design/MeepleWood_Software Architecture.docx
+++ b/Design/MeepleWood_Software Architecture.docx
@@ -1605,6 +1605,216 @@
       </w:r>
       <w:r>
         <w:t xml:space="preserve">. </w:t>
+      </w:r>
+    </w:p>
+    <w:p/>
+    <w:p>
+      <w:r>
+        <w:t>Understanding Next.js and Tailwind -&gt;</w:t>
+      </w:r>
+    </w:p>
+    <w:p>
+      <w:pPr>
+        <w:pStyle w:val="Lijstalinea"/>
+        <w:numPr>
+          <w:ilvl w:val="0"/>
+          <w:numId w:val="41"/>
+        </w:numPr>
+      </w:pPr>
+      <w:hyperlink r:id="rId10" w:history="1">
+        <w:r>
+          <w:rPr>
+            <w:rStyle w:val="Hyperlink"/>
+          </w:rPr>
+          <w:t>https://medium.com/@elanaolson/a-beginners-guide-to-building-a-react-nextjs-app-7463120389f0</w:t>
+        </w:r>
+      </w:hyperlink>
+    </w:p>
+    <w:p>
+      <w:pPr>
+        <w:pStyle w:val="Lijstalinea"/>
+        <w:numPr>
+          <w:ilvl w:val="0"/>
+          <w:numId w:val="41"/>
+        </w:numPr>
+      </w:pPr>
+      <w:r>
+        <w:t>https://nextjs.org/docs/app/getting-started/project-structure</w:t>
+      </w:r>
+    </w:p>
+    <w:p>
+      <w:r>
+        <w:drawing>
+          <wp:inline distT="0" distB="0" distL="0" distR="0" wp14:anchorId="09B4FD17" wp14:editId="32498C90">
+            <wp:extent cx="5731510" cy="2740660"/>
+            <wp:effectExtent l="0" t="0" r="2540" b="2540"/>
+            <wp:docPr id="1966504758" name="Afbeelding 1" descr="Afbeelding met tekst, schermopname, Lettertype, software&#10;&#10;Door AI gegenereerde inhoud is mogelijk onjuist."/>
+            <wp:cNvGraphicFramePr>
+              <a:graphicFrameLocks xmlns:a="http://schemas.openxmlformats.org/drawingml/2006/main" noChangeAspect="1"/>
+            </wp:cNvGraphicFramePr>
+            <a:graphic xmlns:a="http://schemas.openxmlformats.org/drawingml/2006/main">
+              <a:graphicData uri="http://schemas.openxmlformats.org/drawingml/2006/picture">
+                <pic:pic xmlns:pic="http://schemas.openxmlformats.org/drawingml/2006/picture">
+                  <pic:nvPicPr>
+                    <pic:cNvPr id="1966504758" name="Afbeelding 1" descr="Afbeelding met tekst, schermopname, Lettertype, software&#10;&#10;Door AI gegenereerde inhoud is mogelijk onjuist."/>
+                    <pic:cNvPicPr/>
+                  </pic:nvPicPr>
+                  <pic:blipFill>
+                    <a:blip r:embed="rId11"/>
+                    <a:stretch>
+                      <a:fillRect/>
+                    </a:stretch>
+                  </pic:blipFill>
+                  <pic:spPr>
+                    <a:xfrm>
+                      <a:off x="0" y="0"/>
+                      <a:ext cx="5731510" cy="2740660"/>
+                    </a:xfrm>
+                    <a:prstGeom prst="rect">
+                      <a:avLst/>
+                    </a:prstGeom>
+                  </pic:spPr>
+                </pic:pic>
+              </a:graphicData>
+            </a:graphic>
+          </wp:inline>
+        </w:drawing>
+      </w:r>
+    </w:p>
+    <w:p>
+      <w:r>
+        <w:lastRenderedPageBreak/>
+        <w:drawing>
+          <wp:inline distT="0" distB="0" distL="0" distR="0" wp14:anchorId="4B4A2F22" wp14:editId="28844BBA">
+            <wp:extent cx="5731510" cy="3667760"/>
+            <wp:effectExtent l="0" t="0" r="2540" b="8890"/>
+            <wp:docPr id="1707089835" name="Afbeelding 1" descr="Afbeelding met tekst, schermopname, software, Multimediasoftware&#10;&#10;Door AI gegenereerde inhoud is mogelijk onjuist."/>
+            <wp:cNvGraphicFramePr>
+              <a:graphicFrameLocks xmlns:a="http://schemas.openxmlformats.org/drawingml/2006/main" noChangeAspect="1"/>
+            </wp:cNvGraphicFramePr>
+            <a:graphic xmlns:a="http://schemas.openxmlformats.org/drawingml/2006/main">
+              <a:graphicData uri="http://schemas.openxmlformats.org/drawingml/2006/picture">
+                <pic:pic xmlns:pic="http://schemas.openxmlformats.org/drawingml/2006/picture">
+                  <pic:nvPicPr>
+                    <pic:cNvPr id="1707089835" name="Afbeelding 1" descr="Afbeelding met tekst, schermopname, software, Multimediasoftware&#10;&#10;Door AI gegenereerde inhoud is mogelijk onjuist."/>
+                    <pic:cNvPicPr/>
+                  </pic:nvPicPr>
+                  <pic:blipFill>
+                    <a:blip r:embed="rId12"/>
+                    <a:stretch>
+                      <a:fillRect/>
+                    </a:stretch>
+                  </pic:blipFill>
+                  <pic:spPr>
+                    <a:xfrm>
+                      <a:off x="0" y="0"/>
+                      <a:ext cx="5731510" cy="3667760"/>
+                    </a:xfrm>
+                    <a:prstGeom prst="rect">
+                      <a:avLst/>
+                    </a:prstGeom>
+                  </pic:spPr>
+                </pic:pic>
+              </a:graphicData>
+            </a:graphic>
+          </wp:inline>
+        </w:drawing>
+      </w:r>
+    </w:p>
+    <w:p>
+      <w:pPr>
+        <w:pStyle w:val="Lijstalinea"/>
+        <w:numPr>
+          <w:ilvl w:val="0"/>
+          <w:numId w:val="41"/>
+        </w:numPr>
+      </w:pPr>
+      <w:hyperlink r:id="rId13" w:history="1">
+        <w:r>
+          <w:rPr>
+            <w:rStyle w:val="Hyperlink"/>
+          </w:rPr>
+          <w:t>https://nextjs.org/docs/pages/building-your-application/routing/pages-and-layouts</w:t>
+        </w:r>
+      </w:hyperlink>
+    </w:p>
+    <w:p>
+      <w:r>
+        <w:drawing>
+          <wp:inline distT="0" distB="0" distL="0" distR="0" wp14:anchorId="7E2EA919" wp14:editId="06DDA30B">
+            <wp:extent cx="5731510" cy="3415665"/>
+            <wp:effectExtent l="0" t="0" r="2540" b="0"/>
+            <wp:docPr id="44596711" name="Afbeelding 1" descr="Afbeelding met tekst, schermopname, Lettertype, software&#10;&#10;Door AI gegenereerde inhoud is mogelijk onjuist."/>
+            <wp:cNvGraphicFramePr>
+              <a:graphicFrameLocks xmlns:a="http://schemas.openxmlformats.org/drawingml/2006/main" noChangeAspect="1"/>
+            </wp:cNvGraphicFramePr>
+            <a:graphic xmlns:a="http://schemas.openxmlformats.org/drawingml/2006/main">
+              <a:graphicData uri="http://schemas.openxmlformats.org/drawingml/2006/picture">
+                <pic:pic xmlns:pic="http://schemas.openxmlformats.org/drawingml/2006/picture">
+                  <pic:nvPicPr>
+                    <pic:cNvPr id="44596711" name="Afbeelding 1" descr="Afbeelding met tekst, schermopname, Lettertype, software&#10;&#10;Door AI gegenereerde inhoud is mogelijk onjuist."/>
+                    <pic:cNvPicPr/>
+                  </pic:nvPicPr>
+                  <pic:blipFill>
+                    <a:blip r:embed="rId14"/>
+                    <a:stretch>
+                      <a:fillRect/>
+                    </a:stretch>
+                  </pic:blipFill>
+                  <pic:spPr>
+                    <a:xfrm>
+                      <a:off x="0" y="0"/>
+                      <a:ext cx="5731510" cy="3415665"/>
+                    </a:xfrm>
+                    <a:prstGeom prst="rect">
+                      <a:avLst/>
+                    </a:prstGeom>
+                  </pic:spPr>
+                </pic:pic>
+              </a:graphicData>
+            </a:graphic>
+          </wp:inline>
+        </w:drawing>
+      </w:r>
+    </w:p>
+    <w:p>
+      <w:r>
+        <w:lastRenderedPageBreak/>
+        <w:drawing>
+          <wp:inline distT="0" distB="0" distL="0" distR="0" wp14:anchorId="50F82A69" wp14:editId="613DFC73">
+            <wp:extent cx="5731510" cy="3983990"/>
+            <wp:effectExtent l="0" t="0" r="2540" b="0"/>
+            <wp:docPr id="961122101" name="Afbeelding 1" descr="Afbeelding met tekst, schermopname, software&#10;&#10;Door AI gegenereerde inhoud is mogelijk onjuist."/>
+            <wp:cNvGraphicFramePr>
+              <a:graphicFrameLocks xmlns:a="http://schemas.openxmlformats.org/drawingml/2006/main" noChangeAspect="1"/>
+            </wp:cNvGraphicFramePr>
+            <a:graphic xmlns:a="http://schemas.openxmlformats.org/drawingml/2006/main">
+              <a:graphicData uri="http://schemas.openxmlformats.org/drawingml/2006/picture">
+                <pic:pic xmlns:pic="http://schemas.openxmlformats.org/drawingml/2006/picture">
+                  <pic:nvPicPr>
+                    <pic:cNvPr id="961122101" name="Afbeelding 1" descr="Afbeelding met tekst, schermopname, software&#10;&#10;Door AI gegenereerde inhoud is mogelijk onjuist."/>
+                    <pic:cNvPicPr/>
+                  </pic:nvPicPr>
+                  <pic:blipFill>
+                    <a:blip r:embed="rId15"/>
+                    <a:stretch>
+                      <a:fillRect/>
+                    </a:stretch>
+                  </pic:blipFill>
+                  <pic:spPr>
+                    <a:xfrm>
+                      <a:off x="0" y="0"/>
+                      <a:ext cx="5731510" cy="3983990"/>
+                    </a:xfrm>
+                    <a:prstGeom prst="rect">
+                      <a:avLst/>
+                    </a:prstGeom>
+                  </pic:spPr>
+                </pic:pic>
+              </a:graphicData>
+            </a:graphic>
+          </wp:inline>
+        </w:drawing>
       </w:r>
     </w:p>
     <w:p>
@@ -2087,9 +2297,17 @@
         <w:rPr>
           <w:lang w:val="nl-NL"/>
         </w:rPr>
-        <w:t>14-04-2026 Setting up basic framework</w:t>
+        <w:t xml:space="preserve">14-04-2026 Setting up basic </w:t>
+      </w:r>
+      <w:proofErr w:type="spellStart"/>
+      <w:r>
+        <w:rPr>
+          <w:lang w:val="nl-NL"/>
+        </w:rPr>
+        <w:t>framework</w:t>
       </w:r>
       <w:bookmarkEnd w:id="8"/>
+      <w:proofErr w:type="spellEnd"/>
     </w:p>
     <w:p>
       <w:pPr>
@@ -2112,7 +2330,199 @@
           <w:u w:val="single"/>
           <w:lang w:val="nl-NL"/>
         </w:rPr>
-        <w:t xml:space="preserve"> Create a basic structure for the webapplication using Next.js + D3.Js. Data will be handled via excel and json.</w:t>
+        <w:t xml:space="preserve"> </w:t>
+      </w:r>
+      <w:proofErr w:type="spellStart"/>
+      <w:r>
+        <w:rPr>
+          <w:u w:val="single"/>
+          <w:lang w:val="nl-NL"/>
+        </w:rPr>
+        <w:t>Create</w:t>
+      </w:r>
+      <w:proofErr w:type="spellEnd"/>
+      <w:r>
+        <w:rPr>
+          <w:u w:val="single"/>
+          <w:lang w:val="nl-NL"/>
+        </w:rPr>
+        <w:t xml:space="preserve"> a basic </w:t>
+      </w:r>
+      <w:proofErr w:type="spellStart"/>
+      <w:r>
+        <w:rPr>
+          <w:u w:val="single"/>
+          <w:lang w:val="nl-NL"/>
+        </w:rPr>
+        <w:t>structure</w:t>
+      </w:r>
+      <w:proofErr w:type="spellEnd"/>
+      <w:r>
+        <w:rPr>
+          <w:u w:val="single"/>
+          <w:lang w:val="nl-NL"/>
+        </w:rPr>
+        <w:t xml:space="preserve"> </w:t>
+      </w:r>
+      <w:proofErr w:type="spellStart"/>
+      <w:r>
+        <w:rPr>
+          <w:u w:val="single"/>
+          <w:lang w:val="nl-NL"/>
+        </w:rPr>
+        <w:t>for</w:t>
+      </w:r>
+      <w:proofErr w:type="spellEnd"/>
+      <w:r>
+        <w:rPr>
+          <w:u w:val="single"/>
+          <w:lang w:val="nl-NL"/>
+        </w:rPr>
+        <w:t xml:space="preserve"> </w:t>
+      </w:r>
+      <w:proofErr w:type="spellStart"/>
+      <w:r>
+        <w:rPr>
+          <w:u w:val="single"/>
+          <w:lang w:val="nl-NL"/>
+        </w:rPr>
+        <w:t>the</w:t>
+      </w:r>
+      <w:proofErr w:type="spellEnd"/>
+      <w:r>
+        <w:rPr>
+          <w:u w:val="single"/>
+          <w:lang w:val="nl-NL"/>
+        </w:rPr>
+        <w:t xml:space="preserve"> </w:t>
+      </w:r>
+      <w:proofErr w:type="spellStart"/>
+      <w:r>
+        <w:rPr>
+          <w:u w:val="single"/>
+          <w:lang w:val="nl-NL"/>
+        </w:rPr>
+        <w:t>webapplication</w:t>
+      </w:r>
+      <w:proofErr w:type="spellEnd"/>
+      <w:r>
+        <w:rPr>
+          <w:u w:val="single"/>
+          <w:lang w:val="nl-NL"/>
+        </w:rPr>
+        <w:t xml:space="preserve"> </w:t>
+      </w:r>
+      <w:proofErr w:type="spellStart"/>
+      <w:r>
+        <w:rPr>
+          <w:u w:val="single"/>
+          <w:lang w:val="nl-NL"/>
+        </w:rPr>
+        <w:t>using</w:t>
+      </w:r>
+      <w:proofErr w:type="spellEnd"/>
+      <w:r>
+        <w:rPr>
+          <w:u w:val="single"/>
+          <w:lang w:val="nl-NL"/>
+        </w:rPr>
+        <w:t xml:space="preserve"> Next.js + D3.Js. Data </w:t>
+      </w:r>
+      <w:proofErr w:type="spellStart"/>
+      <w:r>
+        <w:rPr>
+          <w:u w:val="single"/>
+          <w:lang w:val="nl-NL"/>
+        </w:rPr>
+        <w:t>will</w:t>
+      </w:r>
+      <w:proofErr w:type="spellEnd"/>
+      <w:r>
+        <w:rPr>
+          <w:u w:val="single"/>
+          <w:lang w:val="nl-NL"/>
+        </w:rPr>
+        <w:t xml:space="preserve"> </w:t>
+      </w:r>
+      <w:proofErr w:type="spellStart"/>
+      <w:r>
+        <w:rPr>
+          <w:u w:val="single"/>
+          <w:lang w:val="nl-NL"/>
+        </w:rPr>
+        <w:t>be</w:t>
+      </w:r>
+      <w:proofErr w:type="spellEnd"/>
+      <w:r>
+        <w:rPr>
+          <w:u w:val="single"/>
+          <w:lang w:val="nl-NL"/>
+        </w:rPr>
+        <w:t xml:space="preserve"> </w:t>
+      </w:r>
+      <w:proofErr w:type="spellStart"/>
+      <w:r>
+        <w:rPr>
+          <w:u w:val="single"/>
+          <w:lang w:val="nl-NL"/>
+        </w:rPr>
+        <w:t>handled</w:t>
+      </w:r>
+      <w:proofErr w:type="spellEnd"/>
+      <w:r>
+        <w:rPr>
+          <w:u w:val="single"/>
+          <w:lang w:val="nl-NL"/>
+        </w:rPr>
+        <w:t xml:space="preserve"> via </w:t>
+      </w:r>
+      <w:proofErr w:type="spellStart"/>
+      <w:r>
+        <w:rPr>
+          <w:u w:val="single"/>
+          <w:lang w:val="nl-NL"/>
+        </w:rPr>
+        <w:t>excel</w:t>
+      </w:r>
+      <w:proofErr w:type="spellEnd"/>
+      <w:r>
+        <w:rPr>
+          <w:u w:val="single"/>
+          <w:lang w:val="nl-NL"/>
+        </w:rPr>
+        <w:t xml:space="preserve"> </w:t>
+      </w:r>
+      <w:proofErr w:type="spellStart"/>
+      <w:r>
+        <w:rPr>
+          <w:u w:val="single"/>
+          <w:lang w:val="nl-NL"/>
+        </w:rPr>
+        <w:t>and</w:t>
+      </w:r>
+      <w:proofErr w:type="spellEnd"/>
+      <w:r>
+        <w:rPr>
+          <w:u w:val="single"/>
+          <w:lang w:val="nl-NL"/>
+        </w:rPr>
+        <w:t xml:space="preserve"> </w:t>
+      </w:r>
+      <w:proofErr w:type="spellStart"/>
+      <w:r>
+        <w:rPr>
+          <w:u w:val="single"/>
+          <w:lang w:val="nl-NL"/>
+        </w:rPr>
+        <w:t>json</w:t>
+      </w:r>
+      <w:proofErr w:type="spellEnd"/>
+      <w:r>
+        <w:rPr>
+          <w:u w:val="single"/>
+          <w:lang w:val="nl-NL"/>
+        </w:rPr>
+        <w:t>.</w:t>
       </w:r>
     </w:p>
     <w:p>
@@ -2127,14 +2537,54 @@
           <w:bCs/>
           <w:lang w:val="nl-NL"/>
         </w:rPr>
-        <w:t>GitHub Copilot:</w:t>
-      </w:r>
-      <w:r>
-        <w:rPr>
-          <w:lang w:val="nl-NL"/>
-        </w:rPr>
-        <w:t xml:space="preserve"> Created 8 todos</w:t>
-      </w:r>
+        <w:t xml:space="preserve">GitHub </w:t>
+      </w:r>
+      <w:proofErr w:type="spellStart"/>
+      <w:r>
+        <w:rPr>
+          <w:b/>
+          <w:bCs/>
+          <w:lang w:val="nl-NL"/>
+        </w:rPr>
+        <w:t>Copilot</w:t>
+      </w:r>
+      <w:proofErr w:type="spellEnd"/>
+      <w:r>
+        <w:rPr>
+          <w:b/>
+          <w:bCs/>
+          <w:lang w:val="nl-NL"/>
+        </w:rPr>
+        <w:t>:</w:t>
+      </w:r>
+      <w:r>
+        <w:rPr>
+          <w:lang w:val="nl-NL"/>
+        </w:rPr>
+        <w:t xml:space="preserve"> </w:t>
+      </w:r>
+      <w:proofErr w:type="spellStart"/>
+      <w:r>
+        <w:rPr>
+          <w:lang w:val="nl-NL"/>
+        </w:rPr>
+        <w:t>Created</w:t>
+      </w:r>
+      <w:proofErr w:type="spellEnd"/>
+      <w:r>
+        <w:rPr>
+          <w:lang w:val="nl-NL"/>
+        </w:rPr>
+        <w:t xml:space="preserve"> 8 </w:t>
+      </w:r>
+      <w:proofErr w:type="spellStart"/>
+      <w:r>
+        <w:rPr>
+          <w:lang w:val="nl-NL"/>
+        </w:rPr>
+        <w:t>todos</w:t>
+      </w:r>
+      <w:proofErr w:type="spellEnd"/>
     </w:p>
     <w:p>
       <w:pPr>
@@ -2157,7 +2607,15 @@
         </w:numPr>
       </w:pPr>
       <w:r>
-        <w:t>Starting: Install D3.js and SheetJS dependencies (2/8)</w:t>
+        <w:t xml:space="preserve">Starting: Install D3.js and </w:t>
+      </w:r>
+      <w:proofErr w:type="spellStart"/>
+      <w:r>
+        <w:t>SheetJS</w:t>
+      </w:r>
+      <w:proofErr w:type="spellEnd"/>
+      <w:r>
+        <w:t xml:space="preserve"> dependencies (2/8)</w:t>
       </w:r>
     </w:p>
     <w:p>
@@ -2174,15 +2632,399 @@
           <w:iCs/>
           <w:lang w:val="nl-NL"/>
         </w:rPr>
-        <w:t xml:space="preserve">The xlsx (SheetJS community) package has unpatched Prototype Pollution and ReDoS vulnerabilities. Replacing it with exceljs, which is actively maintained and has no known critical issues. </w:t>
+        <w:t xml:space="preserve">The </w:t>
+      </w:r>
+      <w:proofErr w:type="spellStart"/>
+      <w:r>
+        <w:rPr>
+          <w:i/>
+          <w:iCs/>
+          <w:lang w:val="nl-NL"/>
+        </w:rPr>
+        <w:t>xlsx</w:t>
+      </w:r>
+      <w:proofErr w:type="spellEnd"/>
+      <w:r>
+        <w:rPr>
+          <w:i/>
+          <w:iCs/>
+          <w:lang w:val="nl-NL"/>
+        </w:rPr>
+        <w:t xml:space="preserve"> (</w:t>
+      </w:r>
+      <w:proofErr w:type="spellStart"/>
+      <w:r>
+        <w:rPr>
+          <w:i/>
+          <w:iCs/>
+          <w:lang w:val="nl-NL"/>
+        </w:rPr>
+        <w:t>SheetJS</w:t>
+      </w:r>
+      <w:proofErr w:type="spellEnd"/>
+      <w:r>
+        <w:rPr>
+          <w:i/>
+          <w:iCs/>
+          <w:lang w:val="nl-NL"/>
+        </w:rPr>
+        <w:t xml:space="preserve"> community) package has </w:t>
+      </w:r>
+      <w:proofErr w:type="spellStart"/>
+      <w:r>
+        <w:rPr>
+          <w:i/>
+          <w:iCs/>
+          <w:lang w:val="nl-NL"/>
+        </w:rPr>
+        <w:t>unpatched</w:t>
+      </w:r>
+      <w:proofErr w:type="spellEnd"/>
+      <w:r>
+        <w:rPr>
+          <w:i/>
+          <w:iCs/>
+          <w:lang w:val="nl-NL"/>
+        </w:rPr>
+        <w:t xml:space="preserve"> Prototype </w:t>
+      </w:r>
+      <w:proofErr w:type="spellStart"/>
+      <w:r>
+        <w:rPr>
+          <w:i/>
+          <w:iCs/>
+          <w:lang w:val="nl-NL"/>
+        </w:rPr>
+        <w:t>Pollution</w:t>
+      </w:r>
+      <w:proofErr w:type="spellEnd"/>
+      <w:r>
+        <w:rPr>
+          <w:i/>
+          <w:iCs/>
+          <w:lang w:val="nl-NL"/>
+        </w:rPr>
+        <w:t xml:space="preserve"> </w:t>
+      </w:r>
+      <w:proofErr w:type="spellStart"/>
+      <w:r>
+        <w:rPr>
+          <w:i/>
+          <w:iCs/>
+          <w:lang w:val="nl-NL"/>
+        </w:rPr>
+        <w:t>and</w:t>
+      </w:r>
+      <w:proofErr w:type="spellEnd"/>
+      <w:r>
+        <w:rPr>
+          <w:i/>
+          <w:iCs/>
+          <w:lang w:val="nl-NL"/>
+        </w:rPr>
+        <w:t xml:space="preserve"> </w:t>
+      </w:r>
+      <w:proofErr w:type="spellStart"/>
+      <w:r>
+        <w:rPr>
+          <w:i/>
+          <w:iCs/>
+          <w:lang w:val="nl-NL"/>
+        </w:rPr>
+        <w:t>ReDoS</w:t>
+      </w:r>
+      <w:proofErr w:type="spellEnd"/>
+      <w:r>
+        <w:rPr>
+          <w:i/>
+          <w:iCs/>
+          <w:lang w:val="nl-NL"/>
+        </w:rPr>
+        <w:t xml:space="preserve"> </w:t>
+      </w:r>
+      <w:proofErr w:type="spellStart"/>
+      <w:r>
+        <w:rPr>
+          <w:i/>
+          <w:iCs/>
+          <w:lang w:val="nl-NL"/>
+        </w:rPr>
+        <w:t>vulnerabilities</w:t>
+      </w:r>
+      <w:proofErr w:type="spellEnd"/>
+      <w:r>
+        <w:rPr>
+          <w:i/>
+          <w:iCs/>
+          <w:lang w:val="nl-NL"/>
+        </w:rPr>
+        <w:t xml:space="preserve">. </w:t>
+      </w:r>
+      <w:proofErr w:type="spellStart"/>
+      <w:r>
+        <w:rPr>
+          <w:i/>
+          <w:iCs/>
+          <w:lang w:val="nl-NL"/>
+        </w:rPr>
+        <w:t>Replacing</w:t>
+      </w:r>
+      <w:proofErr w:type="spellEnd"/>
+      <w:r>
+        <w:rPr>
+          <w:i/>
+          <w:iCs/>
+          <w:lang w:val="nl-NL"/>
+        </w:rPr>
+        <w:t xml:space="preserve"> </w:t>
+      </w:r>
+      <w:proofErr w:type="spellStart"/>
+      <w:r>
+        <w:rPr>
+          <w:i/>
+          <w:iCs/>
+          <w:lang w:val="nl-NL"/>
+        </w:rPr>
+        <w:t>it</w:t>
+      </w:r>
+      <w:proofErr w:type="spellEnd"/>
+      <w:r>
+        <w:rPr>
+          <w:i/>
+          <w:iCs/>
+          <w:lang w:val="nl-NL"/>
+        </w:rPr>
+        <w:t xml:space="preserve"> </w:t>
+      </w:r>
+      <w:proofErr w:type="spellStart"/>
+      <w:r>
+        <w:rPr>
+          <w:i/>
+          <w:iCs/>
+          <w:lang w:val="nl-NL"/>
+        </w:rPr>
+        <w:t>with</w:t>
+      </w:r>
+      <w:proofErr w:type="spellEnd"/>
+      <w:r>
+        <w:rPr>
+          <w:i/>
+          <w:iCs/>
+          <w:lang w:val="nl-NL"/>
+        </w:rPr>
+        <w:t xml:space="preserve"> </w:t>
+      </w:r>
+      <w:proofErr w:type="spellStart"/>
+      <w:r>
+        <w:rPr>
+          <w:i/>
+          <w:iCs/>
+          <w:lang w:val="nl-NL"/>
+        </w:rPr>
+        <w:t>exceljs</w:t>
+      </w:r>
+      <w:proofErr w:type="spellEnd"/>
+      <w:r>
+        <w:rPr>
+          <w:i/>
+          <w:iCs/>
+          <w:lang w:val="nl-NL"/>
+        </w:rPr>
+        <w:t xml:space="preserve">, </w:t>
+      </w:r>
+      <w:proofErr w:type="spellStart"/>
+      <w:r>
+        <w:rPr>
+          <w:i/>
+          <w:iCs/>
+          <w:lang w:val="nl-NL"/>
+        </w:rPr>
+        <w:t>which</w:t>
+      </w:r>
+      <w:proofErr w:type="spellEnd"/>
+      <w:r>
+        <w:rPr>
+          <w:i/>
+          <w:iCs/>
+          <w:lang w:val="nl-NL"/>
+        </w:rPr>
+        <w:t xml:space="preserve"> is </w:t>
+      </w:r>
+      <w:proofErr w:type="spellStart"/>
+      <w:r>
+        <w:rPr>
+          <w:i/>
+          <w:iCs/>
+          <w:lang w:val="nl-NL"/>
+        </w:rPr>
+        <w:t>actively</w:t>
+      </w:r>
+      <w:proofErr w:type="spellEnd"/>
+      <w:r>
+        <w:rPr>
+          <w:i/>
+          <w:iCs/>
+          <w:lang w:val="nl-NL"/>
+        </w:rPr>
+        <w:t xml:space="preserve"> </w:t>
+      </w:r>
+      <w:proofErr w:type="spellStart"/>
+      <w:r>
+        <w:rPr>
+          <w:i/>
+          <w:iCs/>
+          <w:lang w:val="nl-NL"/>
+        </w:rPr>
+        <w:t>maintained</w:t>
+      </w:r>
+      <w:proofErr w:type="spellEnd"/>
+      <w:r>
+        <w:rPr>
+          <w:i/>
+          <w:iCs/>
+          <w:lang w:val="nl-NL"/>
+        </w:rPr>
+        <w:t xml:space="preserve"> </w:t>
+      </w:r>
+      <w:proofErr w:type="spellStart"/>
+      <w:r>
+        <w:rPr>
+          <w:i/>
+          <w:iCs/>
+          <w:lang w:val="nl-NL"/>
+        </w:rPr>
+        <w:t>and</w:t>
+      </w:r>
+      <w:proofErr w:type="spellEnd"/>
+      <w:r>
+        <w:rPr>
+          <w:i/>
+          <w:iCs/>
+          <w:lang w:val="nl-NL"/>
+        </w:rPr>
+        <w:t xml:space="preserve"> has no </w:t>
+      </w:r>
+      <w:proofErr w:type="spellStart"/>
+      <w:r>
+        <w:rPr>
+          <w:i/>
+          <w:iCs/>
+          <w:lang w:val="nl-NL"/>
+        </w:rPr>
+        <w:t>known</w:t>
+      </w:r>
+      <w:proofErr w:type="spellEnd"/>
+      <w:r>
+        <w:rPr>
+          <w:i/>
+          <w:iCs/>
+          <w:lang w:val="nl-NL"/>
+        </w:rPr>
+        <w:t xml:space="preserve"> </w:t>
+      </w:r>
+      <w:proofErr w:type="spellStart"/>
+      <w:r>
+        <w:rPr>
+          <w:i/>
+          <w:iCs/>
+          <w:lang w:val="nl-NL"/>
+        </w:rPr>
+        <w:t>critical</w:t>
+      </w:r>
+      <w:proofErr w:type="spellEnd"/>
+      <w:r>
+        <w:rPr>
+          <w:i/>
+          <w:iCs/>
+          <w:lang w:val="nl-NL"/>
+        </w:rPr>
+        <w:t xml:space="preserve"> issues. </w:t>
       </w:r>
     </w:p>
     <w:p>
-      <w:r>
-        <w:rPr>
-          <w:lang w:val="nl-NL"/>
-        </w:rPr>
-        <w:t xml:space="preserve">Good — 0 vulnerabilities. Now let me build the project structure. </w:t>
+      <w:proofErr w:type="spellStart"/>
+      <w:r>
+        <w:rPr>
+          <w:lang w:val="nl-NL"/>
+        </w:rPr>
+        <w:t>Good</w:t>
+      </w:r>
+      <w:proofErr w:type="spellEnd"/>
+      <w:r>
+        <w:rPr>
+          <w:lang w:val="nl-NL"/>
+        </w:rPr>
+        <w:t xml:space="preserve"> — 0 </w:t>
+      </w:r>
+      <w:proofErr w:type="spellStart"/>
+      <w:r>
+        <w:rPr>
+          <w:lang w:val="nl-NL"/>
+        </w:rPr>
+        <w:t>vulnerabilities</w:t>
+      </w:r>
+      <w:proofErr w:type="spellEnd"/>
+      <w:r>
+        <w:rPr>
+          <w:lang w:val="nl-NL"/>
+        </w:rPr>
+        <w:t xml:space="preserve">. </w:t>
+      </w:r>
+      <w:proofErr w:type="spellStart"/>
+      <w:r>
+        <w:rPr>
+          <w:lang w:val="nl-NL"/>
+        </w:rPr>
+        <w:t>Now</w:t>
+      </w:r>
+      <w:proofErr w:type="spellEnd"/>
+      <w:r>
+        <w:rPr>
+          <w:lang w:val="nl-NL"/>
+        </w:rPr>
+        <w:t xml:space="preserve"> let me </w:t>
+      </w:r>
+      <w:proofErr w:type="spellStart"/>
+      <w:r>
+        <w:rPr>
+          <w:lang w:val="nl-NL"/>
+        </w:rPr>
+        <w:t>build</w:t>
+      </w:r>
+      <w:proofErr w:type="spellEnd"/>
+      <w:r>
+        <w:rPr>
+          <w:lang w:val="nl-NL"/>
+        </w:rPr>
+        <w:t xml:space="preserve"> </w:t>
+      </w:r>
+      <w:proofErr w:type="spellStart"/>
+      <w:r>
+        <w:rPr>
+          <w:lang w:val="nl-NL"/>
+        </w:rPr>
+        <w:t>the</w:t>
+      </w:r>
+      <w:proofErr w:type="spellEnd"/>
+      <w:r>
+        <w:rPr>
+          <w:lang w:val="nl-NL"/>
+        </w:rPr>
+        <w:t xml:space="preserve"> project </w:t>
+      </w:r>
+      <w:proofErr w:type="spellStart"/>
+      <w:r>
+        <w:rPr>
+          <w:lang w:val="nl-NL"/>
+        </w:rPr>
+        <w:t>structure</w:t>
+      </w:r>
+      <w:proofErr w:type="spellEnd"/>
+      <w:r>
+        <w:rPr>
+          <w:lang w:val="nl-NL"/>
+        </w:rPr>
+        <w:t xml:space="preserve">. </w:t>
       </w:r>
     </w:p>
     <w:p>
@@ -2193,20 +3035,102 @@
           <w:numId w:val="4"/>
         </w:numPr>
       </w:pPr>
-      <w:r>
-        <w:rPr>
-          <w:lang w:val="nl-NL"/>
-        </w:rPr>
-        <w:t xml:space="preserve">Starting: </w:t>
-      </w:r>
+      <w:proofErr w:type="spellStart"/>
+      <w:r>
+        <w:rPr>
+          <w:lang w:val="nl-NL"/>
+        </w:rPr>
+        <w:t>Starting</w:t>
+      </w:r>
+      <w:proofErr w:type="spellEnd"/>
+      <w:r>
+        <w:rPr>
+          <w:lang w:val="nl-NL"/>
+        </w:rPr>
+        <w:t xml:space="preserve">: </w:t>
+      </w:r>
+      <w:proofErr w:type="spellStart"/>
       <w:r>
         <w:rPr>
           <w:i/>
           <w:iCs/>
           <w:lang w:val="nl-NL"/>
         </w:rPr>
-        <w:t>Create app layout and global styles</w:t>
-      </w:r>
+        <w:t>Create</w:t>
+      </w:r>
+      <w:proofErr w:type="spellEnd"/>
+      <w:r>
+        <w:rPr>
+          <w:i/>
+          <w:iCs/>
+          <w:lang w:val="nl-NL"/>
+        </w:rPr>
+        <w:t xml:space="preserve"> app </w:t>
+      </w:r>
+      <w:proofErr w:type="spellStart"/>
+      <w:r>
+        <w:rPr>
+          <w:i/>
+          <w:iCs/>
+          <w:lang w:val="nl-NL"/>
+        </w:rPr>
+        <w:t>layout</w:t>
+      </w:r>
+      <w:proofErr w:type="spellEnd"/>
+      <w:r>
+        <w:rPr>
+          <w:i/>
+          <w:iCs/>
+          <w:lang w:val="nl-NL"/>
+        </w:rPr>
+        <w:t xml:space="preserve"> </w:t>
+      </w:r>
+      <w:proofErr w:type="spellStart"/>
+      <w:r>
+        <w:rPr>
+          <w:i/>
+          <w:iCs/>
+          <w:lang w:val="nl-NL"/>
+        </w:rPr>
+        <w:t>and</w:t>
+      </w:r>
+      <w:proofErr w:type="spellEnd"/>
+      <w:r>
+        <w:rPr>
+          <w:i/>
+          <w:iCs/>
+          <w:lang w:val="nl-NL"/>
+        </w:rPr>
+        <w:t xml:space="preserve"> </w:t>
+      </w:r>
+      <w:proofErr w:type="spellStart"/>
+      <w:r>
+        <w:rPr>
+          <w:i/>
+          <w:iCs/>
+          <w:lang w:val="nl-NL"/>
+        </w:rPr>
+        <w:t>global</w:t>
+      </w:r>
+      <w:proofErr w:type="spellEnd"/>
+      <w:r>
+        <w:rPr>
+          <w:i/>
+          <w:iCs/>
+          <w:lang w:val="nl-NL"/>
+        </w:rPr>
+        <w:t xml:space="preserve"> </w:t>
+      </w:r>
+      <w:proofErr w:type="spellStart"/>
+      <w:r>
+        <w:rPr>
+          <w:i/>
+          <w:iCs/>
+          <w:lang w:val="nl-NL"/>
+        </w:rPr>
+        <w:t>styles</w:t>
+      </w:r>
+      <w:proofErr w:type="spellEnd"/>
       <w:r>
         <w:rPr>
           <w:lang w:val="nl-NL"/>
@@ -2222,19 +3146,55 @@
           <w:numId w:val="4"/>
         </w:numPr>
       </w:pPr>
-      <w:r>
-        <w:rPr>
-          <w:lang w:val="nl-NL"/>
-        </w:rPr>
-        <w:t xml:space="preserve">Starting: </w:t>
-      </w:r>
+      <w:proofErr w:type="spellStart"/>
+      <w:r>
+        <w:rPr>
+          <w:lang w:val="nl-NL"/>
+        </w:rPr>
+        <w:t>Starting</w:t>
+      </w:r>
+      <w:proofErr w:type="spellEnd"/>
+      <w:r>
+        <w:rPr>
+          <w:lang w:val="nl-NL"/>
+        </w:rPr>
+        <w:t xml:space="preserve">: </w:t>
+      </w:r>
+      <w:proofErr w:type="spellStart"/>
       <w:r>
         <w:rPr>
           <w:i/>
           <w:iCs/>
           <w:lang w:val="nl-NL"/>
         </w:rPr>
-        <w:t>Create NavBar component</w:t>
+        <w:t>Create</w:t>
+      </w:r>
+      <w:proofErr w:type="spellEnd"/>
+      <w:r>
+        <w:rPr>
+          <w:i/>
+          <w:iCs/>
+          <w:lang w:val="nl-NL"/>
+        </w:rPr>
+        <w:t xml:space="preserve"> </w:t>
+      </w:r>
+      <w:proofErr w:type="spellStart"/>
+      <w:r>
+        <w:rPr>
+          <w:i/>
+          <w:iCs/>
+          <w:lang w:val="nl-NL"/>
+        </w:rPr>
+        <w:t>NavBar</w:t>
+      </w:r>
+      <w:proofErr w:type="spellEnd"/>
+      <w:r>
+        <w:rPr>
+          <w:i/>
+          <w:iCs/>
+          <w:lang w:val="nl-NL"/>
+        </w:rPr>
+        <w:t xml:space="preserve"> component</w:t>
       </w:r>
       <w:r>
         <w:rPr>
@@ -2251,19 +3211,37 @@
           <w:numId w:val="4"/>
         </w:numPr>
       </w:pPr>
-      <w:r>
-        <w:rPr>
-          <w:lang w:val="nl-NL"/>
-        </w:rPr>
-        <w:t xml:space="preserve">Starting: </w:t>
-      </w:r>
+      <w:proofErr w:type="spellStart"/>
+      <w:r>
+        <w:rPr>
+          <w:lang w:val="nl-NL"/>
+        </w:rPr>
+        <w:t>Starting</w:t>
+      </w:r>
+      <w:proofErr w:type="spellEnd"/>
+      <w:r>
+        <w:rPr>
+          <w:lang w:val="nl-NL"/>
+        </w:rPr>
+        <w:t xml:space="preserve">: </w:t>
+      </w:r>
+      <w:proofErr w:type="spellStart"/>
       <w:r>
         <w:rPr>
           <w:i/>
           <w:iCs/>
           <w:lang w:val="nl-NL"/>
         </w:rPr>
-        <w:t>Create home page</w:t>
+        <w:t>Create</w:t>
+      </w:r>
+      <w:proofErr w:type="spellEnd"/>
+      <w:r>
+        <w:rPr>
+          <w:i/>
+          <w:iCs/>
+          <w:lang w:val="nl-NL"/>
+        </w:rPr>
+        <w:t xml:space="preserve"> home page</w:t>
       </w:r>
       <w:r>
         <w:rPr>
@@ -2280,19 +3258,55 @@
           <w:numId w:val="4"/>
         </w:numPr>
       </w:pPr>
-      <w:r>
-        <w:rPr>
-          <w:lang w:val="nl-NL"/>
-        </w:rPr>
-        <w:t xml:space="preserve">Starting: </w:t>
-      </w:r>
+      <w:proofErr w:type="spellStart"/>
+      <w:r>
+        <w:rPr>
+          <w:lang w:val="nl-NL"/>
+        </w:rPr>
+        <w:t>Starting</w:t>
+      </w:r>
+      <w:proofErr w:type="spellEnd"/>
+      <w:r>
+        <w:rPr>
+          <w:lang w:val="nl-NL"/>
+        </w:rPr>
+        <w:t xml:space="preserve">: </w:t>
+      </w:r>
+      <w:proofErr w:type="spellStart"/>
       <w:r>
         <w:rPr>
           <w:i/>
           <w:iCs/>
           <w:lang w:val="nl-NL"/>
         </w:rPr>
-        <w:t>Create import/export pages and API routes</w:t>
+        <w:t>Create</w:t>
+      </w:r>
+      <w:proofErr w:type="spellEnd"/>
+      <w:r>
+        <w:rPr>
+          <w:i/>
+          <w:iCs/>
+          <w:lang w:val="nl-NL"/>
+        </w:rPr>
+        <w:t xml:space="preserve"> import/export pages </w:t>
+      </w:r>
+      <w:proofErr w:type="spellStart"/>
+      <w:r>
+        <w:rPr>
+          <w:i/>
+          <w:iCs/>
+          <w:lang w:val="nl-NL"/>
+        </w:rPr>
+        <w:t>and</w:t>
+      </w:r>
+      <w:proofErr w:type="spellEnd"/>
+      <w:r>
+        <w:rPr>
+          <w:i/>
+          <w:iCs/>
+          <w:lang w:val="nl-NL"/>
+        </w:rPr>
+        <w:t xml:space="preserve"> API routes</w:t>
       </w:r>
       <w:r>
         <w:rPr>
@@ -2302,11 +3316,103 @@
       </w:r>
     </w:p>
     <w:p>
-      <w:r>
-        <w:rPr>
-          <w:lang w:val="nl-NL"/>
-        </w:rPr>
-        <w:t xml:space="preserve">All dirs exist. Now create all the files: </w:t>
+      <w:proofErr w:type="spellStart"/>
+      <w:r>
+        <w:rPr>
+          <w:lang w:val="nl-NL"/>
+        </w:rPr>
+        <w:t>All</w:t>
+      </w:r>
+      <w:proofErr w:type="spellEnd"/>
+      <w:r>
+        <w:rPr>
+          <w:lang w:val="nl-NL"/>
+        </w:rPr>
+        <w:t xml:space="preserve"> </w:t>
+      </w:r>
+      <w:proofErr w:type="spellStart"/>
+      <w:r>
+        <w:rPr>
+          <w:lang w:val="nl-NL"/>
+        </w:rPr>
+        <w:t>dirs</w:t>
+      </w:r>
+      <w:proofErr w:type="spellEnd"/>
+      <w:r>
+        <w:rPr>
+          <w:lang w:val="nl-NL"/>
+        </w:rPr>
+        <w:t xml:space="preserve"> </w:t>
+      </w:r>
+      <w:proofErr w:type="spellStart"/>
+      <w:r>
+        <w:rPr>
+          <w:lang w:val="nl-NL"/>
+        </w:rPr>
+        <w:t>exist</w:t>
+      </w:r>
+      <w:proofErr w:type="spellEnd"/>
+      <w:r>
+        <w:rPr>
+          <w:lang w:val="nl-NL"/>
+        </w:rPr>
+        <w:t xml:space="preserve">. </w:t>
+      </w:r>
+      <w:proofErr w:type="spellStart"/>
+      <w:r>
+        <w:rPr>
+          <w:lang w:val="nl-NL"/>
+        </w:rPr>
+        <w:t>Now</w:t>
+      </w:r>
+      <w:proofErr w:type="spellEnd"/>
+      <w:r>
+        <w:rPr>
+          <w:lang w:val="nl-NL"/>
+        </w:rPr>
+        <w:t xml:space="preserve"> </w:t>
+      </w:r>
+      <w:proofErr w:type="spellStart"/>
+      <w:r>
+        <w:rPr>
+          <w:lang w:val="nl-NL"/>
+        </w:rPr>
+        <w:t>create</w:t>
+      </w:r>
+      <w:proofErr w:type="spellEnd"/>
+      <w:r>
+        <w:rPr>
+          <w:lang w:val="nl-NL"/>
+        </w:rPr>
+        <w:t xml:space="preserve"> </w:t>
+      </w:r>
+      <w:proofErr w:type="spellStart"/>
+      <w:r>
+        <w:rPr>
+          <w:lang w:val="nl-NL"/>
+        </w:rPr>
+        <w:t>all</w:t>
+      </w:r>
+      <w:proofErr w:type="spellEnd"/>
+      <w:r>
+        <w:rPr>
+          <w:lang w:val="nl-NL"/>
+        </w:rPr>
+        <w:t xml:space="preserve"> </w:t>
+      </w:r>
+      <w:proofErr w:type="spellStart"/>
+      <w:r>
+        <w:rPr>
+          <w:lang w:val="nl-NL"/>
+        </w:rPr>
+        <w:t>the</w:t>
+      </w:r>
+      <w:proofErr w:type="spellEnd"/>
+      <w:r>
+        <w:rPr>
+          <w:lang w:val="nl-NL"/>
+        </w:rPr>
+        <w:t xml:space="preserve"> files: </w:t>
       </w:r>
     </w:p>
     <w:p>
@@ -2317,19 +3423,73 @@
           <w:numId w:val="4"/>
         </w:numPr>
       </w:pPr>
-      <w:r>
-        <w:rPr>
-          <w:lang w:val="nl-NL"/>
-        </w:rPr>
-        <w:t xml:space="preserve">Starting: </w:t>
-      </w:r>
+      <w:proofErr w:type="spellStart"/>
+      <w:r>
+        <w:rPr>
+          <w:lang w:val="nl-NL"/>
+        </w:rPr>
+        <w:t>Starting</w:t>
+      </w:r>
+      <w:proofErr w:type="spellEnd"/>
+      <w:r>
+        <w:rPr>
+          <w:lang w:val="nl-NL"/>
+        </w:rPr>
+        <w:t xml:space="preserve">: </w:t>
+      </w:r>
+      <w:proofErr w:type="spellStart"/>
       <w:r>
         <w:rPr>
           <w:i/>
           <w:iCs/>
           <w:lang w:val="nl-NL"/>
         </w:rPr>
-        <w:t>Create D3 visualisation page and component</w:t>
+        <w:t>Create</w:t>
+      </w:r>
+      <w:proofErr w:type="spellEnd"/>
+      <w:r>
+        <w:rPr>
+          <w:i/>
+          <w:iCs/>
+          <w:lang w:val="nl-NL"/>
+        </w:rPr>
+        <w:t xml:space="preserve"> D3 </w:t>
+      </w:r>
+      <w:proofErr w:type="spellStart"/>
+      <w:r>
+        <w:rPr>
+          <w:i/>
+          <w:iCs/>
+          <w:lang w:val="nl-NL"/>
+        </w:rPr>
+        <w:t>visualisation</w:t>
+      </w:r>
+      <w:proofErr w:type="spellEnd"/>
+      <w:r>
+        <w:rPr>
+          <w:i/>
+          <w:iCs/>
+          <w:lang w:val="nl-NL"/>
+        </w:rPr>
+        <w:t xml:space="preserve"> page </w:t>
+      </w:r>
+      <w:proofErr w:type="spellStart"/>
+      <w:r>
+        <w:rPr>
+          <w:i/>
+          <w:iCs/>
+          <w:lang w:val="nl-NL"/>
+        </w:rPr>
+        <w:t>and</w:t>
+      </w:r>
+      <w:proofErr w:type="spellEnd"/>
+      <w:r>
+        <w:rPr>
+          <w:i/>
+          <w:iCs/>
+          <w:lang w:val="nl-NL"/>
+        </w:rPr>
+        <w:t xml:space="preserve"> component</w:t>
       </w:r>
       <w:r>
         <w:rPr>
@@ -2346,19 +3506,37 @@
           <w:numId w:val="4"/>
         </w:numPr>
       </w:pPr>
-      <w:r>
-        <w:rPr>
-          <w:lang w:val="nl-NL"/>
-        </w:rPr>
-        <w:t xml:space="preserve">Starting: </w:t>
-      </w:r>
+      <w:proofErr w:type="spellStart"/>
+      <w:r>
+        <w:rPr>
+          <w:lang w:val="nl-NL"/>
+        </w:rPr>
+        <w:t>Starting</w:t>
+      </w:r>
+      <w:proofErr w:type="spellEnd"/>
+      <w:r>
+        <w:rPr>
+          <w:lang w:val="nl-NL"/>
+        </w:rPr>
+        <w:t xml:space="preserve">: </w:t>
+      </w:r>
+      <w:proofErr w:type="spellStart"/>
       <w:r>
         <w:rPr>
           <w:i/>
           <w:iCs/>
           <w:lang w:val="nl-NL"/>
         </w:rPr>
-        <w:t>Create data management page</w:t>
+        <w:t>Create</w:t>
+      </w:r>
+      <w:proofErr w:type="spellEnd"/>
+      <w:r>
+        <w:rPr>
+          <w:i/>
+          <w:iCs/>
+          <w:lang w:val="nl-NL"/>
+        </w:rPr>
+        <w:t xml:space="preserve"> data management page</w:t>
       </w:r>
       <w:r>
         <w:rPr>
@@ -2368,11 +3546,89 @@
       </w:r>
     </w:p>
     <w:p>
-      <w:r>
-        <w:rPr>
-          <w:lang w:val="nl-NL"/>
-        </w:rPr>
-        <w:t xml:space="preserve">Now verify the build has no TypeScript errors:  </w:t>
+      <w:proofErr w:type="spellStart"/>
+      <w:r>
+        <w:rPr>
+          <w:lang w:val="nl-NL"/>
+        </w:rPr>
+        <w:t>Now</w:t>
+      </w:r>
+      <w:proofErr w:type="spellEnd"/>
+      <w:r>
+        <w:rPr>
+          <w:lang w:val="nl-NL"/>
+        </w:rPr>
+        <w:t xml:space="preserve"> </w:t>
+      </w:r>
+      <w:proofErr w:type="spellStart"/>
+      <w:r>
+        <w:rPr>
+          <w:lang w:val="nl-NL"/>
+        </w:rPr>
+        <w:t>verify</w:t>
+      </w:r>
+      <w:proofErr w:type="spellEnd"/>
+      <w:r>
+        <w:rPr>
+          <w:lang w:val="nl-NL"/>
+        </w:rPr>
+        <w:t xml:space="preserve"> </w:t>
+      </w:r>
+      <w:proofErr w:type="spellStart"/>
+      <w:r>
+        <w:rPr>
+          <w:lang w:val="nl-NL"/>
+        </w:rPr>
+        <w:t>the</w:t>
+      </w:r>
+      <w:proofErr w:type="spellEnd"/>
+      <w:r>
+        <w:rPr>
+          <w:lang w:val="nl-NL"/>
+        </w:rPr>
+        <w:t xml:space="preserve"> </w:t>
+      </w:r>
+      <w:proofErr w:type="spellStart"/>
+      <w:r>
+        <w:rPr>
+          <w:lang w:val="nl-NL"/>
+        </w:rPr>
+        <w:t>build</w:t>
+      </w:r>
+      <w:proofErr w:type="spellEnd"/>
+      <w:r>
+        <w:rPr>
+          <w:lang w:val="nl-NL"/>
+        </w:rPr>
+        <w:t xml:space="preserve"> has no </w:t>
+      </w:r>
+      <w:proofErr w:type="spellStart"/>
+      <w:r>
+        <w:rPr>
+          <w:lang w:val="nl-NL"/>
+        </w:rPr>
+        <w:t>TypeScript</w:t>
+      </w:r>
+      <w:proofErr w:type="spellEnd"/>
+      <w:r>
+        <w:rPr>
+          <w:lang w:val="nl-NL"/>
+        </w:rPr>
+        <w:t xml:space="preserve"> </w:t>
+      </w:r>
+      <w:proofErr w:type="spellStart"/>
+      <w:r>
+        <w:rPr>
+          <w:lang w:val="nl-NL"/>
+        </w:rPr>
+        <w:t>errors</w:t>
+      </w:r>
+      <w:proofErr w:type="spellEnd"/>
+      <w:r>
+        <w:rPr>
+          <w:lang w:val="nl-NL"/>
+        </w:rPr>
+        <w:t xml:space="preserve">:  </w:t>
       </w:r>
     </w:p>
     <w:p>
@@ -2387,7 +3643,49 @@
         <w:rPr>
           <w:lang w:val="nl-NL"/>
         </w:rPr>
-        <w:t xml:space="preserve">No errors. Start the dev server: </w:t>
+        <w:t xml:space="preserve">No </w:t>
+      </w:r>
+      <w:proofErr w:type="spellStart"/>
+      <w:r>
+        <w:rPr>
+          <w:lang w:val="nl-NL"/>
+        </w:rPr>
+        <w:t>errors</w:t>
+      </w:r>
+      <w:proofErr w:type="spellEnd"/>
+      <w:r>
+        <w:rPr>
+          <w:lang w:val="nl-NL"/>
+        </w:rPr>
+        <w:t xml:space="preserve">. Start </w:t>
+      </w:r>
+      <w:proofErr w:type="spellStart"/>
+      <w:r>
+        <w:rPr>
+          <w:lang w:val="nl-NL"/>
+        </w:rPr>
+        <w:t>the</w:t>
+      </w:r>
+      <w:proofErr w:type="spellEnd"/>
+      <w:r>
+        <w:rPr>
+          <w:lang w:val="nl-NL"/>
+        </w:rPr>
+        <w:t xml:space="preserve"> </w:t>
+      </w:r>
+      <w:proofErr w:type="spellStart"/>
+      <w:r>
+        <w:rPr>
+          <w:lang w:val="nl-NL"/>
+        </w:rPr>
+        <w:t>dev</w:t>
+      </w:r>
+      <w:proofErr w:type="spellEnd"/>
+      <w:r>
+        <w:rPr>
+          <w:lang w:val="nl-NL"/>
+        </w:rPr>
+        <w:t xml:space="preserve"> server: </w:t>
       </w:r>
     </w:p>
     <w:p>
@@ -2398,11 +3696,19 @@
           <w:numId w:val="4"/>
         </w:numPr>
       </w:pPr>
-      <w:r>
-        <w:rPr>
-          <w:lang w:val="nl-NL"/>
-        </w:rPr>
-        <w:t>Checked terminal output</w:t>
+      <w:proofErr w:type="spellStart"/>
+      <w:r>
+        <w:rPr>
+          <w:lang w:val="nl-NL"/>
+        </w:rPr>
+        <w:t>Checked</w:t>
+      </w:r>
+      <w:proofErr w:type="spellEnd"/>
+      <w:r>
+        <w:rPr>
+          <w:lang w:val="nl-NL"/>
+        </w:rPr>
+        <w:t xml:space="preserve"> terminal output</w:t>
       </w:r>
     </w:p>
     <w:p>
@@ -2413,19 +3719,37 @@
           <w:numId w:val="4"/>
         </w:numPr>
       </w:pPr>
-      <w:r>
-        <w:rPr>
-          <w:lang w:val="nl-NL"/>
-        </w:rPr>
-        <w:t xml:space="preserve">Completed: </w:t>
-      </w:r>
+      <w:proofErr w:type="spellStart"/>
+      <w:r>
+        <w:rPr>
+          <w:lang w:val="nl-NL"/>
+        </w:rPr>
+        <w:t>Completed</w:t>
+      </w:r>
+      <w:proofErr w:type="spellEnd"/>
+      <w:r>
+        <w:rPr>
+          <w:lang w:val="nl-NL"/>
+        </w:rPr>
+        <w:t xml:space="preserve">: </w:t>
+      </w:r>
+      <w:proofErr w:type="spellStart"/>
       <w:r>
         <w:rPr>
           <w:i/>
           <w:iCs/>
           <w:lang w:val="nl-NL"/>
         </w:rPr>
-        <w:t>Create data management page</w:t>
+        <w:t>Create</w:t>
+      </w:r>
+      <w:proofErr w:type="spellEnd"/>
+      <w:r>
+        <w:rPr>
+          <w:i/>
+          <w:iCs/>
+          <w:lang w:val="nl-NL"/>
+        </w:rPr>
+        <w:t xml:space="preserve"> data management page</w:t>
       </w:r>
       <w:r>
         <w:rPr>
@@ -2440,11 +3764,19 @@
           <w:lang w:val="nl-NL"/>
         </w:rPr>
       </w:pPr>
-      <w:r>
-        <w:rPr>
-          <w:lang w:val="nl-NL"/>
-        </w:rPr>
-        <w:t xml:space="preserve">Dev server is running at </w:t>
+      <w:proofErr w:type="spellStart"/>
+      <w:r>
+        <w:rPr>
+          <w:lang w:val="nl-NL"/>
+        </w:rPr>
+        <w:t>Dev</w:t>
+      </w:r>
+      <w:proofErr w:type="spellEnd"/>
+      <w:r>
+        <w:rPr>
+          <w:lang w:val="nl-NL"/>
+        </w:rPr>
+        <w:t xml:space="preserve"> server is running at </w:t>
       </w:r>
       <w:r>
         <w:rPr>
@@ -2458,7 +3790,35 @@
         <w:rPr>
           <w:lang w:val="nl-NL"/>
         </w:rPr>
-        <w:t>. Here's what was built:</w:t>
+        <w:t xml:space="preserve">. </w:t>
+      </w:r>
+      <w:proofErr w:type="spellStart"/>
+      <w:r>
+        <w:rPr>
+          <w:lang w:val="nl-NL"/>
+        </w:rPr>
+        <w:t>Here's</w:t>
+      </w:r>
+      <w:proofErr w:type="spellEnd"/>
+      <w:r>
+        <w:rPr>
+          <w:lang w:val="nl-NL"/>
+        </w:rPr>
+        <w:t xml:space="preserve"> </w:t>
+      </w:r>
+      <w:proofErr w:type="spellStart"/>
+      <w:r>
+        <w:rPr>
+          <w:lang w:val="nl-NL"/>
+        </w:rPr>
+        <w:t>what</w:t>
+      </w:r>
+      <w:proofErr w:type="spellEnd"/>
+      <w:r>
+        <w:rPr>
+          <w:lang w:val="nl-NL"/>
+        </w:rPr>
+        <w:t xml:space="preserve"> was built:</w:t>
       </w:r>
     </w:p>
     <w:p>
@@ -2474,9 +3834,17 @@
           <w:lang w:val="nl-NL"/>
         </w:rPr>
         <w:lastRenderedPageBreak/>
-        <w:t>Project structure</w:t>
+        <w:t xml:space="preserve">Project </w:t>
+      </w:r>
+      <w:proofErr w:type="spellStart"/>
+      <w:r>
+        <w:rPr>
+          <w:lang w:val="nl-NL"/>
+        </w:rPr>
+        <w:t>structure</w:t>
       </w:r>
       <w:bookmarkEnd w:id="9"/>
+      <w:proofErr w:type="spellEnd"/>
     </w:p>
     <w:p>
       <w:pPr>
@@ -2486,6 +3854,7 @@
       </w:pPr>
       <w:r>
         <w:rPr>
+          <w:noProof/>
           <w:lang w:val="nl-NL"/>
         </w:rPr>
         <w:drawing>
@@ -2504,7 +3873,7 @@
                     <pic:cNvPicPr/>
                   </pic:nvPicPr>
                   <pic:blipFill>
-                    <a:blip r:embed="rId10"/>
+                    <a:blip r:embed="rId16"/>
                     <a:stretch>
                       <a:fillRect/>
                     </a:stretch>
@@ -2533,13 +3902,29 @@
         </w:rPr>
       </w:pPr>
       <w:bookmarkStart w:id="10" w:name="_Toc227090435"/>
-      <w:r>
-        <w:rPr>
-          <w:lang w:val="nl-NL"/>
-        </w:rPr>
-        <w:t>Key decisions</w:t>
+      <w:proofErr w:type="spellStart"/>
+      <w:r>
+        <w:rPr>
+          <w:lang w:val="nl-NL"/>
+        </w:rPr>
+        <w:t>Key</w:t>
+      </w:r>
+      <w:proofErr w:type="spellEnd"/>
+      <w:r>
+        <w:rPr>
+          <w:lang w:val="nl-NL"/>
+        </w:rPr>
+        <w:t xml:space="preserve"> </w:t>
+      </w:r>
+      <w:proofErr w:type="spellStart"/>
+      <w:r>
+        <w:rPr>
+          <w:lang w:val="nl-NL"/>
+        </w:rPr>
+        <w:t>decisions</w:t>
       </w:r>
       <w:bookmarkEnd w:id="10"/>
+      <w:proofErr w:type="spellEnd"/>
     </w:p>
     <w:tbl>
       <w:tblPr>
@@ -2588,6 +3973,7 @@
                 <w:bCs/>
               </w:rPr>
             </w:pPr>
+            <w:proofErr w:type="spellStart"/>
             <w:r>
               <w:rPr>
                 <w:b/>
@@ -2595,6 +3981,7 @@
               </w:rPr>
               <w:t>Choice</w:t>
             </w:r>
+            <w:proofErr w:type="spellEnd"/>
           </w:p>
         </w:tc>
         <w:tc>
@@ -2616,6 +4003,7 @@
                 <w:bCs/>
               </w:rPr>
             </w:pPr>
+            <w:proofErr w:type="spellStart"/>
             <w:r>
               <w:rPr>
                 <w:b/>
@@ -2623,6 +4011,7 @@
               </w:rPr>
               <w:t>Reason</w:t>
             </w:r>
+            <w:proofErr w:type="spellEnd"/>
           </w:p>
         </w:tc>
       </w:tr>
@@ -2642,8 +4031,37 @@
             <w:pPr>
               <w:pStyle w:val="Geenafstand"/>
             </w:pPr>
-            <w:r>
-              <w:t>ExcelJS instead of SheetJS (xlsx)</w:t>
+            <w:proofErr w:type="spellStart"/>
+            <w:r>
+              <w:t>ExcelJS</w:t>
+            </w:r>
+            <w:proofErr w:type="spellEnd"/>
+            <w:r>
+              <w:t xml:space="preserve"> </w:t>
+            </w:r>
+            <w:proofErr w:type="spellStart"/>
+            <w:r>
+              <w:t>instead</w:t>
+            </w:r>
+            <w:proofErr w:type="spellEnd"/>
+            <w:r>
+              <w:t xml:space="preserve"> of </w:t>
+            </w:r>
+            <w:proofErr w:type="spellStart"/>
+            <w:r>
+              <w:t>SheetJS</w:t>
+            </w:r>
+            <w:proofErr w:type="spellEnd"/>
+            <w:r>
+              <w:t xml:space="preserve"> (</w:t>
+            </w:r>
+            <w:proofErr w:type="spellStart"/>
+            <w:r>
+              <w:t>xlsx</w:t>
+            </w:r>
+            <w:proofErr w:type="spellEnd"/>
+            <w:r>
+              <w:t>)</w:t>
             </w:r>
           </w:p>
         </w:tc>
@@ -2662,8 +4080,37 @@
             <w:pPr>
               <w:pStyle w:val="Geenafstand"/>
             </w:pPr>
-            <w:r>
-              <w:t>SheetJS community has unpatched Prototype Pollution + ReDoS (CVSS high)</w:t>
+            <w:proofErr w:type="spellStart"/>
+            <w:r>
+              <w:t>SheetJS</w:t>
+            </w:r>
+            <w:proofErr w:type="spellEnd"/>
+            <w:r>
+              <w:t xml:space="preserve"> community has </w:t>
+            </w:r>
+            <w:proofErr w:type="spellStart"/>
+            <w:r>
+              <w:t>unpatched</w:t>
+            </w:r>
+            <w:proofErr w:type="spellEnd"/>
+            <w:r>
+              <w:t xml:space="preserve"> Prototype </w:t>
+            </w:r>
+            <w:proofErr w:type="spellStart"/>
+            <w:r>
+              <w:t>Pollution</w:t>
+            </w:r>
+            <w:proofErr w:type="spellEnd"/>
+            <w:r>
+              <w:t xml:space="preserve"> + </w:t>
+            </w:r>
+            <w:proofErr w:type="spellStart"/>
+            <w:r>
+              <w:t>ReDoS</w:t>
+            </w:r>
+            <w:proofErr w:type="spellEnd"/>
+            <w:r>
+              <w:t xml:space="preserve"> (CVSS high)</w:t>
             </w:r>
           </w:p>
         </w:tc>
@@ -2685,7 +4132,15 @@
               <w:pStyle w:val="Geenafstand"/>
             </w:pPr>
             <w:r>
-              <w:t>Flat JSON file for storage</w:t>
+              <w:t xml:space="preserve">Flat JSON file </w:t>
+            </w:r>
+            <w:proofErr w:type="spellStart"/>
+            <w:r>
+              <w:t>for</w:t>
+            </w:r>
+            <w:proofErr w:type="spellEnd"/>
+            <w:r>
+              <w:t xml:space="preserve"> storage</w:t>
             </w:r>
           </w:p>
         </w:tc>
@@ -2705,7 +4160,47 @@
               <w:pStyle w:val="Geenafstand"/>
             </w:pPr>
             <w:r>
-              <w:t>No database setup required for a basic structure; easy to swap for a DB later</w:t>
+              <w:t xml:space="preserve">No database setup </w:t>
+            </w:r>
+            <w:proofErr w:type="spellStart"/>
+            <w:r>
+              <w:t>required</w:t>
+            </w:r>
+            <w:proofErr w:type="spellEnd"/>
+            <w:r>
+              <w:t xml:space="preserve"> </w:t>
+            </w:r>
+            <w:proofErr w:type="spellStart"/>
+            <w:r>
+              <w:t>for</w:t>
+            </w:r>
+            <w:proofErr w:type="spellEnd"/>
+            <w:r>
+              <w:t xml:space="preserve"> a basic </w:t>
+            </w:r>
+            <w:proofErr w:type="spellStart"/>
+            <w:r>
+              <w:t>structure</w:t>
+            </w:r>
+            <w:proofErr w:type="spellEnd"/>
+            <w:r>
+              <w:t xml:space="preserve">; easy </w:t>
+            </w:r>
+            <w:proofErr w:type="spellStart"/>
+            <w:r>
+              <w:t>to</w:t>
+            </w:r>
+            <w:proofErr w:type="spellEnd"/>
+            <w:r>
+              <w:t xml:space="preserve"> swap </w:t>
+            </w:r>
+            <w:proofErr w:type="spellStart"/>
+            <w:r>
+              <w:t>for</w:t>
+            </w:r>
+            <w:proofErr w:type="spellEnd"/>
+            <w:r>
+              <w:t xml:space="preserve"> a DB later</w:t>
             </w:r>
           </w:p>
         </w:tc>
@@ -2727,7 +4222,39 @@
               <w:pStyle w:val="Geenafstand"/>
             </w:pPr>
             <w:r>
-              <w:t>D3.js rendered in a useEffect inside a "use client" component</w:t>
+              <w:t xml:space="preserve">D3.js </w:t>
+            </w:r>
+            <w:proofErr w:type="spellStart"/>
+            <w:r>
+              <w:t>rendered</w:t>
+            </w:r>
+            <w:proofErr w:type="spellEnd"/>
+            <w:r>
+              <w:t xml:space="preserve"> in a </w:t>
+            </w:r>
+            <w:proofErr w:type="spellStart"/>
+            <w:r>
+              <w:t>useEffect</w:t>
+            </w:r>
+            <w:proofErr w:type="spellEnd"/>
+            <w:r>
+              <w:t xml:space="preserve"> </w:t>
+            </w:r>
+            <w:proofErr w:type="spellStart"/>
+            <w:r>
+              <w:t>inside</w:t>
+            </w:r>
+            <w:proofErr w:type="spellEnd"/>
+            <w:r>
+              <w:t xml:space="preserve"> a "</w:t>
+            </w:r>
+            <w:proofErr w:type="spellStart"/>
+            <w:r>
+              <w:t>use</w:t>
+            </w:r>
+            <w:proofErr w:type="spellEnd"/>
+            <w:r>
+              <w:t xml:space="preserve"> client" component</w:t>
             </w:r>
           </w:p>
         </w:tc>
@@ -2747,8 +4274,21 @@
               <w:pStyle w:val="Geenafstand"/>
             </w:pPr>
             <w:r>
-              <w:t>D3 needs DOM access; SSR-safe pattern</w:t>
-            </w:r>
+              <w:t xml:space="preserve">D3 </w:t>
+            </w:r>
+            <w:proofErr w:type="spellStart"/>
+            <w:r>
+              <w:t>needs</w:t>
+            </w:r>
+            <w:proofErr w:type="spellEnd"/>
+            <w:r>
+              <w:t xml:space="preserve"> DOM access; SSR-safe </w:t>
+            </w:r>
+            <w:proofErr w:type="spellStart"/>
+            <w:r>
+              <w:t>pattern</w:t>
+            </w:r>
+            <w:proofErr w:type="spellEnd"/>
           </w:p>
         </w:tc>
       </w:tr>
@@ -2795,28 +4335,133 @@
           <w:u w:val="single"/>
           <w:lang w:val="nl-NL"/>
         </w:rPr>
-        <w:t xml:space="preserve"> u</w:t>
-      </w:r>
+        <w:t xml:space="preserve"> </w:t>
+      </w:r>
+      <w:proofErr w:type="spellStart"/>
       <w:r>
         <w:rPr>
           <w:u w:val="single"/>
           <w:lang w:val="nl-NL"/>
         </w:rPr>
-        <w:t>nderstand the structure and how t</w:t>
+        <w:t>u</w:t>
       </w:r>
       <w:r>
         <w:rPr>
           <w:u w:val="single"/>
           <w:lang w:val="nl-NL"/>
         </w:rPr>
+        <w:t>nderstand</w:t>
+      </w:r>
+      <w:proofErr w:type="spellEnd"/>
+      <w:r>
+        <w:rPr>
+          <w:u w:val="single"/>
+          <w:lang w:val="nl-NL"/>
+        </w:rPr>
+        <w:t xml:space="preserve"> </w:t>
+      </w:r>
+      <w:proofErr w:type="spellStart"/>
+      <w:r>
+        <w:rPr>
+          <w:u w:val="single"/>
+          <w:lang w:val="nl-NL"/>
+        </w:rPr>
+        <w:t>the</w:t>
+      </w:r>
+      <w:proofErr w:type="spellEnd"/>
+      <w:r>
+        <w:rPr>
+          <w:u w:val="single"/>
+          <w:lang w:val="nl-NL"/>
+        </w:rPr>
+        <w:t xml:space="preserve"> </w:t>
+      </w:r>
+      <w:proofErr w:type="spellStart"/>
+      <w:r>
+        <w:rPr>
+          <w:u w:val="single"/>
+          <w:lang w:val="nl-NL"/>
+        </w:rPr>
+        <w:t>structure</w:t>
+      </w:r>
+      <w:proofErr w:type="spellEnd"/>
+      <w:r>
+        <w:rPr>
+          <w:u w:val="single"/>
+          <w:lang w:val="nl-NL"/>
+        </w:rPr>
+        <w:t xml:space="preserve"> </w:t>
+      </w:r>
+      <w:proofErr w:type="spellStart"/>
+      <w:r>
+        <w:rPr>
+          <w:u w:val="single"/>
+          <w:lang w:val="nl-NL"/>
+        </w:rPr>
+        <w:t>and</w:t>
+      </w:r>
+      <w:proofErr w:type="spellEnd"/>
+      <w:r>
+        <w:rPr>
+          <w:u w:val="single"/>
+          <w:lang w:val="nl-NL"/>
+        </w:rPr>
+        <w:t xml:space="preserve"> </w:t>
+      </w:r>
+      <w:proofErr w:type="spellStart"/>
+      <w:r>
+        <w:rPr>
+          <w:u w:val="single"/>
+          <w:lang w:val="nl-NL"/>
+        </w:rPr>
+        <w:t>how</w:t>
+      </w:r>
+      <w:proofErr w:type="spellEnd"/>
+      <w:r>
+        <w:rPr>
+          <w:u w:val="single"/>
+          <w:lang w:val="nl-NL"/>
+        </w:rPr>
+        <w:t xml:space="preserve"> </w:t>
+      </w:r>
+      <w:proofErr w:type="spellStart"/>
+      <w:r>
+        <w:rPr>
+          <w:u w:val="single"/>
+          <w:lang w:val="nl-NL"/>
+        </w:rPr>
+        <w:t>t</w:t>
+      </w:r>
+      <w:r>
+        <w:rPr>
+          <w:u w:val="single"/>
+          <w:lang w:val="nl-NL"/>
+        </w:rPr>
         <w:t>o</w:t>
       </w:r>
+      <w:proofErr w:type="spellEnd"/>
       <w:r>
         <w:rPr>
           <w:u w:val="single"/>
           <w:lang w:val="nl-NL"/>
         </w:rPr>
-        <w:t xml:space="preserve"> use.</w:t>
+        <w:t xml:space="preserve"> </w:t>
+      </w:r>
+      <w:proofErr w:type="spellStart"/>
+      <w:r>
+        <w:rPr>
+          <w:u w:val="single"/>
+          <w:lang w:val="nl-NL"/>
+        </w:rPr>
+        <w:t>use</w:t>
+      </w:r>
+      <w:proofErr w:type="spellEnd"/>
+      <w:r>
+        <w:rPr>
+          <w:u w:val="single"/>
+          <w:lang w:val="nl-NL"/>
+        </w:rPr>
+        <w:t>.</w:t>
       </w:r>
     </w:p>
     <w:p>
@@ -2831,13 +4476,115 @@
           <w:bCs/>
           <w:lang w:val="nl-NL"/>
         </w:rPr>
-        <w:t xml:space="preserve">GitHub Copilot: </w:t>
-      </w:r>
-      <w:r>
-        <w:rPr>
-          <w:lang w:val="nl-NL"/>
-        </w:rPr>
-        <w:t xml:space="preserve">Let me look at the current files to give you an accurate picture. </w:t>
+        <w:t xml:space="preserve">GitHub </w:t>
+      </w:r>
+      <w:proofErr w:type="spellStart"/>
+      <w:r>
+        <w:rPr>
+          <w:b/>
+          <w:bCs/>
+          <w:lang w:val="nl-NL"/>
+        </w:rPr>
+        <w:t>Copilot</w:t>
+      </w:r>
+      <w:proofErr w:type="spellEnd"/>
+      <w:r>
+        <w:rPr>
+          <w:b/>
+          <w:bCs/>
+          <w:lang w:val="nl-NL"/>
+        </w:rPr>
+        <w:t xml:space="preserve">: </w:t>
+      </w:r>
+      <w:r>
+        <w:rPr>
+          <w:lang w:val="nl-NL"/>
+        </w:rPr>
+        <w:t xml:space="preserve">Let me look at </w:t>
+      </w:r>
+      <w:proofErr w:type="spellStart"/>
+      <w:r>
+        <w:rPr>
+          <w:lang w:val="nl-NL"/>
+        </w:rPr>
+        <w:t>the</w:t>
+      </w:r>
+      <w:proofErr w:type="spellEnd"/>
+      <w:r>
+        <w:rPr>
+          <w:lang w:val="nl-NL"/>
+        </w:rPr>
+        <w:t xml:space="preserve"> </w:t>
+      </w:r>
+      <w:proofErr w:type="spellStart"/>
+      <w:r>
+        <w:rPr>
+          <w:lang w:val="nl-NL"/>
+        </w:rPr>
+        <w:t>current</w:t>
+      </w:r>
+      <w:proofErr w:type="spellEnd"/>
+      <w:r>
+        <w:rPr>
+          <w:lang w:val="nl-NL"/>
+        </w:rPr>
+        <w:t xml:space="preserve"> files </w:t>
+      </w:r>
+      <w:proofErr w:type="spellStart"/>
+      <w:r>
+        <w:rPr>
+          <w:lang w:val="nl-NL"/>
+        </w:rPr>
+        <w:t>to</w:t>
+      </w:r>
+      <w:proofErr w:type="spellEnd"/>
+      <w:r>
+        <w:rPr>
+          <w:lang w:val="nl-NL"/>
+        </w:rPr>
+        <w:t xml:space="preserve"> </w:t>
+      </w:r>
+      <w:proofErr w:type="spellStart"/>
+      <w:r>
+        <w:rPr>
+          <w:lang w:val="nl-NL"/>
+        </w:rPr>
+        <w:t>give</w:t>
+      </w:r>
+      <w:proofErr w:type="spellEnd"/>
+      <w:r>
+        <w:rPr>
+          <w:lang w:val="nl-NL"/>
+        </w:rPr>
+        <w:t xml:space="preserve"> </w:t>
+      </w:r>
+      <w:proofErr w:type="spellStart"/>
+      <w:r>
+        <w:rPr>
+          <w:lang w:val="nl-NL"/>
+        </w:rPr>
+        <w:t>you</w:t>
+      </w:r>
+      <w:proofErr w:type="spellEnd"/>
+      <w:r>
+        <w:rPr>
+          <w:lang w:val="nl-NL"/>
+        </w:rPr>
+        <w:t xml:space="preserve"> </w:t>
+      </w:r>
+      <w:proofErr w:type="spellStart"/>
+      <w:r>
+        <w:rPr>
+          <w:lang w:val="nl-NL"/>
+        </w:rPr>
+        <w:t>an</w:t>
+      </w:r>
+      <w:proofErr w:type="spellEnd"/>
+      <w:r>
+        <w:rPr>
+          <w:lang w:val="nl-NL"/>
+        </w:rPr>
+        <w:t xml:space="preserve"> accurate picture. </w:t>
       </w:r>
     </w:p>
     <w:p>
@@ -2852,9 +4599,31 @@
         <w:rPr>
           <w:lang w:val="nl-NL"/>
         </w:rPr>
-        <w:t>How this app is structured</w:t>
+        <w:t xml:space="preserve">How </w:t>
+      </w:r>
+      <w:proofErr w:type="spellStart"/>
+      <w:r>
+        <w:rPr>
+          <w:lang w:val="nl-NL"/>
+        </w:rPr>
+        <w:t>this</w:t>
+      </w:r>
+      <w:proofErr w:type="spellEnd"/>
+      <w:r>
+        <w:rPr>
+          <w:lang w:val="nl-NL"/>
+        </w:rPr>
+        <w:t xml:space="preserve"> app is </w:t>
+      </w:r>
+      <w:proofErr w:type="spellStart"/>
+      <w:r>
+        <w:rPr>
+          <w:lang w:val="nl-NL"/>
+        </w:rPr>
+        <w:t>structured</w:t>
       </w:r>
       <w:bookmarkEnd w:id="11"/>
+      <w:proofErr w:type="spellEnd"/>
     </w:p>
     <w:p>
       <w:pPr>
@@ -2862,11 +4631,33 @@
           <w:lang w:val="nl-NL"/>
         </w:rPr>
       </w:pPr>
-      <w:r>
-        <w:rPr>
-          <w:lang w:val="nl-NL"/>
-        </w:rPr>
-        <w:t xml:space="preserve">Think of it like a </w:t>
+      <w:proofErr w:type="spellStart"/>
+      <w:r>
+        <w:rPr>
+          <w:lang w:val="nl-NL"/>
+        </w:rPr>
+        <w:t>Think</w:t>
+      </w:r>
+      <w:proofErr w:type="spellEnd"/>
+      <w:r>
+        <w:rPr>
+          <w:lang w:val="nl-NL"/>
+        </w:rPr>
+        <w:t xml:space="preserve"> of </w:t>
+      </w:r>
+      <w:proofErr w:type="spellStart"/>
+      <w:r>
+        <w:rPr>
+          <w:lang w:val="nl-NL"/>
+        </w:rPr>
+        <w:t>it</w:t>
+      </w:r>
+      <w:proofErr w:type="spellEnd"/>
+      <w:r>
+        <w:rPr>
+          <w:lang w:val="nl-NL"/>
+        </w:rPr>
+        <w:t xml:space="preserve"> like a </w:t>
       </w:r>
       <w:r>
         <w:rPr>
@@ -2880,7 +4671,91 @@
         <w:rPr>
           <w:lang w:val="nl-NL"/>
         </w:rPr>
-        <w:t>, but where the folder structure itself defines the routes.</w:t>
+        <w:t xml:space="preserve">, but </w:t>
+      </w:r>
+      <w:proofErr w:type="spellStart"/>
+      <w:r>
+        <w:rPr>
+          <w:lang w:val="nl-NL"/>
+        </w:rPr>
+        <w:t>where</w:t>
+      </w:r>
+      <w:proofErr w:type="spellEnd"/>
+      <w:r>
+        <w:rPr>
+          <w:lang w:val="nl-NL"/>
+        </w:rPr>
+        <w:t xml:space="preserve"> </w:t>
+      </w:r>
+      <w:proofErr w:type="spellStart"/>
+      <w:r>
+        <w:rPr>
+          <w:lang w:val="nl-NL"/>
+        </w:rPr>
+        <w:t>the</w:t>
+      </w:r>
+      <w:proofErr w:type="spellEnd"/>
+      <w:r>
+        <w:rPr>
+          <w:lang w:val="nl-NL"/>
+        </w:rPr>
+        <w:t xml:space="preserve"> folder </w:t>
+      </w:r>
+      <w:proofErr w:type="spellStart"/>
+      <w:r>
+        <w:rPr>
+          <w:lang w:val="nl-NL"/>
+        </w:rPr>
+        <w:t>structure</w:t>
+      </w:r>
+      <w:proofErr w:type="spellEnd"/>
+      <w:r>
+        <w:rPr>
+          <w:lang w:val="nl-NL"/>
+        </w:rPr>
+        <w:t xml:space="preserve"> </w:t>
+      </w:r>
+      <w:proofErr w:type="spellStart"/>
+      <w:r>
+        <w:rPr>
+          <w:lang w:val="nl-NL"/>
+        </w:rPr>
+        <w:t>itself</w:t>
+      </w:r>
+      <w:proofErr w:type="spellEnd"/>
+      <w:r>
+        <w:rPr>
+          <w:lang w:val="nl-NL"/>
+        </w:rPr>
+        <w:t xml:space="preserve"> </w:t>
+      </w:r>
+      <w:proofErr w:type="spellStart"/>
+      <w:r>
+        <w:rPr>
+          <w:lang w:val="nl-NL"/>
+        </w:rPr>
+        <w:t>defines</w:t>
+      </w:r>
+      <w:proofErr w:type="spellEnd"/>
+      <w:r>
+        <w:rPr>
+          <w:lang w:val="nl-NL"/>
+        </w:rPr>
+        <w:t xml:space="preserve"> </w:t>
+      </w:r>
+      <w:proofErr w:type="spellStart"/>
+      <w:r>
+        <w:rPr>
+          <w:lang w:val="nl-NL"/>
+        </w:rPr>
+        <w:t>the</w:t>
+      </w:r>
+      <w:proofErr w:type="spellEnd"/>
+      <w:r>
+        <w:rPr>
+          <w:lang w:val="nl-NL"/>
+        </w:rPr>
+        <w:t xml:space="preserve"> routes.</w:t>
       </w:r>
     </w:p>
     <w:p>
@@ -2897,7 +4772,25 @@
           <w:bCs/>
           <w:lang w:val="nl-NL"/>
         </w:rPr>
-        <w:t>The mental model</w:t>
+        <w:t xml:space="preserve">The </w:t>
+      </w:r>
+      <w:proofErr w:type="spellStart"/>
+      <w:r>
+        <w:rPr>
+          <w:b/>
+          <w:bCs/>
+          <w:lang w:val="nl-NL"/>
+        </w:rPr>
+        <w:t>mental</w:t>
+      </w:r>
+      <w:proofErr w:type="spellEnd"/>
+      <w:r>
+        <w:rPr>
+          <w:b/>
+          <w:bCs/>
+          <w:lang w:val="nl-NL"/>
+        </w:rPr>
+        <w:t xml:space="preserve"> model</w:t>
       </w:r>
     </w:p>
     <w:p>
@@ -2908,6 +4801,7 @@
       </w:pPr>
       <w:r>
         <w:rPr>
+          <w:noProof/>
           <w:lang w:val="nl-NL"/>
         </w:rPr>
         <w:drawing>
@@ -2926,7 +4820,7 @@
                     <pic:cNvPicPr/>
                   </pic:nvPicPr>
                   <pic:blipFill>
-                    <a:blip r:embed="rId11"/>
+                    <a:blip r:embed="rId17"/>
                     <a:stretch>
                       <a:fillRect/>
                     </a:stretch>
@@ -2964,8 +4858,23 @@
         <w:rPr>
           <w:lang w:val="nl-NL"/>
         </w:rPr>
-        <w:t xml:space="preserve">Next.js blends the </w:t>
-      </w:r>
+        <w:t xml:space="preserve">Next.js blends </w:t>
+      </w:r>
+      <w:proofErr w:type="spellStart"/>
+      <w:r>
+        <w:rPr>
+          <w:lang w:val="nl-NL"/>
+        </w:rPr>
+        <w:t>the</w:t>
+      </w:r>
+      <w:proofErr w:type="spellEnd"/>
+      <w:r>
+        <w:rPr>
+          <w:lang w:val="nl-NL"/>
+        </w:rPr>
+        <w:t xml:space="preserve"> </w:t>
+      </w:r>
+      <w:proofErr w:type="spellStart"/>
       <w:r>
         <w:rPr>
           <w:b/>
@@ -2974,11 +4883,68 @@
         </w:rPr>
         <w:t>frontend</w:t>
       </w:r>
-      <w:r>
-        <w:rPr>
-          <w:lang w:val="nl-NL"/>
-        </w:rPr>
-        <w:t xml:space="preserve"> (what the user sees) and </w:t>
+      <w:proofErr w:type="spellEnd"/>
+      <w:r>
+        <w:rPr>
+          <w:lang w:val="nl-NL"/>
+        </w:rPr>
+        <w:t xml:space="preserve"> (</w:t>
+      </w:r>
+      <w:proofErr w:type="spellStart"/>
+      <w:r>
+        <w:rPr>
+          <w:lang w:val="nl-NL"/>
+        </w:rPr>
+        <w:t>what</w:t>
+      </w:r>
+      <w:proofErr w:type="spellEnd"/>
+      <w:r>
+        <w:rPr>
+          <w:lang w:val="nl-NL"/>
+        </w:rPr>
+        <w:t xml:space="preserve"> </w:t>
+      </w:r>
+      <w:proofErr w:type="spellStart"/>
+      <w:r>
+        <w:rPr>
+          <w:lang w:val="nl-NL"/>
+        </w:rPr>
+        <w:t>the</w:t>
+      </w:r>
+      <w:proofErr w:type="spellEnd"/>
+      <w:r>
+        <w:rPr>
+          <w:lang w:val="nl-NL"/>
+        </w:rPr>
+        <w:t xml:space="preserve"> user </w:t>
+      </w:r>
+      <w:proofErr w:type="spellStart"/>
+      <w:r>
+        <w:rPr>
+          <w:lang w:val="nl-NL"/>
+        </w:rPr>
+        <w:t>sees</w:t>
+      </w:r>
+      <w:proofErr w:type="spellEnd"/>
+      <w:r>
+        <w:rPr>
+          <w:lang w:val="nl-NL"/>
+        </w:rPr>
+        <w:t xml:space="preserve">) </w:t>
+      </w:r>
+      <w:proofErr w:type="spellStart"/>
+      <w:r>
+        <w:rPr>
+          <w:lang w:val="nl-NL"/>
+        </w:rPr>
+        <w:t>and</w:t>
+      </w:r>
+      <w:proofErr w:type="spellEnd"/>
+      <w:r>
+        <w:rPr>
+          <w:lang w:val="nl-NL"/>
+        </w:rPr>
+        <w:t xml:space="preserve"> </w:t>
       </w:r>
       <w:r>
         <w:rPr>
@@ -2992,7 +4958,161 @@
         <w:rPr>
           <w:lang w:val="nl-NL"/>
         </w:rPr>
-        <w:t xml:space="preserve"> (API logic, file reading) into one project. In C# terms: it's like having your Razor pages and your Web API controllers in the same project.</w:t>
+        <w:t xml:space="preserve"> (API logic, file reading) </w:t>
+      </w:r>
+      <w:proofErr w:type="spellStart"/>
+      <w:r>
+        <w:rPr>
+          <w:lang w:val="nl-NL"/>
+        </w:rPr>
+        <w:t>into</w:t>
+      </w:r>
+      <w:proofErr w:type="spellEnd"/>
+      <w:r>
+        <w:rPr>
+          <w:lang w:val="nl-NL"/>
+        </w:rPr>
+        <w:t xml:space="preserve"> </w:t>
+      </w:r>
+      <w:proofErr w:type="spellStart"/>
+      <w:r>
+        <w:rPr>
+          <w:lang w:val="nl-NL"/>
+        </w:rPr>
+        <w:t>one</w:t>
+      </w:r>
+      <w:proofErr w:type="spellEnd"/>
+      <w:r>
+        <w:rPr>
+          <w:lang w:val="nl-NL"/>
+        </w:rPr>
+        <w:t xml:space="preserve"> project. In C# </w:t>
+      </w:r>
+      <w:proofErr w:type="spellStart"/>
+      <w:r>
+        <w:rPr>
+          <w:lang w:val="nl-NL"/>
+        </w:rPr>
+        <w:t>terms</w:t>
+      </w:r>
+      <w:proofErr w:type="spellEnd"/>
+      <w:r>
+        <w:rPr>
+          <w:lang w:val="nl-NL"/>
+        </w:rPr>
+        <w:t xml:space="preserve">: </w:t>
+      </w:r>
+      <w:proofErr w:type="spellStart"/>
+      <w:r>
+        <w:rPr>
+          <w:lang w:val="nl-NL"/>
+        </w:rPr>
+        <w:t>it's</w:t>
+      </w:r>
+      <w:proofErr w:type="spellEnd"/>
+      <w:r>
+        <w:rPr>
+          <w:lang w:val="nl-NL"/>
+        </w:rPr>
+        <w:t xml:space="preserve"> like </w:t>
+      </w:r>
+      <w:proofErr w:type="spellStart"/>
+      <w:r>
+        <w:rPr>
+          <w:lang w:val="nl-NL"/>
+        </w:rPr>
+        <w:t>having</w:t>
+      </w:r>
+      <w:proofErr w:type="spellEnd"/>
+      <w:r>
+        <w:rPr>
+          <w:lang w:val="nl-NL"/>
+        </w:rPr>
+        <w:t xml:space="preserve"> </w:t>
+      </w:r>
+      <w:proofErr w:type="spellStart"/>
+      <w:r>
+        <w:rPr>
+          <w:lang w:val="nl-NL"/>
+        </w:rPr>
+        <w:t>your</w:t>
+      </w:r>
+      <w:proofErr w:type="spellEnd"/>
+      <w:r>
+        <w:rPr>
+          <w:lang w:val="nl-NL"/>
+        </w:rPr>
+        <w:t xml:space="preserve"> </w:t>
+      </w:r>
+      <w:proofErr w:type="spellStart"/>
+      <w:r>
+        <w:rPr>
+          <w:lang w:val="nl-NL"/>
+        </w:rPr>
+        <w:t>Razor</w:t>
+      </w:r>
+      <w:proofErr w:type="spellEnd"/>
+      <w:r>
+        <w:rPr>
+          <w:lang w:val="nl-NL"/>
+        </w:rPr>
+        <w:t xml:space="preserve"> pages </w:t>
+      </w:r>
+      <w:proofErr w:type="spellStart"/>
+      <w:r>
+        <w:rPr>
+          <w:lang w:val="nl-NL"/>
+        </w:rPr>
+        <w:t>and</w:t>
+      </w:r>
+      <w:proofErr w:type="spellEnd"/>
+      <w:r>
+        <w:rPr>
+          <w:lang w:val="nl-NL"/>
+        </w:rPr>
+        <w:t xml:space="preserve"> </w:t>
+      </w:r>
+      <w:proofErr w:type="spellStart"/>
+      <w:r>
+        <w:rPr>
+          <w:lang w:val="nl-NL"/>
+        </w:rPr>
+        <w:t>your</w:t>
+      </w:r>
+      <w:proofErr w:type="spellEnd"/>
+      <w:r>
+        <w:rPr>
+          <w:lang w:val="nl-NL"/>
+        </w:rPr>
+        <w:t xml:space="preserve"> Web API controllers in </w:t>
+      </w:r>
+      <w:proofErr w:type="spellStart"/>
+      <w:r>
+        <w:rPr>
+          <w:lang w:val="nl-NL"/>
+        </w:rPr>
+        <w:t>the</w:t>
+      </w:r>
+      <w:proofErr w:type="spellEnd"/>
+      <w:r>
+        <w:rPr>
+          <w:lang w:val="nl-NL"/>
+        </w:rPr>
+        <w:t xml:space="preserve"> </w:t>
+      </w:r>
+      <w:proofErr w:type="spellStart"/>
+      <w:r>
+        <w:rPr>
+          <w:lang w:val="nl-NL"/>
+        </w:rPr>
+        <w:t>same</w:t>
+      </w:r>
+      <w:proofErr w:type="spellEnd"/>
+      <w:r>
+        <w:rPr>
+          <w:lang w:val="nl-NL"/>
+        </w:rPr>
+        <w:t xml:space="preserve"> project.</w:t>
       </w:r>
     </w:p>
     <w:p>
@@ -3007,7 +5127,21 @@
         <w:rPr>
           <w:lang w:val="nl-NL"/>
         </w:rPr>
-        <w:t>Folder-by-folder breakdown</w:t>
+        <w:t>Folder-</w:t>
+      </w:r>
+      <w:proofErr w:type="spellStart"/>
+      <w:r>
+        <w:rPr>
+          <w:lang w:val="nl-NL"/>
+        </w:rPr>
+        <w:t>by</w:t>
+      </w:r>
+      <w:proofErr w:type="spellEnd"/>
+      <w:r>
+        <w:rPr>
+          <w:lang w:val="nl-NL"/>
+        </w:rPr>
+        <w:t>-folder breakdown</w:t>
       </w:r>
       <w:bookmarkEnd w:id="12"/>
     </w:p>
@@ -3025,7 +5159,25 @@
           <w:bCs/>
           <w:lang w:val="nl-NL"/>
         </w:rPr>
-        <w:t>app/ — Pages &amp; API (the router)</w:t>
+        <w:t>app/ — Pages &amp; API (</w:t>
+      </w:r>
+      <w:proofErr w:type="spellStart"/>
+      <w:r>
+        <w:rPr>
+          <w:b/>
+          <w:bCs/>
+          <w:lang w:val="nl-NL"/>
+        </w:rPr>
+        <w:t>the</w:t>
+      </w:r>
+      <w:proofErr w:type="spellEnd"/>
+      <w:r>
+        <w:rPr>
+          <w:b/>
+          <w:bCs/>
+          <w:lang w:val="nl-NL"/>
+        </w:rPr>
+        <w:t xml:space="preserve"> router)</w:t>
       </w:r>
     </w:p>
     <w:p>
@@ -3034,11 +5186,89 @@
           <w:lang w:val="nl-NL"/>
         </w:rPr>
       </w:pPr>
-      <w:r>
-        <w:rPr>
-          <w:lang w:val="nl-NL"/>
-        </w:rPr>
-        <w:t>This is the heart of the app. Every folder inside app/ becomes a URL.</w:t>
+      <w:proofErr w:type="spellStart"/>
+      <w:r>
+        <w:rPr>
+          <w:lang w:val="nl-NL"/>
+        </w:rPr>
+        <w:t>This</w:t>
+      </w:r>
+      <w:proofErr w:type="spellEnd"/>
+      <w:r>
+        <w:rPr>
+          <w:lang w:val="nl-NL"/>
+        </w:rPr>
+        <w:t xml:space="preserve"> is </w:t>
+      </w:r>
+      <w:proofErr w:type="spellStart"/>
+      <w:r>
+        <w:rPr>
+          <w:lang w:val="nl-NL"/>
+        </w:rPr>
+        <w:t>the</w:t>
+      </w:r>
+      <w:proofErr w:type="spellEnd"/>
+      <w:r>
+        <w:rPr>
+          <w:lang w:val="nl-NL"/>
+        </w:rPr>
+        <w:t xml:space="preserve"> </w:t>
+      </w:r>
+      <w:proofErr w:type="spellStart"/>
+      <w:r>
+        <w:rPr>
+          <w:lang w:val="nl-NL"/>
+        </w:rPr>
+        <w:t>heart</w:t>
+      </w:r>
+      <w:proofErr w:type="spellEnd"/>
+      <w:r>
+        <w:rPr>
+          <w:lang w:val="nl-NL"/>
+        </w:rPr>
+        <w:t xml:space="preserve"> of </w:t>
+      </w:r>
+      <w:proofErr w:type="spellStart"/>
+      <w:r>
+        <w:rPr>
+          <w:lang w:val="nl-NL"/>
+        </w:rPr>
+        <w:t>the</w:t>
+      </w:r>
+      <w:proofErr w:type="spellEnd"/>
+      <w:r>
+        <w:rPr>
+          <w:lang w:val="nl-NL"/>
+        </w:rPr>
+        <w:t xml:space="preserve"> app. Every folder </w:t>
+      </w:r>
+      <w:proofErr w:type="spellStart"/>
+      <w:r>
+        <w:rPr>
+          <w:lang w:val="nl-NL"/>
+        </w:rPr>
+        <w:t>inside</w:t>
+      </w:r>
+      <w:proofErr w:type="spellEnd"/>
+      <w:r>
+        <w:rPr>
+          <w:lang w:val="nl-NL"/>
+        </w:rPr>
+        <w:t xml:space="preserve"> app/ </w:t>
+      </w:r>
+      <w:proofErr w:type="spellStart"/>
+      <w:r>
+        <w:rPr>
+          <w:lang w:val="nl-NL"/>
+        </w:rPr>
+        <w:t>becomes</w:t>
+      </w:r>
+      <w:proofErr w:type="spellEnd"/>
+      <w:r>
+        <w:rPr>
+          <w:lang w:val="nl-NL"/>
+        </w:rPr>
+        <w:t xml:space="preserve"> a URL.</w:t>
       </w:r>
     </w:p>
     <w:tbl>
@@ -3144,13 +5374,41 @@
                 <w:lang w:val="nl-NL"/>
               </w:rPr>
             </w:pPr>
+            <w:proofErr w:type="spellStart"/>
             <w:r>
               <w:rPr>
                 <w:b/>
                 <w:bCs/>
                 <w:lang w:val="nl-NL"/>
               </w:rPr>
-              <w:t>What it does</w:t>
+              <w:t>What</w:t>
+            </w:r>
+            <w:proofErr w:type="spellEnd"/>
+            <w:r>
+              <w:rPr>
+                <w:b/>
+                <w:bCs/>
+                <w:lang w:val="nl-NL"/>
+              </w:rPr>
+              <w:t xml:space="preserve"> </w:t>
+            </w:r>
+            <w:proofErr w:type="spellStart"/>
+            <w:r>
+              <w:rPr>
+                <w:b/>
+                <w:bCs/>
+                <w:lang w:val="nl-NL"/>
+              </w:rPr>
+              <w:t>it</w:t>
+            </w:r>
+            <w:proofErr w:type="spellEnd"/>
+            <w:r>
+              <w:rPr>
+                <w:b/>
+                <w:bCs/>
+                <w:lang w:val="nl-NL"/>
+              </w:rPr>
+              <w:t xml:space="preserve"> does</w:t>
             </w:r>
           </w:p>
         </w:tc>
@@ -3178,8 +5436,16 @@
               <w:rPr>
                 <w:lang w:val="nl-NL"/>
               </w:rPr>
-              <w:t>app/page.tsx</w:t>
-            </w:r>
+              <w:t>app/</w:t>
+            </w:r>
+            <w:proofErr w:type="spellStart"/>
+            <w:r>
+              <w:rPr>
+                <w:lang w:val="nl-NL"/>
+              </w:rPr>
+              <w:t>page.tsx</w:t>
+            </w:r>
+            <w:proofErr w:type="spellEnd"/>
           </w:p>
         </w:tc>
         <w:tc>
@@ -3258,8 +5524,16 @@
               <w:rPr>
                 <w:lang w:val="nl-NL"/>
               </w:rPr>
-              <w:t>app/data/page.tsx</w:t>
-            </w:r>
+              <w:t>app/data/</w:t>
+            </w:r>
+            <w:proofErr w:type="spellStart"/>
+            <w:r>
+              <w:rPr>
+                <w:lang w:val="nl-NL"/>
+              </w:rPr>
+              <w:t>page.tsx</w:t>
+            </w:r>
+            <w:proofErr w:type="spellEnd"/>
           </w:p>
         </w:tc>
         <w:tc>
@@ -3310,8 +5584,44 @@
               <w:rPr>
                 <w:lang w:val="nl-NL"/>
               </w:rPr>
-              <w:t>View table, add rows</w:t>
-            </w:r>
+              <w:t xml:space="preserve">View </w:t>
+            </w:r>
+            <w:proofErr w:type="spellStart"/>
+            <w:r>
+              <w:rPr>
+                <w:lang w:val="nl-NL"/>
+              </w:rPr>
+              <w:t>table</w:t>
+            </w:r>
+            <w:proofErr w:type="spellEnd"/>
+            <w:r>
+              <w:rPr>
+                <w:lang w:val="nl-NL"/>
+              </w:rPr>
+              <w:t xml:space="preserve">, </w:t>
+            </w:r>
+            <w:proofErr w:type="spellStart"/>
+            <w:r>
+              <w:rPr>
+                <w:lang w:val="nl-NL"/>
+              </w:rPr>
+              <w:t>add</w:t>
+            </w:r>
+            <w:proofErr w:type="spellEnd"/>
+            <w:r>
+              <w:rPr>
+                <w:lang w:val="nl-NL"/>
+              </w:rPr>
+              <w:t xml:space="preserve"> </w:t>
+            </w:r>
+            <w:proofErr w:type="spellStart"/>
+            <w:r>
+              <w:rPr>
+                <w:lang w:val="nl-NL"/>
+              </w:rPr>
+              <w:t>rows</w:t>
+            </w:r>
+            <w:proofErr w:type="spellEnd"/>
           </w:p>
         </w:tc>
       </w:tr>
@@ -3338,8 +5648,16 @@
               <w:rPr>
                 <w:lang w:val="nl-NL"/>
               </w:rPr>
-              <w:t>app/import/page.tsx</w:t>
-            </w:r>
+              <w:t>app/import/</w:t>
+            </w:r>
+            <w:proofErr w:type="spellStart"/>
+            <w:r>
+              <w:rPr>
+                <w:lang w:val="nl-NL"/>
+              </w:rPr>
+              <w:t>page.tsx</w:t>
+            </w:r>
+            <w:proofErr w:type="spellEnd"/>
           </w:p>
         </w:tc>
         <w:tc>
@@ -3418,8 +5736,16 @@
               <w:rPr>
                 <w:lang w:val="nl-NL"/>
               </w:rPr>
-              <w:t>app/export/page.tsx</w:t>
-            </w:r>
+              <w:t>app/export/</w:t>
+            </w:r>
+            <w:proofErr w:type="spellStart"/>
+            <w:r>
+              <w:rPr>
+                <w:lang w:val="nl-NL"/>
+              </w:rPr>
+              <w:t>page.tsx</w:t>
+            </w:r>
+            <w:proofErr w:type="spellEnd"/>
           </w:p>
         </w:tc>
         <w:tc>
@@ -3498,8 +5824,30 @@
               <w:rPr>
                 <w:lang w:val="nl-NL"/>
               </w:rPr>
-              <w:t>app/visualise/page.tsx</w:t>
-            </w:r>
+              <w:t>app/</w:t>
+            </w:r>
+            <w:proofErr w:type="spellStart"/>
+            <w:r>
+              <w:rPr>
+                <w:lang w:val="nl-NL"/>
+              </w:rPr>
+              <w:t>visualise</w:t>
+            </w:r>
+            <w:proofErr w:type="spellEnd"/>
+            <w:r>
+              <w:rPr>
+                <w:lang w:val="nl-NL"/>
+              </w:rPr>
+              <w:t>/</w:t>
+            </w:r>
+            <w:proofErr w:type="spellStart"/>
+            <w:r>
+              <w:rPr>
+                <w:lang w:val="nl-NL"/>
+              </w:rPr>
+              <w:t>page.tsx</w:t>
+            </w:r>
+            <w:proofErr w:type="spellEnd"/>
           </w:p>
         </w:tc>
         <w:tc>
@@ -3524,8 +5872,16 @@
               <w:rPr>
                 <w:lang w:val="nl-NL"/>
               </w:rPr>
-              <w:t>/visualise</w:t>
-            </w:r>
+              <w:t>/</w:t>
+            </w:r>
+            <w:proofErr w:type="spellStart"/>
+            <w:r>
+              <w:rPr>
+                <w:lang w:val="nl-NL"/>
+              </w:rPr>
+              <w:t>visualise</w:t>
+            </w:r>
+            <w:proofErr w:type="spellEnd"/>
           </w:p>
         </w:tc>
         <w:tc>
@@ -3550,8 +5906,16 @@
               <w:rPr>
                 <w:lang w:val="nl-NL"/>
               </w:rPr>
-              <w:t>D3 bar chart</w:t>
-            </w:r>
+              <w:t xml:space="preserve">D3 bar </w:t>
+            </w:r>
+            <w:proofErr w:type="spellStart"/>
+            <w:r>
+              <w:rPr>
+                <w:lang w:val="nl-NL"/>
+              </w:rPr>
+              <w:t>chart</w:t>
+            </w:r>
+            <w:proofErr w:type="spellEnd"/>
           </w:p>
         </w:tc>
       </w:tr>
@@ -3578,8 +5942,30 @@
               <w:rPr>
                 <w:lang w:val="nl-NL"/>
               </w:rPr>
-              <w:t>app/api/data/route.ts</w:t>
-            </w:r>
+              <w:t>app/</w:t>
+            </w:r>
+            <w:proofErr w:type="spellStart"/>
+            <w:r>
+              <w:rPr>
+                <w:lang w:val="nl-NL"/>
+              </w:rPr>
+              <w:t>api</w:t>
+            </w:r>
+            <w:proofErr w:type="spellEnd"/>
+            <w:r>
+              <w:rPr>
+                <w:lang w:val="nl-NL"/>
+              </w:rPr>
+              <w:t>/data/</w:t>
+            </w:r>
+            <w:proofErr w:type="spellStart"/>
+            <w:r>
+              <w:rPr>
+                <w:lang w:val="nl-NL"/>
+              </w:rPr>
+              <w:t>route.ts</w:t>
+            </w:r>
+            <w:proofErr w:type="spellEnd"/>
           </w:p>
         </w:tc>
         <w:tc>
@@ -3604,7 +5990,21 @@
               <w:rPr>
                 <w:lang w:val="nl-NL"/>
               </w:rPr>
-              <w:t>/api/data</w:t>
+              <w:t>/</w:t>
+            </w:r>
+            <w:proofErr w:type="spellStart"/>
+            <w:r>
+              <w:rPr>
+                <w:lang w:val="nl-NL"/>
+              </w:rPr>
+              <w:t>api</w:t>
+            </w:r>
+            <w:proofErr w:type="spellEnd"/>
+            <w:r>
+              <w:rPr>
+                <w:lang w:val="nl-NL"/>
+              </w:rPr>
+              <w:t>/data</w:t>
             </w:r>
           </w:p>
         </w:tc>
@@ -3638,7 +6038,35 @@
               <w:rPr>
                 <w:lang w:val="nl-NL"/>
               </w:rPr>
-              <w:t xml:space="preserve"> — reads/writes records</w:t>
+              <w:t xml:space="preserve"> — </w:t>
+            </w:r>
+            <w:proofErr w:type="spellStart"/>
+            <w:r>
+              <w:rPr>
+                <w:lang w:val="nl-NL"/>
+              </w:rPr>
+              <w:t>reads</w:t>
+            </w:r>
+            <w:proofErr w:type="spellEnd"/>
+            <w:r>
+              <w:rPr>
+                <w:lang w:val="nl-NL"/>
+              </w:rPr>
+              <w:t>/</w:t>
+            </w:r>
+            <w:proofErr w:type="spellStart"/>
+            <w:r>
+              <w:rPr>
+                <w:lang w:val="nl-NL"/>
+              </w:rPr>
+              <w:t>writes</w:t>
+            </w:r>
+            <w:proofErr w:type="spellEnd"/>
+            <w:r>
+              <w:rPr>
+                <w:lang w:val="nl-NL"/>
+              </w:rPr>
+              <w:t xml:space="preserve"> records</w:t>
             </w:r>
           </w:p>
         </w:tc>
@@ -3666,8 +6094,30 @@
               <w:rPr>
                 <w:lang w:val="nl-NL"/>
               </w:rPr>
-              <w:t>app/api/import/route.ts</w:t>
-            </w:r>
+              <w:t>app/</w:t>
+            </w:r>
+            <w:proofErr w:type="spellStart"/>
+            <w:r>
+              <w:rPr>
+                <w:lang w:val="nl-NL"/>
+              </w:rPr>
+              <w:t>api</w:t>
+            </w:r>
+            <w:proofErr w:type="spellEnd"/>
+            <w:r>
+              <w:rPr>
+                <w:lang w:val="nl-NL"/>
+              </w:rPr>
+              <w:t>/import/</w:t>
+            </w:r>
+            <w:proofErr w:type="spellStart"/>
+            <w:r>
+              <w:rPr>
+                <w:lang w:val="nl-NL"/>
+              </w:rPr>
+              <w:t>route.ts</w:t>
+            </w:r>
+            <w:proofErr w:type="spellEnd"/>
           </w:p>
         </w:tc>
         <w:tc>
@@ -3692,7 +6142,21 @@
               <w:rPr>
                 <w:lang w:val="nl-NL"/>
               </w:rPr>
-              <w:t>/api/import</w:t>
+              <w:t>/</w:t>
+            </w:r>
+            <w:proofErr w:type="spellStart"/>
+            <w:r>
+              <w:rPr>
+                <w:lang w:val="nl-NL"/>
+              </w:rPr>
+              <w:t>api</w:t>
+            </w:r>
+            <w:proofErr w:type="spellEnd"/>
+            <w:r>
+              <w:rPr>
+                <w:lang w:val="nl-NL"/>
+              </w:rPr>
+              <w:t>/import</w:t>
             </w:r>
           </w:p>
         </w:tc>
@@ -3726,7 +6190,35 @@
               <w:rPr>
                 <w:lang w:val="nl-NL"/>
               </w:rPr>
-              <w:t xml:space="preserve"> — parses uploaded file</w:t>
+              <w:t xml:space="preserve"> — </w:t>
+            </w:r>
+            <w:proofErr w:type="spellStart"/>
+            <w:r>
+              <w:rPr>
+                <w:lang w:val="nl-NL"/>
+              </w:rPr>
+              <w:t>parses</w:t>
+            </w:r>
+            <w:proofErr w:type="spellEnd"/>
+            <w:r>
+              <w:rPr>
+                <w:lang w:val="nl-NL"/>
+              </w:rPr>
+              <w:t xml:space="preserve"> </w:t>
+            </w:r>
+            <w:proofErr w:type="spellStart"/>
+            <w:r>
+              <w:rPr>
+                <w:lang w:val="nl-NL"/>
+              </w:rPr>
+              <w:t>uploaded</w:t>
+            </w:r>
+            <w:proofErr w:type="spellEnd"/>
+            <w:r>
+              <w:rPr>
+                <w:lang w:val="nl-NL"/>
+              </w:rPr>
+              <w:t xml:space="preserve"> file</w:t>
             </w:r>
           </w:p>
         </w:tc>
@@ -3754,8 +6246,30 @@
               <w:rPr>
                 <w:lang w:val="nl-NL"/>
               </w:rPr>
-              <w:t>app/api/export/route.ts</w:t>
-            </w:r>
+              <w:t>app/</w:t>
+            </w:r>
+            <w:proofErr w:type="spellStart"/>
+            <w:r>
+              <w:rPr>
+                <w:lang w:val="nl-NL"/>
+              </w:rPr>
+              <w:t>api</w:t>
+            </w:r>
+            <w:proofErr w:type="spellEnd"/>
+            <w:r>
+              <w:rPr>
+                <w:lang w:val="nl-NL"/>
+              </w:rPr>
+              <w:t>/export/</w:t>
+            </w:r>
+            <w:proofErr w:type="spellStart"/>
+            <w:r>
+              <w:rPr>
+                <w:lang w:val="nl-NL"/>
+              </w:rPr>
+              <w:t>route.ts</w:t>
+            </w:r>
+            <w:proofErr w:type="spellEnd"/>
           </w:p>
         </w:tc>
         <w:tc>
@@ -3780,7 +6294,21 @@
               <w:rPr>
                 <w:lang w:val="nl-NL"/>
               </w:rPr>
-              <w:t>/api/export</w:t>
+              <w:t>/</w:t>
+            </w:r>
+            <w:proofErr w:type="spellStart"/>
+            <w:r>
+              <w:rPr>
+                <w:lang w:val="nl-NL"/>
+              </w:rPr>
+              <w:t>api</w:t>
+            </w:r>
+            <w:proofErr w:type="spellEnd"/>
+            <w:r>
+              <w:rPr>
+                <w:lang w:val="nl-NL"/>
+              </w:rPr>
+              <w:t>/export</w:t>
             </w:r>
           </w:p>
         </w:tc>
@@ -3843,7 +6371,35 @@
         <w:rPr>
           <w:lang w:val="nl-NL"/>
         </w:rPr>
-        <w:t xml:space="preserve">The api/ routes are your </w:t>
+        <w:t xml:space="preserve">The </w:t>
+      </w:r>
+      <w:proofErr w:type="spellStart"/>
+      <w:r>
+        <w:rPr>
+          <w:lang w:val="nl-NL"/>
+        </w:rPr>
+        <w:t>api</w:t>
+      </w:r>
+      <w:proofErr w:type="spellEnd"/>
+      <w:r>
+        <w:rPr>
+          <w:lang w:val="nl-NL"/>
+        </w:rPr>
+        <w:t xml:space="preserve">/ routes are </w:t>
+      </w:r>
+      <w:proofErr w:type="spellStart"/>
+      <w:r>
+        <w:rPr>
+          <w:lang w:val="nl-NL"/>
+        </w:rPr>
+        <w:t>your</w:t>
+      </w:r>
+      <w:proofErr w:type="spellEnd"/>
+      <w:r>
+        <w:rPr>
+          <w:lang w:val="nl-NL"/>
+        </w:rPr>
+        <w:t xml:space="preserve"> </w:t>
       </w:r>
       <w:r>
         <w:rPr>
@@ -3857,7 +6413,91 @@
         <w:rPr>
           <w:lang w:val="nl-NL"/>
         </w:rPr>
-        <w:t>. They only run on the server and never send HTML — just JSON or file data.</w:t>
+        <w:t xml:space="preserve">. </w:t>
+      </w:r>
+      <w:proofErr w:type="spellStart"/>
+      <w:r>
+        <w:rPr>
+          <w:lang w:val="nl-NL"/>
+        </w:rPr>
+        <w:t>They</w:t>
+      </w:r>
+      <w:proofErr w:type="spellEnd"/>
+      <w:r>
+        <w:rPr>
+          <w:lang w:val="nl-NL"/>
+        </w:rPr>
+        <w:t xml:space="preserve"> </w:t>
+      </w:r>
+      <w:proofErr w:type="spellStart"/>
+      <w:r>
+        <w:rPr>
+          <w:lang w:val="nl-NL"/>
+        </w:rPr>
+        <w:t>only</w:t>
+      </w:r>
+      <w:proofErr w:type="spellEnd"/>
+      <w:r>
+        <w:rPr>
+          <w:lang w:val="nl-NL"/>
+        </w:rPr>
+        <w:t xml:space="preserve"> run on </w:t>
+      </w:r>
+      <w:proofErr w:type="spellStart"/>
+      <w:r>
+        <w:rPr>
+          <w:lang w:val="nl-NL"/>
+        </w:rPr>
+        <w:t>the</w:t>
+      </w:r>
+      <w:proofErr w:type="spellEnd"/>
+      <w:r>
+        <w:rPr>
+          <w:lang w:val="nl-NL"/>
+        </w:rPr>
+        <w:t xml:space="preserve"> server </w:t>
+      </w:r>
+      <w:proofErr w:type="spellStart"/>
+      <w:r>
+        <w:rPr>
+          <w:lang w:val="nl-NL"/>
+        </w:rPr>
+        <w:t>and</w:t>
+      </w:r>
+      <w:proofErr w:type="spellEnd"/>
+      <w:r>
+        <w:rPr>
+          <w:lang w:val="nl-NL"/>
+        </w:rPr>
+        <w:t xml:space="preserve"> never </w:t>
+      </w:r>
+      <w:proofErr w:type="spellStart"/>
+      <w:r>
+        <w:rPr>
+          <w:lang w:val="nl-NL"/>
+        </w:rPr>
+        <w:t>send</w:t>
+      </w:r>
+      <w:proofErr w:type="spellEnd"/>
+      <w:r>
+        <w:rPr>
+          <w:lang w:val="nl-NL"/>
+        </w:rPr>
+        <w:t xml:space="preserve"> HTML — </w:t>
+      </w:r>
+      <w:proofErr w:type="spellStart"/>
+      <w:r>
+        <w:rPr>
+          <w:lang w:val="nl-NL"/>
+        </w:rPr>
+        <w:t>just</w:t>
+      </w:r>
+      <w:proofErr w:type="spellEnd"/>
+      <w:r>
+        <w:rPr>
+          <w:lang w:val="nl-NL"/>
+        </w:rPr>
+        <w:t xml:space="preserve"> JSON or file data.</w:t>
       </w:r>
     </w:p>
     <w:p>
@@ -3868,13 +6508,41 @@
           <w:lang w:val="nl-NL"/>
         </w:rPr>
       </w:pPr>
+      <w:proofErr w:type="spellStart"/>
       <w:r>
         <w:rPr>
           <w:b/>
           <w:bCs/>
           <w:lang w:val="nl-NL"/>
         </w:rPr>
-        <w:t>components/ — Reusable UI pieces</w:t>
+        <w:t>components</w:t>
+      </w:r>
+      <w:proofErr w:type="spellEnd"/>
+      <w:r>
+        <w:rPr>
+          <w:b/>
+          <w:bCs/>
+          <w:lang w:val="nl-NL"/>
+        </w:rPr>
+        <w:t xml:space="preserve">/ — </w:t>
+      </w:r>
+      <w:proofErr w:type="spellStart"/>
+      <w:r>
+        <w:rPr>
+          <w:b/>
+          <w:bCs/>
+          <w:lang w:val="nl-NL"/>
+        </w:rPr>
+        <w:t>Reusable</w:t>
+      </w:r>
+      <w:proofErr w:type="spellEnd"/>
+      <w:r>
+        <w:rPr>
+          <w:b/>
+          <w:bCs/>
+          <w:lang w:val="nl-NL"/>
+        </w:rPr>
+        <w:t xml:space="preserve"> UI pieces</w:t>
       </w:r>
     </w:p>
     <w:p>
@@ -3887,7 +6555,119 @@
         <w:rPr>
           <w:lang w:val="nl-NL"/>
         </w:rPr>
-        <w:t>Like user controls in C# WebForms, or React components. They render HTML but have no URL of their own.</w:t>
+        <w:t xml:space="preserve">Like user </w:t>
+      </w:r>
+      <w:proofErr w:type="spellStart"/>
+      <w:r>
+        <w:rPr>
+          <w:lang w:val="nl-NL"/>
+        </w:rPr>
+        <w:t>controls</w:t>
+      </w:r>
+      <w:proofErr w:type="spellEnd"/>
+      <w:r>
+        <w:rPr>
+          <w:lang w:val="nl-NL"/>
+        </w:rPr>
+        <w:t xml:space="preserve"> in C# </w:t>
+      </w:r>
+      <w:proofErr w:type="spellStart"/>
+      <w:r>
+        <w:rPr>
+          <w:lang w:val="nl-NL"/>
+        </w:rPr>
+        <w:t>WebForms</w:t>
+      </w:r>
+      <w:proofErr w:type="spellEnd"/>
+      <w:r>
+        <w:rPr>
+          <w:lang w:val="nl-NL"/>
+        </w:rPr>
+        <w:t xml:space="preserve">, or </w:t>
+      </w:r>
+      <w:proofErr w:type="spellStart"/>
+      <w:r>
+        <w:rPr>
+          <w:lang w:val="nl-NL"/>
+        </w:rPr>
+        <w:t>React</w:t>
+      </w:r>
+      <w:proofErr w:type="spellEnd"/>
+      <w:r>
+        <w:rPr>
+          <w:lang w:val="nl-NL"/>
+        </w:rPr>
+        <w:t xml:space="preserve"> </w:t>
+      </w:r>
+      <w:proofErr w:type="spellStart"/>
+      <w:r>
+        <w:rPr>
+          <w:lang w:val="nl-NL"/>
+        </w:rPr>
+        <w:t>components</w:t>
+      </w:r>
+      <w:proofErr w:type="spellEnd"/>
+      <w:r>
+        <w:rPr>
+          <w:lang w:val="nl-NL"/>
+        </w:rPr>
+        <w:t xml:space="preserve">. </w:t>
+      </w:r>
+      <w:proofErr w:type="spellStart"/>
+      <w:r>
+        <w:rPr>
+          <w:lang w:val="nl-NL"/>
+        </w:rPr>
+        <w:t>They</w:t>
+      </w:r>
+      <w:proofErr w:type="spellEnd"/>
+      <w:r>
+        <w:rPr>
+          <w:lang w:val="nl-NL"/>
+        </w:rPr>
+        <w:t xml:space="preserve"> </w:t>
+      </w:r>
+      <w:proofErr w:type="spellStart"/>
+      <w:r>
+        <w:rPr>
+          <w:lang w:val="nl-NL"/>
+        </w:rPr>
+        <w:t>render</w:t>
+      </w:r>
+      <w:proofErr w:type="spellEnd"/>
+      <w:r>
+        <w:rPr>
+          <w:lang w:val="nl-NL"/>
+        </w:rPr>
+        <w:t xml:space="preserve"> HTML but have no URL of </w:t>
+      </w:r>
+      <w:proofErr w:type="spellStart"/>
+      <w:r>
+        <w:rPr>
+          <w:lang w:val="nl-NL"/>
+        </w:rPr>
+        <w:t>their</w:t>
+      </w:r>
+      <w:proofErr w:type="spellEnd"/>
+      <w:r>
+        <w:rPr>
+          <w:lang w:val="nl-NL"/>
+        </w:rPr>
+        <w:t xml:space="preserve"> </w:t>
+      </w:r>
+      <w:proofErr w:type="spellStart"/>
+      <w:r>
+        <w:rPr>
+          <w:lang w:val="nl-NL"/>
+        </w:rPr>
+        <w:t>own</w:t>
+      </w:r>
+      <w:proofErr w:type="spellEnd"/>
+      <w:r>
+        <w:rPr>
+          <w:lang w:val="nl-NL"/>
+        </w:rPr>
+        <w:t>.</w:t>
       </w:r>
     </w:p>
     <w:p>
@@ -3900,11 +6680,75 @@
           <w:lang w:val="nl-NL"/>
         </w:rPr>
       </w:pPr>
-      <w:r>
-        <w:rPr>
-          <w:lang w:val="nl-NL"/>
-        </w:rPr>
-        <w:t>NavBar.tsx — the navigation bar used on every page</w:t>
+      <w:proofErr w:type="spellStart"/>
+      <w:r>
+        <w:rPr>
+          <w:lang w:val="nl-NL"/>
+        </w:rPr>
+        <w:t>NavBar.tsx</w:t>
+      </w:r>
+      <w:proofErr w:type="spellEnd"/>
+      <w:r>
+        <w:rPr>
+          <w:lang w:val="nl-NL"/>
+        </w:rPr>
+        <w:t xml:space="preserve"> — </w:t>
+      </w:r>
+      <w:proofErr w:type="spellStart"/>
+      <w:r>
+        <w:rPr>
+          <w:lang w:val="nl-NL"/>
+        </w:rPr>
+        <w:t>the</w:t>
+      </w:r>
+      <w:proofErr w:type="spellEnd"/>
+      <w:r>
+        <w:rPr>
+          <w:lang w:val="nl-NL"/>
+        </w:rPr>
+        <w:t xml:space="preserve"> </w:t>
+      </w:r>
+      <w:proofErr w:type="spellStart"/>
+      <w:r>
+        <w:rPr>
+          <w:lang w:val="nl-NL"/>
+        </w:rPr>
+        <w:t>navigation</w:t>
+      </w:r>
+      <w:proofErr w:type="spellEnd"/>
+      <w:r>
+        <w:rPr>
+          <w:lang w:val="nl-NL"/>
+        </w:rPr>
+        <w:t xml:space="preserve"> bar </w:t>
+      </w:r>
+      <w:proofErr w:type="spellStart"/>
+      <w:r>
+        <w:rPr>
+          <w:lang w:val="nl-NL"/>
+        </w:rPr>
+        <w:t>used</w:t>
+      </w:r>
+      <w:proofErr w:type="spellEnd"/>
+      <w:r>
+        <w:rPr>
+          <w:lang w:val="nl-NL"/>
+        </w:rPr>
+        <w:t xml:space="preserve"> on </w:t>
+      </w:r>
+      <w:proofErr w:type="spellStart"/>
+      <w:r>
+        <w:rPr>
+          <w:lang w:val="nl-NL"/>
+        </w:rPr>
+        <w:t>every</w:t>
+      </w:r>
+      <w:proofErr w:type="spellEnd"/>
+      <w:r>
+        <w:rPr>
+          <w:lang w:val="nl-NL"/>
+        </w:rPr>
+        <w:t xml:space="preserve"> page</w:t>
       </w:r>
     </w:p>
     <w:p>
@@ -3917,13 +6761,71 @@
           <w:lang w:val="nl-NL"/>
         </w:rPr>
       </w:pPr>
+      <w:proofErr w:type="spellStart"/>
       <w:r>
         <w:rPr>
           <w:lang w:val="nl-NL"/>
         </w:rPr>
         <w:lastRenderedPageBreak/>
-        <w:t>BarChart.tsx — the D3.js chart, reusable anywhere</w:t>
-      </w:r>
+        <w:t>BarChart.tsx</w:t>
+      </w:r>
+      <w:proofErr w:type="spellEnd"/>
+      <w:r>
+        <w:rPr>
+          <w:lang w:val="nl-NL"/>
+        </w:rPr>
+        <w:t xml:space="preserve"> — </w:t>
+      </w:r>
+      <w:proofErr w:type="spellStart"/>
+      <w:r>
+        <w:rPr>
+          <w:lang w:val="nl-NL"/>
+        </w:rPr>
+        <w:t>the</w:t>
+      </w:r>
+      <w:proofErr w:type="spellEnd"/>
+      <w:r>
+        <w:rPr>
+          <w:lang w:val="nl-NL"/>
+        </w:rPr>
+        <w:t xml:space="preserve"> D3.js </w:t>
+      </w:r>
+      <w:proofErr w:type="spellStart"/>
+      <w:r>
+        <w:rPr>
+          <w:lang w:val="nl-NL"/>
+        </w:rPr>
+        <w:t>chart</w:t>
+      </w:r>
+      <w:proofErr w:type="spellEnd"/>
+      <w:r>
+        <w:rPr>
+          <w:lang w:val="nl-NL"/>
+        </w:rPr>
+        <w:t xml:space="preserve">, </w:t>
+      </w:r>
+      <w:proofErr w:type="spellStart"/>
+      <w:r>
+        <w:rPr>
+          <w:lang w:val="nl-NL"/>
+        </w:rPr>
+        <w:t>reusable</w:t>
+      </w:r>
+      <w:proofErr w:type="spellEnd"/>
+      <w:r>
+        <w:rPr>
+          <w:lang w:val="nl-NL"/>
+        </w:rPr>
+        <w:t xml:space="preserve"> </w:t>
+      </w:r>
+      <w:proofErr w:type="spellStart"/>
+      <w:r>
+        <w:rPr>
+          <w:lang w:val="nl-NL"/>
+        </w:rPr>
+        <w:t>anywhere</w:t>
+      </w:r>
+      <w:proofErr w:type="spellEnd"/>
     </w:p>
     <w:p>
       <w:pPr>
@@ -3933,13 +6835,23 @@
           <w:lang w:val="nl-NL"/>
         </w:rPr>
       </w:pPr>
+      <w:proofErr w:type="spellStart"/>
       <w:r>
         <w:rPr>
           <w:b/>
           <w:bCs/>
           <w:lang w:val="nl-NL"/>
         </w:rPr>
-        <w:t>lib/ — Shared server-side logic</w:t>
+        <w:t>lib</w:t>
+      </w:r>
+      <w:proofErr w:type="spellEnd"/>
+      <w:r>
+        <w:rPr>
+          <w:b/>
+          <w:bCs/>
+          <w:lang w:val="nl-NL"/>
+        </w:rPr>
+        <w:t>/ — Shared server-side logic</w:t>
       </w:r>
     </w:p>
     <w:p>
@@ -3952,7 +6864,175 @@
         <w:rPr>
           <w:lang w:val="nl-NL"/>
         </w:rPr>
-        <w:t>Like a C# service class. dataStore.ts contains the functions readRecords() and writeRecords() — any API route imports and calls these instead of duplicating file-reading code.</w:t>
+        <w:t xml:space="preserve">Like a C# service class. </w:t>
+      </w:r>
+      <w:proofErr w:type="spellStart"/>
+      <w:r>
+        <w:rPr>
+          <w:lang w:val="nl-NL"/>
+        </w:rPr>
+        <w:t>dataStore.ts</w:t>
+      </w:r>
+      <w:proofErr w:type="spellEnd"/>
+      <w:r>
+        <w:rPr>
+          <w:lang w:val="nl-NL"/>
+        </w:rPr>
+        <w:t xml:space="preserve"> </w:t>
+      </w:r>
+      <w:proofErr w:type="spellStart"/>
+      <w:r>
+        <w:rPr>
+          <w:lang w:val="nl-NL"/>
+        </w:rPr>
+        <w:t>contains</w:t>
+      </w:r>
+      <w:proofErr w:type="spellEnd"/>
+      <w:r>
+        <w:rPr>
+          <w:lang w:val="nl-NL"/>
+        </w:rPr>
+        <w:t xml:space="preserve"> </w:t>
+      </w:r>
+      <w:proofErr w:type="spellStart"/>
+      <w:r>
+        <w:rPr>
+          <w:lang w:val="nl-NL"/>
+        </w:rPr>
+        <w:t>the</w:t>
+      </w:r>
+      <w:proofErr w:type="spellEnd"/>
+      <w:r>
+        <w:rPr>
+          <w:lang w:val="nl-NL"/>
+        </w:rPr>
+        <w:t xml:space="preserve"> </w:t>
+      </w:r>
+      <w:proofErr w:type="spellStart"/>
+      <w:r>
+        <w:rPr>
+          <w:lang w:val="nl-NL"/>
+        </w:rPr>
+        <w:t>functions</w:t>
+      </w:r>
+      <w:proofErr w:type="spellEnd"/>
+      <w:r>
+        <w:rPr>
+          <w:lang w:val="nl-NL"/>
+        </w:rPr>
+        <w:t xml:space="preserve"> </w:t>
+      </w:r>
+      <w:proofErr w:type="spellStart"/>
+      <w:r>
+        <w:rPr>
+          <w:lang w:val="nl-NL"/>
+        </w:rPr>
+        <w:t>readRecords</w:t>
+      </w:r>
+      <w:proofErr w:type="spellEnd"/>
+      <w:r>
+        <w:rPr>
+          <w:lang w:val="nl-NL"/>
+        </w:rPr>
+        <w:t xml:space="preserve">() </w:t>
+      </w:r>
+      <w:proofErr w:type="spellStart"/>
+      <w:r>
+        <w:rPr>
+          <w:lang w:val="nl-NL"/>
+        </w:rPr>
+        <w:t>and</w:t>
+      </w:r>
+      <w:proofErr w:type="spellEnd"/>
+      <w:r>
+        <w:rPr>
+          <w:lang w:val="nl-NL"/>
+        </w:rPr>
+        <w:t xml:space="preserve"> </w:t>
+      </w:r>
+      <w:proofErr w:type="spellStart"/>
+      <w:r>
+        <w:rPr>
+          <w:lang w:val="nl-NL"/>
+        </w:rPr>
+        <w:t>writeRecords</w:t>
+      </w:r>
+      <w:proofErr w:type="spellEnd"/>
+      <w:r>
+        <w:rPr>
+          <w:lang w:val="nl-NL"/>
+        </w:rPr>
+        <w:t xml:space="preserve">() — </w:t>
+      </w:r>
+      <w:proofErr w:type="spellStart"/>
+      <w:r>
+        <w:rPr>
+          <w:lang w:val="nl-NL"/>
+        </w:rPr>
+        <w:t>any</w:t>
+      </w:r>
+      <w:proofErr w:type="spellEnd"/>
+      <w:r>
+        <w:rPr>
+          <w:lang w:val="nl-NL"/>
+        </w:rPr>
+        <w:t xml:space="preserve"> API route </w:t>
+      </w:r>
+      <w:proofErr w:type="spellStart"/>
+      <w:r>
+        <w:rPr>
+          <w:lang w:val="nl-NL"/>
+        </w:rPr>
+        <w:t>imports</w:t>
+      </w:r>
+      <w:proofErr w:type="spellEnd"/>
+      <w:r>
+        <w:rPr>
+          <w:lang w:val="nl-NL"/>
+        </w:rPr>
+        <w:t xml:space="preserve"> </w:t>
+      </w:r>
+      <w:proofErr w:type="spellStart"/>
+      <w:r>
+        <w:rPr>
+          <w:lang w:val="nl-NL"/>
+        </w:rPr>
+        <w:t>and</w:t>
+      </w:r>
+      <w:proofErr w:type="spellEnd"/>
+      <w:r>
+        <w:rPr>
+          <w:lang w:val="nl-NL"/>
+        </w:rPr>
+        <w:t xml:space="preserve"> calls these </w:t>
+      </w:r>
+      <w:proofErr w:type="spellStart"/>
+      <w:r>
+        <w:rPr>
+          <w:lang w:val="nl-NL"/>
+        </w:rPr>
+        <w:t>instead</w:t>
+      </w:r>
+      <w:proofErr w:type="spellEnd"/>
+      <w:r>
+        <w:rPr>
+          <w:lang w:val="nl-NL"/>
+        </w:rPr>
+        <w:t xml:space="preserve"> of </w:t>
+      </w:r>
+      <w:proofErr w:type="spellStart"/>
+      <w:r>
+        <w:rPr>
+          <w:lang w:val="nl-NL"/>
+        </w:rPr>
+        <w:t>duplicating</w:t>
+      </w:r>
+      <w:proofErr w:type="spellEnd"/>
+      <w:r>
+        <w:rPr>
+          <w:lang w:val="nl-NL"/>
+        </w:rPr>
+        <w:t xml:space="preserve"> file-reading code.</w:t>
       </w:r>
     </w:p>
     <w:p>
@@ -3969,7 +7049,25 @@
           <w:bCs/>
           <w:lang w:val="nl-NL"/>
         </w:rPr>
-        <w:t>data/records.json — The data store</w:t>
+        <w:t>data/</w:t>
+      </w:r>
+      <w:proofErr w:type="spellStart"/>
+      <w:r>
+        <w:rPr>
+          <w:b/>
+          <w:bCs/>
+          <w:lang w:val="nl-NL"/>
+        </w:rPr>
+        <w:t>records.json</w:t>
+      </w:r>
+      <w:proofErr w:type="spellEnd"/>
+      <w:r>
+        <w:rPr>
+          <w:b/>
+          <w:bCs/>
+          <w:lang w:val="nl-NL"/>
+        </w:rPr>
+        <w:t xml:space="preserve"> — The data store</w:t>
       </w:r>
     </w:p>
     <w:p>
@@ -3978,11 +7076,89 @@
           <w:lang w:val="nl-NL"/>
         </w:rPr>
       </w:pPr>
-      <w:r>
-        <w:rPr>
-          <w:lang w:val="nl-NL"/>
-        </w:rPr>
-        <w:t>Currently a flat JSON file acting as the database. Looks like this after an import:</w:t>
+      <w:proofErr w:type="spellStart"/>
+      <w:r>
+        <w:rPr>
+          <w:lang w:val="nl-NL"/>
+        </w:rPr>
+        <w:t>Currently</w:t>
+      </w:r>
+      <w:proofErr w:type="spellEnd"/>
+      <w:r>
+        <w:rPr>
+          <w:lang w:val="nl-NL"/>
+        </w:rPr>
+        <w:t xml:space="preserve"> a flat JSON file </w:t>
+      </w:r>
+      <w:proofErr w:type="spellStart"/>
+      <w:r>
+        <w:rPr>
+          <w:lang w:val="nl-NL"/>
+        </w:rPr>
+        <w:t>acting</w:t>
+      </w:r>
+      <w:proofErr w:type="spellEnd"/>
+      <w:r>
+        <w:rPr>
+          <w:lang w:val="nl-NL"/>
+        </w:rPr>
+        <w:t xml:space="preserve"> as </w:t>
+      </w:r>
+      <w:proofErr w:type="spellStart"/>
+      <w:r>
+        <w:rPr>
+          <w:lang w:val="nl-NL"/>
+        </w:rPr>
+        <w:t>the</w:t>
+      </w:r>
+      <w:proofErr w:type="spellEnd"/>
+      <w:r>
+        <w:rPr>
+          <w:lang w:val="nl-NL"/>
+        </w:rPr>
+        <w:t xml:space="preserve"> database. Looks like </w:t>
+      </w:r>
+      <w:proofErr w:type="spellStart"/>
+      <w:r>
+        <w:rPr>
+          <w:lang w:val="nl-NL"/>
+        </w:rPr>
+        <w:t>this</w:t>
+      </w:r>
+      <w:proofErr w:type="spellEnd"/>
+      <w:r>
+        <w:rPr>
+          <w:lang w:val="nl-NL"/>
+        </w:rPr>
+        <w:t xml:space="preserve"> </w:t>
+      </w:r>
+      <w:proofErr w:type="spellStart"/>
+      <w:r>
+        <w:rPr>
+          <w:lang w:val="nl-NL"/>
+        </w:rPr>
+        <w:t>after</w:t>
+      </w:r>
+      <w:proofErr w:type="spellEnd"/>
+      <w:r>
+        <w:rPr>
+          <w:lang w:val="nl-NL"/>
+        </w:rPr>
+        <w:t xml:space="preserve"> </w:t>
+      </w:r>
+      <w:proofErr w:type="spellStart"/>
+      <w:r>
+        <w:rPr>
+          <w:lang w:val="nl-NL"/>
+        </w:rPr>
+        <w:t>an</w:t>
+      </w:r>
+      <w:proofErr w:type="spellEnd"/>
+      <w:r>
+        <w:rPr>
+          <w:lang w:val="nl-NL"/>
+        </w:rPr>
+        <w:t xml:space="preserve"> import:</w:t>
       </w:r>
     </w:p>
     <w:p>
@@ -3993,6 +7169,7 @@
       </w:pPr>
       <w:r>
         <w:rPr>
+          <w:noProof/>
           <w:lang w:val="nl-NL"/>
         </w:rPr>
         <w:drawing>
@@ -4011,7 +7188,7 @@
                     <pic:cNvPicPr/>
                   </pic:nvPicPr>
                   <pic:blipFill>
-                    <a:blip r:embed="rId12"/>
+                    <a:blip r:embed="rId18"/>
                     <a:stretch>
                       <a:fillRect/>
                     </a:stretch>
@@ -4055,11 +7232,187 @@
           <w:lang w:val="nl-NL"/>
         </w:rPr>
       </w:pPr>
-      <w:r>
-        <w:rPr>
-          <w:lang w:val="nl-NL"/>
-        </w:rPr>
-        <w:t>TypeScript is JavaScript with types. If you know JS, you already know most of it. The only additions you'll see:</w:t>
+      <w:proofErr w:type="spellStart"/>
+      <w:r>
+        <w:rPr>
+          <w:lang w:val="nl-NL"/>
+        </w:rPr>
+        <w:t>TypeScript</w:t>
+      </w:r>
+      <w:proofErr w:type="spellEnd"/>
+      <w:r>
+        <w:rPr>
+          <w:lang w:val="nl-NL"/>
+        </w:rPr>
+        <w:t xml:space="preserve"> is </w:t>
+      </w:r>
+      <w:proofErr w:type="spellStart"/>
+      <w:r>
+        <w:rPr>
+          <w:lang w:val="nl-NL"/>
+        </w:rPr>
+        <w:t>JavaScript</w:t>
+      </w:r>
+      <w:proofErr w:type="spellEnd"/>
+      <w:r>
+        <w:rPr>
+          <w:lang w:val="nl-NL"/>
+        </w:rPr>
+        <w:t xml:space="preserve"> </w:t>
+      </w:r>
+      <w:proofErr w:type="spellStart"/>
+      <w:r>
+        <w:rPr>
+          <w:lang w:val="nl-NL"/>
+        </w:rPr>
+        <w:t>with</w:t>
+      </w:r>
+      <w:proofErr w:type="spellEnd"/>
+      <w:r>
+        <w:rPr>
+          <w:lang w:val="nl-NL"/>
+        </w:rPr>
+        <w:t xml:space="preserve"> types. </w:t>
+      </w:r>
+      <w:proofErr w:type="spellStart"/>
+      <w:r>
+        <w:rPr>
+          <w:lang w:val="nl-NL"/>
+        </w:rPr>
+        <w:t>If</w:t>
+      </w:r>
+      <w:proofErr w:type="spellEnd"/>
+      <w:r>
+        <w:rPr>
+          <w:lang w:val="nl-NL"/>
+        </w:rPr>
+        <w:t xml:space="preserve"> </w:t>
+      </w:r>
+      <w:proofErr w:type="spellStart"/>
+      <w:r>
+        <w:rPr>
+          <w:lang w:val="nl-NL"/>
+        </w:rPr>
+        <w:t>you</w:t>
+      </w:r>
+      <w:proofErr w:type="spellEnd"/>
+      <w:r>
+        <w:rPr>
+          <w:lang w:val="nl-NL"/>
+        </w:rPr>
+        <w:t xml:space="preserve"> </w:t>
+      </w:r>
+      <w:proofErr w:type="spellStart"/>
+      <w:r>
+        <w:rPr>
+          <w:lang w:val="nl-NL"/>
+        </w:rPr>
+        <w:t>know</w:t>
+      </w:r>
+      <w:proofErr w:type="spellEnd"/>
+      <w:r>
+        <w:rPr>
+          <w:lang w:val="nl-NL"/>
+        </w:rPr>
+        <w:t xml:space="preserve"> JS, </w:t>
+      </w:r>
+      <w:proofErr w:type="spellStart"/>
+      <w:r>
+        <w:rPr>
+          <w:lang w:val="nl-NL"/>
+        </w:rPr>
+        <w:t>you</w:t>
+      </w:r>
+      <w:proofErr w:type="spellEnd"/>
+      <w:r>
+        <w:rPr>
+          <w:lang w:val="nl-NL"/>
+        </w:rPr>
+        <w:t xml:space="preserve"> </w:t>
+      </w:r>
+      <w:proofErr w:type="spellStart"/>
+      <w:r>
+        <w:rPr>
+          <w:lang w:val="nl-NL"/>
+        </w:rPr>
+        <w:t>already</w:t>
+      </w:r>
+      <w:proofErr w:type="spellEnd"/>
+      <w:r>
+        <w:rPr>
+          <w:lang w:val="nl-NL"/>
+        </w:rPr>
+        <w:t xml:space="preserve"> </w:t>
+      </w:r>
+      <w:proofErr w:type="spellStart"/>
+      <w:r>
+        <w:rPr>
+          <w:lang w:val="nl-NL"/>
+        </w:rPr>
+        <w:t>know</w:t>
+      </w:r>
+      <w:proofErr w:type="spellEnd"/>
+      <w:r>
+        <w:rPr>
+          <w:lang w:val="nl-NL"/>
+        </w:rPr>
+        <w:t xml:space="preserve"> most of it. The </w:t>
+      </w:r>
+      <w:proofErr w:type="spellStart"/>
+      <w:r>
+        <w:rPr>
+          <w:lang w:val="nl-NL"/>
+        </w:rPr>
+        <w:t>only</w:t>
+      </w:r>
+      <w:proofErr w:type="spellEnd"/>
+      <w:r>
+        <w:rPr>
+          <w:lang w:val="nl-NL"/>
+        </w:rPr>
+        <w:t xml:space="preserve"> </w:t>
+      </w:r>
+      <w:proofErr w:type="spellStart"/>
+      <w:r>
+        <w:rPr>
+          <w:lang w:val="nl-NL"/>
+        </w:rPr>
+        <w:t>additions</w:t>
+      </w:r>
+      <w:proofErr w:type="spellEnd"/>
+      <w:r>
+        <w:rPr>
+          <w:lang w:val="nl-NL"/>
+        </w:rPr>
+        <w:t xml:space="preserve"> </w:t>
+      </w:r>
+      <w:proofErr w:type="spellStart"/>
+      <w:r>
+        <w:rPr>
+          <w:lang w:val="nl-NL"/>
+        </w:rPr>
+        <w:t>you'll</w:t>
+      </w:r>
+      <w:proofErr w:type="spellEnd"/>
+      <w:r>
+        <w:rPr>
+          <w:lang w:val="nl-NL"/>
+        </w:rPr>
+        <w:t xml:space="preserve"> </w:t>
+      </w:r>
+      <w:proofErr w:type="spellStart"/>
+      <w:r>
+        <w:rPr>
+          <w:lang w:val="nl-NL"/>
+        </w:rPr>
+        <w:t>see</w:t>
+      </w:r>
+      <w:proofErr w:type="spellEnd"/>
+      <w:r>
+        <w:rPr>
+          <w:lang w:val="nl-NL"/>
+        </w:rPr>
+        <w:t>:</w:t>
       </w:r>
     </w:p>
     <w:p>
@@ -4070,6 +7423,7 @@
       </w:pPr>
       <w:r>
         <w:rPr>
+          <w:noProof/>
           <w:lang w:val="nl-NL"/>
         </w:rPr>
         <w:drawing>
@@ -4088,7 +7442,7 @@
                     <pic:cNvPicPr/>
                   </pic:nvPicPr>
                   <pic:blipFill>
-                    <a:blip r:embed="rId13"/>
+                    <a:blip r:embed="rId19"/>
                     <a:stretch>
                       <a:fillRect/>
                     </a:stretch>
@@ -4148,7 +7502,21 @@
         <w:rPr>
           <w:lang w:val="nl-NL"/>
         </w:rPr>
-        <w:t xml:space="preserve"> — user picks boardgames.xlsx on /import</w:t>
+        <w:t xml:space="preserve"> — user </w:t>
+      </w:r>
+      <w:proofErr w:type="spellStart"/>
+      <w:r>
+        <w:rPr>
+          <w:lang w:val="nl-NL"/>
+        </w:rPr>
+        <w:t>picks</w:t>
+      </w:r>
+      <w:proofErr w:type="spellEnd"/>
+      <w:r>
+        <w:rPr>
+          <w:lang w:val="nl-NL"/>
+        </w:rPr>
+        <w:t xml:space="preserve"> boardgames.xlsx on /import</w:t>
       </w:r>
     </w:p>
     <w:p>
@@ -4168,13 +7536,115 @@
           <w:bCs/>
           <w:lang w:val="nl-NL"/>
         </w:rPr>
-        <w:t>`app/import/page.tsx`</w:t>
-      </w:r>
-      <w:r>
-        <w:rPr>
-          <w:lang w:val="nl-NL"/>
-        </w:rPr>
-        <w:t xml:space="preserve"> — JavaScript sends the file to /api/import via fetch()</w:t>
+        <w:t>`app/import/</w:t>
+      </w:r>
+      <w:proofErr w:type="spellStart"/>
+      <w:r>
+        <w:rPr>
+          <w:b/>
+          <w:bCs/>
+          <w:lang w:val="nl-NL"/>
+        </w:rPr>
+        <w:t>page.tsx</w:t>
+      </w:r>
+      <w:proofErr w:type="spellEnd"/>
+      <w:r>
+        <w:rPr>
+          <w:b/>
+          <w:bCs/>
+          <w:lang w:val="nl-NL"/>
+        </w:rPr>
+        <w:t>`</w:t>
+      </w:r>
+      <w:r>
+        <w:rPr>
+          <w:lang w:val="nl-NL"/>
+        </w:rPr>
+        <w:t xml:space="preserve"> — </w:t>
+      </w:r>
+      <w:proofErr w:type="spellStart"/>
+      <w:r>
+        <w:rPr>
+          <w:lang w:val="nl-NL"/>
+        </w:rPr>
+        <w:t>JavaScript</w:t>
+      </w:r>
+      <w:proofErr w:type="spellEnd"/>
+      <w:r>
+        <w:rPr>
+          <w:lang w:val="nl-NL"/>
+        </w:rPr>
+        <w:t xml:space="preserve"> </w:t>
+      </w:r>
+      <w:proofErr w:type="spellStart"/>
+      <w:r>
+        <w:rPr>
+          <w:lang w:val="nl-NL"/>
+        </w:rPr>
+        <w:t>sends</w:t>
+      </w:r>
+      <w:proofErr w:type="spellEnd"/>
+      <w:r>
+        <w:rPr>
+          <w:lang w:val="nl-NL"/>
+        </w:rPr>
+        <w:t xml:space="preserve"> </w:t>
+      </w:r>
+      <w:proofErr w:type="spellStart"/>
+      <w:r>
+        <w:rPr>
+          <w:lang w:val="nl-NL"/>
+        </w:rPr>
+        <w:t>the</w:t>
+      </w:r>
+      <w:proofErr w:type="spellEnd"/>
+      <w:r>
+        <w:rPr>
+          <w:lang w:val="nl-NL"/>
+        </w:rPr>
+        <w:t xml:space="preserve"> file </w:t>
+      </w:r>
+      <w:proofErr w:type="spellStart"/>
+      <w:r>
+        <w:rPr>
+          <w:lang w:val="nl-NL"/>
+        </w:rPr>
+        <w:t>to</w:t>
+      </w:r>
+      <w:proofErr w:type="spellEnd"/>
+      <w:r>
+        <w:rPr>
+          <w:lang w:val="nl-NL"/>
+        </w:rPr>
+        <w:t xml:space="preserve"> /</w:t>
+      </w:r>
+      <w:proofErr w:type="spellStart"/>
+      <w:r>
+        <w:rPr>
+          <w:lang w:val="nl-NL"/>
+        </w:rPr>
+        <w:t>api</w:t>
+      </w:r>
+      <w:proofErr w:type="spellEnd"/>
+      <w:r>
+        <w:rPr>
+          <w:lang w:val="nl-NL"/>
+        </w:rPr>
+        <w:t xml:space="preserve">/import via </w:t>
+      </w:r>
+      <w:proofErr w:type="spellStart"/>
+      <w:r>
+        <w:rPr>
+          <w:lang w:val="nl-NL"/>
+        </w:rPr>
+        <w:t>fetch</w:t>
+      </w:r>
+      <w:proofErr w:type="spellEnd"/>
+      <w:r>
+        <w:rPr>
+          <w:lang w:val="nl-NL"/>
+        </w:rPr>
+        <w:t>()</w:t>
       </w:r>
     </w:p>
     <w:p>
@@ -4194,14 +7664,156 @@
           <w:bCs/>
           <w:lang w:val="nl-NL"/>
         </w:rPr>
-        <w:t>`app/api/import/route.ts`</w:t>
-      </w:r>
-      <w:r>
-        <w:rPr>
-          <w:lang w:val="nl-NL"/>
-        </w:rPr>
-        <w:t xml:space="preserve"> — server receives it, ExcelJS parses the Excel rows into objects</w:t>
-      </w:r>
+        <w:t>`app/</w:t>
+      </w:r>
+      <w:proofErr w:type="spellStart"/>
+      <w:r>
+        <w:rPr>
+          <w:b/>
+          <w:bCs/>
+          <w:lang w:val="nl-NL"/>
+        </w:rPr>
+        <w:t>api</w:t>
+      </w:r>
+      <w:proofErr w:type="spellEnd"/>
+      <w:r>
+        <w:rPr>
+          <w:b/>
+          <w:bCs/>
+          <w:lang w:val="nl-NL"/>
+        </w:rPr>
+        <w:t>/import/</w:t>
+      </w:r>
+      <w:proofErr w:type="spellStart"/>
+      <w:r>
+        <w:rPr>
+          <w:b/>
+          <w:bCs/>
+          <w:lang w:val="nl-NL"/>
+        </w:rPr>
+        <w:t>route.ts</w:t>
+      </w:r>
+      <w:proofErr w:type="spellEnd"/>
+      <w:r>
+        <w:rPr>
+          <w:b/>
+          <w:bCs/>
+          <w:lang w:val="nl-NL"/>
+        </w:rPr>
+        <w:t>`</w:t>
+      </w:r>
+      <w:r>
+        <w:rPr>
+          <w:lang w:val="nl-NL"/>
+        </w:rPr>
+        <w:t xml:space="preserve"> — server </w:t>
+      </w:r>
+      <w:proofErr w:type="spellStart"/>
+      <w:r>
+        <w:rPr>
+          <w:lang w:val="nl-NL"/>
+        </w:rPr>
+        <w:t>receives</w:t>
+      </w:r>
+      <w:proofErr w:type="spellEnd"/>
+      <w:r>
+        <w:rPr>
+          <w:lang w:val="nl-NL"/>
+        </w:rPr>
+        <w:t xml:space="preserve"> </w:t>
+      </w:r>
+      <w:proofErr w:type="spellStart"/>
+      <w:r>
+        <w:rPr>
+          <w:lang w:val="nl-NL"/>
+        </w:rPr>
+        <w:t>it</w:t>
+      </w:r>
+      <w:proofErr w:type="spellEnd"/>
+      <w:r>
+        <w:rPr>
+          <w:lang w:val="nl-NL"/>
+        </w:rPr>
+        <w:t xml:space="preserve">, </w:t>
+      </w:r>
+      <w:proofErr w:type="spellStart"/>
+      <w:r>
+        <w:rPr>
+          <w:lang w:val="nl-NL"/>
+        </w:rPr>
+        <w:t>ExcelJS</w:t>
+      </w:r>
+      <w:proofErr w:type="spellEnd"/>
+      <w:r>
+        <w:rPr>
+          <w:lang w:val="nl-NL"/>
+        </w:rPr>
+        <w:t xml:space="preserve"> </w:t>
+      </w:r>
+      <w:proofErr w:type="spellStart"/>
+      <w:r>
+        <w:rPr>
+          <w:lang w:val="nl-NL"/>
+        </w:rPr>
+        <w:t>parses</w:t>
+      </w:r>
+      <w:proofErr w:type="spellEnd"/>
+      <w:r>
+        <w:rPr>
+          <w:lang w:val="nl-NL"/>
+        </w:rPr>
+        <w:t xml:space="preserve"> </w:t>
+      </w:r>
+      <w:proofErr w:type="spellStart"/>
+      <w:r>
+        <w:rPr>
+          <w:lang w:val="nl-NL"/>
+        </w:rPr>
+        <w:t>the</w:t>
+      </w:r>
+      <w:proofErr w:type="spellEnd"/>
+      <w:r>
+        <w:rPr>
+          <w:lang w:val="nl-NL"/>
+        </w:rPr>
+        <w:t xml:space="preserve"> Excel </w:t>
+      </w:r>
+      <w:proofErr w:type="spellStart"/>
+      <w:r>
+        <w:rPr>
+          <w:lang w:val="nl-NL"/>
+        </w:rPr>
+        <w:t>rows</w:t>
+      </w:r>
+      <w:proofErr w:type="spellEnd"/>
+      <w:r>
+        <w:rPr>
+          <w:lang w:val="nl-NL"/>
+        </w:rPr>
+        <w:t xml:space="preserve"> </w:t>
+      </w:r>
+      <w:proofErr w:type="spellStart"/>
+      <w:r>
+        <w:rPr>
+          <w:lang w:val="nl-NL"/>
+        </w:rPr>
+        <w:t>into</w:t>
+      </w:r>
+      <w:proofErr w:type="spellEnd"/>
+      <w:r>
+        <w:rPr>
+          <w:lang w:val="nl-NL"/>
+        </w:rPr>
+        <w:t xml:space="preserve"> </w:t>
+      </w:r>
+      <w:proofErr w:type="spellStart"/>
+      <w:r>
+        <w:rPr>
+          <w:lang w:val="nl-NL"/>
+        </w:rPr>
+        <w:t>objects</w:t>
+      </w:r>
+      <w:proofErr w:type="spellEnd"/>
     </w:p>
     <w:p>
       <w:pPr>
@@ -4220,14 +7832,128 @@
           <w:bCs/>
           <w:lang w:val="nl-NL"/>
         </w:rPr>
-        <w:t>`lib/dataStore.ts`</w:t>
-      </w:r>
-      <w:r>
-        <w:rPr>
-          <w:lang w:val="nl-NL"/>
-        </w:rPr>
-        <w:t xml:space="preserve"> — writeRecords() saves those objects to data/records.json</w:t>
-      </w:r>
+        <w:t>`</w:t>
+      </w:r>
+      <w:proofErr w:type="spellStart"/>
+      <w:r>
+        <w:rPr>
+          <w:b/>
+          <w:bCs/>
+          <w:lang w:val="nl-NL"/>
+        </w:rPr>
+        <w:t>lib</w:t>
+      </w:r>
+      <w:proofErr w:type="spellEnd"/>
+      <w:r>
+        <w:rPr>
+          <w:b/>
+          <w:bCs/>
+          <w:lang w:val="nl-NL"/>
+        </w:rPr>
+        <w:t>/</w:t>
+      </w:r>
+      <w:proofErr w:type="spellStart"/>
+      <w:r>
+        <w:rPr>
+          <w:b/>
+          <w:bCs/>
+          <w:lang w:val="nl-NL"/>
+        </w:rPr>
+        <w:t>dataStore.ts</w:t>
+      </w:r>
+      <w:proofErr w:type="spellEnd"/>
+      <w:r>
+        <w:rPr>
+          <w:b/>
+          <w:bCs/>
+          <w:lang w:val="nl-NL"/>
+        </w:rPr>
+        <w:t>`</w:t>
+      </w:r>
+      <w:r>
+        <w:rPr>
+          <w:lang w:val="nl-NL"/>
+        </w:rPr>
+        <w:t xml:space="preserve"> — </w:t>
+      </w:r>
+      <w:proofErr w:type="spellStart"/>
+      <w:r>
+        <w:rPr>
+          <w:lang w:val="nl-NL"/>
+        </w:rPr>
+        <w:t>writeRecords</w:t>
+      </w:r>
+      <w:proofErr w:type="spellEnd"/>
+      <w:r>
+        <w:rPr>
+          <w:lang w:val="nl-NL"/>
+        </w:rPr>
+        <w:t xml:space="preserve">() </w:t>
+      </w:r>
+      <w:proofErr w:type="spellStart"/>
+      <w:r>
+        <w:rPr>
+          <w:lang w:val="nl-NL"/>
+        </w:rPr>
+        <w:t>saves</w:t>
+      </w:r>
+      <w:proofErr w:type="spellEnd"/>
+      <w:r>
+        <w:rPr>
+          <w:lang w:val="nl-NL"/>
+        </w:rPr>
+        <w:t xml:space="preserve"> </w:t>
+      </w:r>
+      <w:proofErr w:type="spellStart"/>
+      <w:r>
+        <w:rPr>
+          <w:lang w:val="nl-NL"/>
+        </w:rPr>
+        <w:t>those</w:t>
+      </w:r>
+      <w:proofErr w:type="spellEnd"/>
+      <w:r>
+        <w:rPr>
+          <w:lang w:val="nl-NL"/>
+        </w:rPr>
+        <w:t xml:space="preserve"> </w:t>
+      </w:r>
+      <w:proofErr w:type="spellStart"/>
+      <w:r>
+        <w:rPr>
+          <w:lang w:val="nl-NL"/>
+        </w:rPr>
+        <w:t>objects</w:t>
+      </w:r>
+      <w:proofErr w:type="spellEnd"/>
+      <w:r>
+        <w:rPr>
+          <w:lang w:val="nl-NL"/>
+        </w:rPr>
+        <w:t xml:space="preserve"> </w:t>
+      </w:r>
+      <w:proofErr w:type="spellStart"/>
+      <w:r>
+        <w:rPr>
+          <w:lang w:val="nl-NL"/>
+        </w:rPr>
+        <w:t>to</w:t>
+      </w:r>
+      <w:proofErr w:type="spellEnd"/>
+      <w:r>
+        <w:rPr>
+          <w:lang w:val="nl-NL"/>
+        </w:rPr>
+        <w:t xml:space="preserve"> data/</w:t>
+      </w:r>
+      <w:proofErr w:type="spellStart"/>
+      <w:r>
+        <w:rPr>
+          <w:lang w:val="nl-NL"/>
+        </w:rPr>
+        <w:t>records.json</w:t>
+      </w:r>
+      <w:proofErr w:type="spellEnd"/>
     </w:p>
     <w:p>
       <w:pPr>
@@ -4252,7 +7978,21 @@
         <w:rPr>
           <w:lang w:val="nl-NL"/>
         </w:rPr>
-        <w:t xml:space="preserve"> — shows "Imported 12 records"</w:t>
+        <w:t xml:space="preserve"> — shows "</w:t>
+      </w:r>
+      <w:proofErr w:type="spellStart"/>
+      <w:r>
+        <w:rPr>
+          <w:lang w:val="nl-NL"/>
+        </w:rPr>
+        <w:t>Imported</w:t>
+      </w:r>
+      <w:proofErr w:type="spellEnd"/>
+      <w:r>
+        <w:rPr>
+          <w:lang w:val="nl-NL"/>
+        </w:rPr>
+        <w:t xml:space="preserve"> 12 records"</w:t>
       </w:r>
     </w:p>
     <w:p>
@@ -4265,7 +8005,133 @@
         <w:rPr>
           <w:lang w:val="nl-NL"/>
         </w:rPr>
-        <w:t>The same flow in reverse for Export, and a simple GET fetch for the Data and Visualise pages.</w:t>
+        <w:t xml:space="preserve">The </w:t>
+      </w:r>
+      <w:proofErr w:type="spellStart"/>
+      <w:r>
+        <w:rPr>
+          <w:lang w:val="nl-NL"/>
+        </w:rPr>
+        <w:t>same</w:t>
+      </w:r>
+      <w:proofErr w:type="spellEnd"/>
+      <w:r>
+        <w:rPr>
+          <w:lang w:val="nl-NL"/>
+        </w:rPr>
+        <w:t xml:space="preserve"> flow in reverse </w:t>
+      </w:r>
+      <w:proofErr w:type="spellStart"/>
+      <w:r>
+        <w:rPr>
+          <w:lang w:val="nl-NL"/>
+        </w:rPr>
+        <w:t>for</w:t>
+      </w:r>
+      <w:proofErr w:type="spellEnd"/>
+      <w:r>
+        <w:rPr>
+          <w:lang w:val="nl-NL"/>
+        </w:rPr>
+        <w:t xml:space="preserve"> Export, </w:t>
+      </w:r>
+      <w:proofErr w:type="spellStart"/>
+      <w:r>
+        <w:rPr>
+          <w:lang w:val="nl-NL"/>
+        </w:rPr>
+        <w:t>and</w:t>
+      </w:r>
+      <w:proofErr w:type="spellEnd"/>
+      <w:r>
+        <w:rPr>
+          <w:lang w:val="nl-NL"/>
+        </w:rPr>
+        <w:t xml:space="preserve"> a </w:t>
+      </w:r>
+      <w:proofErr w:type="spellStart"/>
+      <w:r>
+        <w:rPr>
+          <w:lang w:val="nl-NL"/>
+        </w:rPr>
+        <w:t>simple</w:t>
+      </w:r>
+      <w:proofErr w:type="spellEnd"/>
+      <w:r>
+        <w:rPr>
+          <w:lang w:val="nl-NL"/>
+        </w:rPr>
+        <w:t xml:space="preserve"> GET </w:t>
+      </w:r>
+      <w:proofErr w:type="spellStart"/>
+      <w:r>
+        <w:rPr>
+          <w:lang w:val="nl-NL"/>
+        </w:rPr>
+        <w:t>fetch</w:t>
+      </w:r>
+      <w:proofErr w:type="spellEnd"/>
+      <w:r>
+        <w:rPr>
+          <w:lang w:val="nl-NL"/>
+        </w:rPr>
+        <w:t xml:space="preserve"> </w:t>
+      </w:r>
+      <w:proofErr w:type="spellStart"/>
+      <w:r>
+        <w:rPr>
+          <w:lang w:val="nl-NL"/>
+        </w:rPr>
+        <w:t>for</w:t>
+      </w:r>
+      <w:proofErr w:type="spellEnd"/>
+      <w:r>
+        <w:rPr>
+          <w:lang w:val="nl-NL"/>
+        </w:rPr>
+        <w:t xml:space="preserve"> </w:t>
+      </w:r>
+      <w:proofErr w:type="spellStart"/>
+      <w:r>
+        <w:rPr>
+          <w:lang w:val="nl-NL"/>
+        </w:rPr>
+        <w:t>the</w:t>
+      </w:r>
+      <w:proofErr w:type="spellEnd"/>
+      <w:r>
+        <w:rPr>
+          <w:lang w:val="nl-NL"/>
+        </w:rPr>
+        <w:t xml:space="preserve"> Data </w:t>
+      </w:r>
+      <w:proofErr w:type="spellStart"/>
+      <w:r>
+        <w:rPr>
+          <w:lang w:val="nl-NL"/>
+        </w:rPr>
+        <w:t>and</w:t>
+      </w:r>
+      <w:proofErr w:type="spellEnd"/>
+      <w:r>
+        <w:rPr>
+          <w:lang w:val="nl-NL"/>
+        </w:rPr>
+        <w:t xml:space="preserve"> </w:t>
+      </w:r>
+      <w:proofErr w:type="spellStart"/>
+      <w:r>
+        <w:rPr>
+          <w:lang w:val="nl-NL"/>
+        </w:rPr>
+        <w:t>Visualise</w:t>
+      </w:r>
+      <w:proofErr w:type="spellEnd"/>
+      <w:r>
+        <w:rPr>
+          <w:lang w:val="nl-NL"/>
+        </w:rPr>
+        <w:t xml:space="preserve"> pages.</w:t>
       </w:r>
     </w:p>
     <w:p>
@@ -4284,19 +8150,43 @@
           <w:lang w:val="nl-NL"/>
         </w:rPr>
       </w:pPr>
+      <w:proofErr w:type="spellStart"/>
       <w:r>
         <w:rPr>
           <w:b/>
           <w:bCs/>
           <w:lang w:val="nl-NL"/>
         </w:rPr>
-        <w:t>Add a new page</w:t>
-      </w:r>
-      <w:r>
-        <w:rPr>
-          <w:lang w:val="nl-NL"/>
-        </w:rPr>
-        <w:t xml:space="preserve"> (e.g. /about):</w:t>
+        <w:t>Add</w:t>
+      </w:r>
+      <w:proofErr w:type="spellEnd"/>
+      <w:r>
+        <w:rPr>
+          <w:b/>
+          <w:bCs/>
+          <w:lang w:val="nl-NL"/>
+        </w:rPr>
+        <w:t xml:space="preserve"> a new page</w:t>
+      </w:r>
+      <w:r>
+        <w:rPr>
+          <w:lang w:val="nl-NL"/>
+        </w:rPr>
+        <w:t xml:space="preserve"> (e.g. /</w:t>
+      </w:r>
+      <w:proofErr w:type="spellStart"/>
+      <w:r>
+        <w:rPr>
+          <w:lang w:val="nl-NL"/>
+        </w:rPr>
+        <w:t>about</w:t>
+      </w:r>
+      <w:proofErr w:type="spellEnd"/>
+      <w:r>
+        <w:rPr>
+          <w:lang w:val="nl-NL"/>
+        </w:rPr>
+        <w:t>):</w:t>
       </w:r>
     </w:p>
     <w:p>
@@ -4310,11 +8200,33 @@
           <w:lang w:val="nl-NL"/>
         </w:rPr>
       </w:pPr>
-      <w:r>
-        <w:rPr>
-          <w:lang w:val="nl-NL"/>
-        </w:rPr>
-        <w:t>Create folder app/about/</w:t>
+      <w:proofErr w:type="spellStart"/>
+      <w:r>
+        <w:rPr>
+          <w:lang w:val="nl-NL"/>
+        </w:rPr>
+        <w:t>Create</w:t>
+      </w:r>
+      <w:proofErr w:type="spellEnd"/>
+      <w:r>
+        <w:rPr>
+          <w:lang w:val="nl-NL"/>
+        </w:rPr>
+        <w:t xml:space="preserve"> folder app/</w:t>
+      </w:r>
+      <w:proofErr w:type="spellStart"/>
+      <w:r>
+        <w:rPr>
+          <w:lang w:val="nl-NL"/>
+        </w:rPr>
+        <w:t>about</w:t>
+      </w:r>
+      <w:proofErr w:type="spellEnd"/>
+      <w:r>
+        <w:rPr>
+          <w:lang w:val="nl-NL"/>
+        </w:rPr>
+        <w:t>/</w:t>
       </w:r>
     </w:p>
     <w:p>
@@ -4328,11 +8240,103 @@
           <w:lang w:val="nl-NL"/>
         </w:rPr>
       </w:pPr>
-      <w:r>
-        <w:rPr>
-          <w:lang w:val="nl-NL"/>
-        </w:rPr>
-        <w:t>Create file app/about/page.tsx with export default function AboutPage() { return &lt;h1&gt;About&lt;/h1&gt;; }</w:t>
+      <w:proofErr w:type="spellStart"/>
+      <w:r>
+        <w:rPr>
+          <w:lang w:val="nl-NL"/>
+        </w:rPr>
+        <w:t>Create</w:t>
+      </w:r>
+      <w:proofErr w:type="spellEnd"/>
+      <w:r>
+        <w:rPr>
+          <w:lang w:val="nl-NL"/>
+        </w:rPr>
+        <w:t xml:space="preserve"> file app/</w:t>
+      </w:r>
+      <w:proofErr w:type="spellStart"/>
+      <w:r>
+        <w:rPr>
+          <w:lang w:val="nl-NL"/>
+        </w:rPr>
+        <w:t>about</w:t>
+      </w:r>
+      <w:proofErr w:type="spellEnd"/>
+      <w:r>
+        <w:rPr>
+          <w:lang w:val="nl-NL"/>
+        </w:rPr>
+        <w:t>/</w:t>
+      </w:r>
+      <w:proofErr w:type="spellStart"/>
+      <w:r>
+        <w:rPr>
+          <w:lang w:val="nl-NL"/>
+        </w:rPr>
+        <w:t>page.tsx</w:t>
+      </w:r>
+      <w:proofErr w:type="spellEnd"/>
+      <w:r>
+        <w:rPr>
+          <w:lang w:val="nl-NL"/>
+        </w:rPr>
+        <w:t xml:space="preserve"> </w:t>
+      </w:r>
+      <w:proofErr w:type="spellStart"/>
+      <w:r>
+        <w:rPr>
+          <w:lang w:val="nl-NL"/>
+        </w:rPr>
+        <w:t>with</w:t>
+      </w:r>
+      <w:proofErr w:type="spellEnd"/>
+      <w:r>
+        <w:rPr>
+          <w:lang w:val="nl-NL"/>
+        </w:rPr>
+        <w:t xml:space="preserve"> export default </w:t>
+      </w:r>
+      <w:proofErr w:type="spellStart"/>
+      <w:r>
+        <w:rPr>
+          <w:lang w:val="nl-NL"/>
+        </w:rPr>
+        <w:t>function</w:t>
+      </w:r>
+      <w:proofErr w:type="spellEnd"/>
+      <w:r>
+        <w:rPr>
+          <w:lang w:val="nl-NL"/>
+        </w:rPr>
+        <w:t xml:space="preserve"> </w:t>
+      </w:r>
+      <w:proofErr w:type="spellStart"/>
+      <w:r>
+        <w:rPr>
+          <w:lang w:val="nl-NL"/>
+        </w:rPr>
+        <w:t>AboutPage</w:t>
+      </w:r>
+      <w:proofErr w:type="spellEnd"/>
+      <w:r>
+        <w:rPr>
+          <w:lang w:val="nl-NL"/>
+        </w:rPr>
+        <w:t>() { return &lt;h1&gt;</w:t>
+      </w:r>
+      <w:proofErr w:type="spellStart"/>
+      <w:r>
+        <w:rPr>
+          <w:lang w:val="nl-NL"/>
+        </w:rPr>
+        <w:t>About</w:t>
+      </w:r>
+      <w:proofErr w:type="spellEnd"/>
+      <w:r>
+        <w:rPr>
+          <w:lang w:val="nl-NL"/>
+        </w:rPr>
+        <w:t>&lt;/h1&gt;; }</w:t>
       </w:r>
     </w:p>
     <w:p>
@@ -4346,11 +8350,47 @@
           <w:lang w:val="nl-NL"/>
         </w:rPr>
       </w:pPr>
-      <w:r>
-        <w:rPr>
-          <w:lang w:val="nl-NL"/>
-        </w:rPr>
-        <w:t>That's it — it's live at http://localhost:3000/about</w:t>
+      <w:proofErr w:type="spellStart"/>
+      <w:r>
+        <w:rPr>
+          <w:lang w:val="nl-NL"/>
+        </w:rPr>
+        <w:t>That's</w:t>
+      </w:r>
+      <w:proofErr w:type="spellEnd"/>
+      <w:r>
+        <w:rPr>
+          <w:lang w:val="nl-NL"/>
+        </w:rPr>
+        <w:t xml:space="preserve"> </w:t>
+      </w:r>
+      <w:proofErr w:type="spellStart"/>
+      <w:r>
+        <w:rPr>
+          <w:lang w:val="nl-NL"/>
+        </w:rPr>
+        <w:t>it</w:t>
+      </w:r>
+      <w:proofErr w:type="spellEnd"/>
+      <w:r>
+        <w:rPr>
+          <w:lang w:val="nl-NL"/>
+        </w:rPr>
+        <w:t xml:space="preserve"> — </w:t>
+      </w:r>
+      <w:proofErr w:type="spellStart"/>
+      <w:r>
+        <w:rPr>
+          <w:lang w:val="nl-NL"/>
+        </w:rPr>
+        <w:t>it's</w:t>
+      </w:r>
+      <w:proofErr w:type="spellEnd"/>
+      <w:r>
+        <w:rPr>
+          <w:lang w:val="nl-NL"/>
+        </w:rPr>
+        <w:t xml:space="preserve"> live at http://localhost:3000/about</w:t>
       </w:r>
     </w:p>
     <w:p>
@@ -4359,13 +8399,59 @@
           <w:lang w:val="nl-NL"/>
         </w:rPr>
       </w:pPr>
+      <w:proofErr w:type="spellStart"/>
       <w:r>
         <w:rPr>
           <w:b/>
           <w:bCs/>
           <w:lang w:val="nl-NL"/>
         </w:rPr>
-        <w:t>Add a new column to your data</w:t>
+        <w:t>Add</w:t>
+      </w:r>
+      <w:proofErr w:type="spellEnd"/>
+      <w:r>
+        <w:rPr>
+          <w:b/>
+          <w:bCs/>
+          <w:lang w:val="nl-NL"/>
+        </w:rPr>
+        <w:t xml:space="preserve"> a new column </w:t>
+      </w:r>
+      <w:proofErr w:type="spellStart"/>
+      <w:r>
+        <w:rPr>
+          <w:b/>
+          <w:bCs/>
+          <w:lang w:val="nl-NL"/>
+        </w:rPr>
+        <w:t>to</w:t>
+      </w:r>
+      <w:proofErr w:type="spellEnd"/>
+      <w:r>
+        <w:rPr>
+          <w:b/>
+          <w:bCs/>
+          <w:lang w:val="nl-NL"/>
+        </w:rPr>
+        <w:t xml:space="preserve"> </w:t>
+      </w:r>
+      <w:proofErr w:type="spellStart"/>
+      <w:r>
+        <w:rPr>
+          <w:b/>
+          <w:bCs/>
+          <w:lang w:val="nl-NL"/>
+        </w:rPr>
+        <w:t>your</w:t>
+      </w:r>
+      <w:proofErr w:type="spellEnd"/>
+      <w:r>
+        <w:rPr>
+          <w:b/>
+          <w:bCs/>
+          <w:lang w:val="nl-NL"/>
+        </w:rPr>
+        <w:t xml:space="preserve"> data</w:t>
       </w:r>
       <w:r>
         <w:rPr>
@@ -4384,7 +8470,133 @@
         <w:rPr>
           <w:lang w:val="nl-NL"/>
         </w:rPr>
-        <w:t>Just import an Excel/JSON file that has that column — the app stores whatever fields exist on the objects. No schema changes needed.</w:t>
+        <w:t xml:space="preserve">Just import </w:t>
+      </w:r>
+      <w:proofErr w:type="spellStart"/>
+      <w:r>
+        <w:rPr>
+          <w:lang w:val="nl-NL"/>
+        </w:rPr>
+        <w:t>an</w:t>
+      </w:r>
+      <w:proofErr w:type="spellEnd"/>
+      <w:r>
+        <w:rPr>
+          <w:lang w:val="nl-NL"/>
+        </w:rPr>
+        <w:t xml:space="preserve"> Excel/JSON file </w:t>
+      </w:r>
+      <w:proofErr w:type="spellStart"/>
+      <w:r>
+        <w:rPr>
+          <w:lang w:val="nl-NL"/>
+        </w:rPr>
+        <w:t>that</w:t>
+      </w:r>
+      <w:proofErr w:type="spellEnd"/>
+      <w:r>
+        <w:rPr>
+          <w:lang w:val="nl-NL"/>
+        </w:rPr>
+        <w:t xml:space="preserve"> has </w:t>
+      </w:r>
+      <w:proofErr w:type="spellStart"/>
+      <w:r>
+        <w:rPr>
+          <w:lang w:val="nl-NL"/>
+        </w:rPr>
+        <w:t>that</w:t>
+      </w:r>
+      <w:proofErr w:type="spellEnd"/>
+      <w:r>
+        <w:rPr>
+          <w:lang w:val="nl-NL"/>
+        </w:rPr>
+        <w:t xml:space="preserve"> column — </w:t>
+      </w:r>
+      <w:proofErr w:type="spellStart"/>
+      <w:r>
+        <w:rPr>
+          <w:lang w:val="nl-NL"/>
+        </w:rPr>
+        <w:t>the</w:t>
+      </w:r>
+      <w:proofErr w:type="spellEnd"/>
+      <w:r>
+        <w:rPr>
+          <w:lang w:val="nl-NL"/>
+        </w:rPr>
+        <w:t xml:space="preserve"> app stores </w:t>
+      </w:r>
+      <w:proofErr w:type="spellStart"/>
+      <w:r>
+        <w:rPr>
+          <w:lang w:val="nl-NL"/>
+        </w:rPr>
+        <w:t>whatever</w:t>
+      </w:r>
+      <w:proofErr w:type="spellEnd"/>
+      <w:r>
+        <w:rPr>
+          <w:lang w:val="nl-NL"/>
+        </w:rPr>
+        <w:t xml:space="preserve"> fields </w:t>
+      </w:r>
+      <w:proofErr w:type="spellStart"/>
+      <w:r>
+        <w:rPr>
+          <w:lang w:val="nl-NL"/>
+        </w:rPr>
+        <w:t>exist</w:t>
+      </w:r>
+      <w:proofErr w:type="spellEnd"/>
+      <w:r>
+        <w:rPr>
+          <w:lang w:val="nl-NL"/>
+        </w:rPr>
+        <w:t xml:space="preserve"> on </w:t>
+      </w:r>
+      <w:proofErr w:type="spellStart"/>
+      <w:r>
+        <w:rPr>
+          <w:lang w:val="nl-NL"/>
+        </w:rPr>
+        <w:t>the</w:t>
+      </w:r>
+      <w:proofErr w:type="spellEnd"/>
+      <w:r>
+        <w:rPr>
+          <w:lang w:val="nl-NL"/>
+        </w:rPr>
+        <w:t xml:space="preserve"> </w:t>
+      </w:r>
+      <w:proofErr w:type="spellStart"/>
+      <w:r>
+        <w:rPr>
+          <w:lang w:val="nl-NL"/>
+        </w:rPr>
+        <w:t>objects</w:t>
+      </w:r>
+      <w:proofErr w:type="spellEnd"/>
+      <w:r>
+        <w:rPr>
+          <w:lang w:val="nl-NL"/>
+        </w:rPr>
+        <w:t xml:space="preserve">. No schema changes </w:t>
+      </w:r>
+      <w:proofErr w:type="spellStart"/>
+      <w:r>
+        <w:rPr>
+          <w:lang w:val="nl-NL"/>
+        </w:rPr>
+        <w:t>needed</w:t>
+      </w:r>
+      <w:proofErr w:type="spellEnd"/>
+      <w:r>
+        <w:rPr>
+          <w:lang w:val="nl-NL"/>
+        </w:rPr>
+        <w:t>.</w:t>
       </w:r>
     </w:p>
     <w:p>
@@ -4400,8 +8612,18 @@
           <w:lang w:val="nl-NL"/>
         </w:rPr>
         <w:lastRenderedPageBreak/>
-        <w:t>Change a chart</w:t>
-      </w:r>
+        <w:t xml:space="preserve">Change a </w:t>
+      </w:r>
+      <w:proofErr w:type="spellStart"/>
+      <w:r>
+        <w:rPr>
+          <w:b/>
+          <w:bCs/>
+          <w:lang w:val="nl-NL"/>
+        </w:rPr>
+        <w:t>chart</w:t>
+      </w:r>
+      <w:proofErr w:type="spellEnd"/>
       <w:r>
         <w:rPr>
           <w:lang w:val="nl-NL"/>
@@ -4415,11 +8637,159 @@
           <w:lang w:val="nl-NL"/>
         </w:rPr>
       </w:pPr>
-      <w:r>
-        <w:rPr>
-          <w:lang w:val="nl-NL"/>
-        </w:rPr>
-        <w:t>Edit components/BarChart.tsx — D3 code lives in the useEffect hook. If you know D3, it's standard D3 v7 API.</w:t>
+      <w:proofErr w:type="spellStart"/>
+      <w:r>
+        <w:rPr>
+          <w:lang w:val="nl-NL"/>
+        </w:rPr>
+        <w:t>Edit</w:t>
+      </w:r>
+      <w:proofErr w:type="spellEnd"/>
+      <w:r>
+        <w:rPr>
+          <w:lang w:val="nl-NL"/>
+        </w:rPr>
+        <w:t xml:space="preserve"> </w:t>
+      </w:r>
+      <w:proofErr w:type="spellStart"/>
+      <w:r>
+        <w:rPr>
+          <w:lang w:val="nl-NL"/>
+        </w:rPr>
+        <w:t>components</w:t>
+      </w:r>
+      <w:proofErr w:type="spellEnd"/>
+      <w:r>
+        <w:rPr>
+          <w:lang w:val="nl-NL"/>
+        </w:rPr>
+        <w:t>/</w:t>
+      </w:r>
+      <w:proofErr w:type="spellStart"/>
+      <w:r>
+        <w:rPr>
+          <w:lang w:val="nl-NL"/>
+        </w:rPr>
+        <w:t>BarChart.tsx</w:t>
+      </w:r>
+      <w:proofErr w:type="spellEnd"/>
+      <w:r>
+        <w:rPr>
+          <w:lang w:val="nl-NL"/>
+        </w:rPr>
+        <w:t xml:space="preserve"> — D3 code </w:t>
+      </w:r>
+      <w:proofErr w:type="spellStart"/>
+      <w:r>
+        <w:rPr>
+          <w:lang w:val="nl-NL"/>
+        </w:rPr>
+        <w:t>lives</w:t>
+      </w:r>
+      <w:proofErr w:type="spellEnd"/>
+      <w:r>
+        <w:rPr>
+          <w:lang w:val="nl-NL"/>
+        </w:rPr>
+        <w:t xml:space="preserve"> in </w:t>
+      </w:r>
+      <w:proofErr w:type="spellStart"/>
+      <w:r>
+        <w:rPr>
+          <w:lang w:val="nl-NL"/>
+        </w:rPr>
+        <w:t>the</w:t>
+      </w:r>
+      <w:proofErr w:type="spellEnd"/>
+      <w:r>
+        <w:rPr>
+          <w:lang w:val="nl-NL"/>
+        </w:rPr>
+        <w:t xml:space="preserve"> </w:t>
+      </w:r>
+      <w:proofErr w:type="spellStart"/>
+      <w:r>
+        <w:rPr>
+          <w:lang w:val="nl-NL"/>
+        </w:rPr>
+        <w:t>useEffect</w:t>
+      </w:r>
+      <w:proofErr w:type="spellEnd"/>
+      <w:r>
+        <w:rPr>
+          <w:lang w:val="nl-NL"/>
+        </w:rPr>
+        <w:t xml:space="preserve"> </w:t>
+      </w:r>
+      <w:proofErr w:type="spellStart"/>
+      <w:r>
+        <w:rPr>
+          <w:lang w:val="nl-NL"/>
+        </w:rPr>
+        <w:t>hook</w:t>
+      </w:r>
+      <w:proofErr w:type="spellEnd"/>
+      <w:r>
+        <w:rPr>
+          <w:lang w:val="nl-NL"/>
+        </w:rPr>
+        <w:t xml:space="preserve">. </w:t>
+      </w:r>
+      <w:proofErr w:type="spellStart"/>
+      <w:r>
+        <w:rPr>
+          <w:lang w:val="nl-NL"/>
+        </w:rPr>
+        <w:t>If</w:t>
+      </w:r>
+      <w:proofErr w:type="spellEnd"/>
+      <w:r>
+        <w:rPr>
+          <w:lang w:val="nl-NL"/>
+        </w:rPr>
+        <w:t xml:space="preserve"> </w:t>
+      </w:r>
+      <w:proofErr w:type="spellStart"/>
+      <w:r>
+        <w:rPr>
+          <w:lang w:val="nl-NL"/>
+        </w:rPr>
+        <w:t>you</w:t>
+      </w:r>
+      <w:proofErr w:type="spellEnd"/>
+      <w:r>
+        <w:rPr>
+          <w:lang w:val="nl-NL"/>
+        </w:rPr>
+        <w:t xml:space="preserve"> </w:t>
+      </w:r>
+      <w:proofErr w:type="spellStart"/>
+      <w:r>
+        <w:rPr>
+          <w:lang w:val="nl-NL"/>
+        </w:rPr>
+        <w:t>know</w:t>
+      </w:r>
+      <w:proofErr w:type="spellEnd"/>
+      <w:r>
+        <w:rPr>
+          <w:lang w:val="nl-NL"/>
+        </w:rPr>
+        <w:t xml:space="preserve"> D3, </w:t>
+      </w:r>
+      <w:proofErr w:type="spellStart"/>
+      <w:r>
+        <w:rPr>
+          <w:lang w:val="nl-NL"/>
+        </w:rPr>
+        <w:t>it's</w:t>
+      </w:r>
+      <w:proofErr w:type="spellEnd"/>
+      <w:r>
+        <w:rPr>
+          <w:lang w:val="nl-NL"/>
+        </w:rPr>
+        <w:t xml:space="preserve"> standard D3 v7 API.</w:t>
       </w:r>
     </w:p>
     <w:p>
@@ -4434,7 +8804,21 @@
         <w:rPr>
           <w:lang w:val="nl-NL"/>
         </w:rPr>
-        <w:t>Running the app</w:t>
+        <w:t xml:space="preserve">Running </w:t>
+      </w:r>
+      <w:proofErr w:type="spellStart"/>
+      <w:r>
+        <w:rPr>
+          <w:lang w:val="nl-NL"/>
+        </w:rPr>
+        <w:t>the</w:t>
+      </w:r>
+      <w:proofErr w:type="spellEnd"/>
+      <w:r>
+        <w:rPr>
+          <w:lang w:val="nl-NL"/>
+        </w:rPr>
+        <w:t xml:space="preserve"> app</w:t>
       </w:r>
       <w:bookmarkEnd w:id="16"/>
     </w:p>
@@ -4448,19 +8832,83 @@
         <w:rPr>
           <w:lang w:val="nl-NL"/>
         </w:rPr>
-        <w:t>Go to .</w:t>
-      </w:r>
-      <w:r>
-        <w:rPr>
-          <w:lang w:val="nl-NL"/>
-        </w:rPr>
-        <w:t>\Meeplewood\Code\src</w:t>
-      </w:r>
-      <w:r>
-        <w:rPr>
-          <w:lang w:val="nl-NL"/>
-        </w:rPr>
-        <w:t xml:space="preserve"> in terminal and run commands:</w:t>
+        <w:t xml:space="preserve">Go </w:t>
+      </w:r>
+      <w:proofErr w:type="spellStart"/>
+      <w:r>
+        <w:rPr>
+          <w:lang w:val="nl-NL"/>
+        </w:rPr>
+        <w:t>to</w:t>
+      </w:r>
+      <w:proofErr w:type="spellEnd"/>
+      <w:r>
+        <w:rPr>
+          <w:lang w:val="nl-NL"/>
+        </w:rPr>
+        <w:t xml:space="preserve"> .</w:t>
+      </w:r>
+      <w:r>
+        <w:rPr>
+          <w:lang w:val="nl-NL"/>
+        </w:rPr>
+        <w:t>\</w:t>
+      </w:r>
+      <w:proofErr w:type="spellStart"/>
+      <w:r>
+        <w:rPr>
+          <w:lang w:val="nl-NL"/>
+        </w:rPr>
+        <w:t>Meeplewood</w:t>
+      </w:r>
+      <w:proofErr w:type="spellEnd"/>
+      <w:r>
+        <w:rPr>
+          <w:lang w:val="nl-NL"/>
+        </w:rPr>
+        <w:t>\Code\</w:t>
+      </w:r>
+      <w:proofErr w:type="spellStart"/>
+      <w:r>
+        <w:rPr>
+          <w:lang w:val="nl-NL"/>
+        </w:rPr>
+        <w:t>src</w:t>
+      </w:r>
+      <w:proofErr w:type="spellEnd"/>
+      <w:r>
+        <w:rPr>
+          <w:lang w:val="nl-NL"/>
+        </w:rPr>
+        <w:t xml:space="preserve"> in terminal </w:t>
+      </w:r>
+      <w:proofErr w:type="spellStart"/>
+      <w:r>
+        <w:rPr>
+          <w:lang w:val="nl-NL"/>
+        </w:rPr>
+        <w:t>and</w:t>
+      </w:r>
+      <w:proofErr w:type="spellEnd"/>
+      <w:r>
+        <w:rPr>
+          <w:lang w:val="nl-NL"/>
+        </w:rPr>
+        <w:t xml:space="preserve"> run </w:t>
+      </w:r>
+      <w:proofErr w:type="spellStart"/>
+      <w:r>
+        <w:rPr>
+          <w:lang w:val="nl-NL"/>
+        </w:rPr>
+        <w:t>commands</w:t>
+      </w:r>
+      <w:proofErr w:type="spellEnd"/>
+      <w:r>
+        <w:rPr>
+          <w:lang w:val="nl-NL"/>
+        </w:rPr>
+        <w:t>:</w:t>
       </w:r>
     </w:p>
     <w:p>
@@ -4471,6 +8919,7 @@
       </w:pPr>
       <w:r>
         <w:rPr>
+          <w:noProof/>
           <w:lang w:val="nl-NL"/>
         </w:rPr>
         <w:drawing>
@@ -4489,7 +8938,7 @@
                     <pic:cNvPicPr/>
                   </pic:nvPicPr>
                   <pic:blipFill>
-                    <a:blip r:embed="rId14"/>
+                    <a:blip r:embed="rId20"/>
                     <a:stretch>
                       <a:fillRect/>
                     </a:stretch>
@@ -4511,12 +8960,12 @@
       </w:r>
     </w:p>
     <w:sectPr>
-      <w:headerReference w:type="even" r:id="rId15"/>
-      <w:headerReference w:type="default" r:id="rId16"/>
-      <w:footerReference w:type="even" r:id="rId17"/>
-      <w:footerReference w:type="default" r:id="rId18"/>
-      <w:headerReference w:type="first" r:id="rId19"/>
-      <w:footerReference w:type="first" r:id="rId20"/>
+      <w:headerReference w:type="even" r:id="rId21"/>
+      <w:headerReference w:type="default" r:id="rId22"/>
+      <w:footerReference w:type="even" r:id="rId23"/>
+      <w:footerReference w:type="default" r:id="rId24"/>
+      <w:headerReference w:type="first" r:id="rId25"/>
+      <w:footerReference w:type="first" r:id="rId26"/>
       <w:pgSz w:w="11906" w:h="16838"/>
       <w:pgMar w:top="1440" w:right="1440" w:bottom="1440" w:left="1440" w:header="708" w:footer="708" w:gutter="0"/>
       <w:pgNumType w:start="0"/>
@@ -4707,7 +9156,14 @@
       <w:rPr>
         <w:color w:val="002060"/>
       </w:rPr>
-      <w:t>Gir Repro</w:t>
+      <w:t xml:space="preserve">Gir </w:t>
+    </w:r>
+    <w:proofErr w:type="spellStart"/>
+    <w:r>
+      <w:rPr>
+        <w:color w:val="002060"/>
+      </w:rPr>
+      <w:t>Repro</w:t>
     </w:r>
     <w:r>
       <w:rPr>
@@ -4715,6 +9171,7 @@
       </w:rPr>
       <w:t>sitory</w:t>
     </w:r>
+    <w:proofErr w:type="spellEnd"/>
     <w:r>
       <w:rPr>
         <w:color w:val="002060"/>
@@ -6251,6 +10708,118 @@
     </w:lvl>
   </w:abstractNum>
   <w:abstractNum w:abstractNumId="11" w15:restartNumberingAfterBreak="0">
+    <w:nsid w:val="267173E0"/>
+    <w:multiLevelType w:val="hybridMultilevel"/>
+    <w:tmpl w:val="50460434"/>
+    <w:lvl w:ilvl="0" w:tplc="CAEAEE02">
+      <w:numFmt w:val="bullet"/>
+      <w:lvlText w:val=""/>
+      <w:lvlJc w:val="left"/>
+      <w:pPr>
+        <w:ind w:left="720" w:hanging="360"/>
+      </w:pPr>
+      <w:rPr>
+        <w:rFonts w:ascii="Symbol" w:eastAsiaTheme="minorHAnsi" w:hAnsi="Symbol" w:cstheme="minorBidi" w:hint="default"/>
+      </w:rPr>
+    </w:lvl>
+    <w:lvl w:ilvl="1" w:tplc="04130003" w:tentative="1">
+      <w:start w:val="1"/>
+      <w:numFmt w:val="bullet"/>
+      <w:lvlText w:val="o"/>
+      <w:lvlJc w:val="left"/>
+      <w:pPr>
+        <w:ind w:left="1440" w:hanging="360"/>
+      </w:pPr>
+      <w:rPr>
+        <w:rFonts w:ascii="Courier New" w:hAnsi="Courier New" w:cs="Courier New" w:hint="default"/>
+      </w:rPr>
+    </w:lvl>
+    <w:lvl w:ilvl="2" w:tplc="04130005" w:tentative="1">
+      <w:start w:val="1"/>
+      <w:numFmt w:val="bullet"/>
+      <w:lvlText w:val=""/>
+      <w:lvlJc w:val="left"/>
+      <w:pPr>
+        <w:ind w:left="2160" w:hanging="360"/>
+      </w:pPr>
+      <w:rPr>
+        <w:rFonts w:ascii="Wingdings" w:hAnsi="Wingdings" w:hint="default"/>
+      </w:rPr>
+    </w:lvl>
+    <w:lvl w:ilvl="3" w:tplc="04130001" w:tentative="1">
+      <w:start w:val="1"/>
+      <w:numFmt w:val="bullet"/>
+      <w:lvlText w:val=""/>
+      <w:lvlJc w:val="left"/>
+      <w:pPr>
+        <w:ind w:left="2880" w:hanging="360"/>
+      </w:pPr>
+      <w:rPr>
+        <w:rFonts w:ascii="Symbol" w:hAnsi="Symbol" w:hint="default"/>
+      </w:rPr>
+    </w:lvl>
+    <w:lvl w:ilvl="4" w:tplc="04130003" w:tentative="1">
+      <w:start w:val="1"/>
+      <w:numFmt w:val="bullet"/>
+      <w:lvlText w:val="o"/>
+      <w:lvlJc w:val="left"/>
+      <w:pPr>
+        <w:ind w:left="3600" w:hanging="360"/>
+      </w:pPr>
+      <w:rPr>
+        <w:rFonts w:ascii="Courier New" w:hAnsi="Courier New" w:cs="Courier New" w:hint="default"/>
+      </w:rPr>
+    </w:lvl>
+    <w:lvl w:ilvl="5" w:tplc="04130005" w:tentative="1">
+      <w:start w:val="1"/>
+      <w:numFmt w:val="bullet"/>
+      <w:lvlText w:val=""/>
+      <w:lvlJc w:val="left"/>
+      <w:pPr>
+        <w:ind w:left="4320" w:hanging="360"/>
+      </w:pPr>
+      <w:rPr>
+        <w:rFonts w:ascii="Wingdings" w:hAnsi="Wingdings" w:hint="default"/>
+      </w:rPr>
+    </w:lvl>
+    <w:lvl w:ilvl="6" w:tplc="04130001" w:tentative="1">
+      <w:start w:val="1"/>
+      <w:numFmt w:val="bullet"/>
+      <w:lvlText w:val=""/>
+      <w:lvlJc w:val="left"/>
+      <w:pPr>
+        <w:ind w:left="5040" w:hanging="360"/>
+      </w:pPr>
+      <w:rPr>
+        <w:rFonts w:ascii="Symbol" w:hAnsi="Symbol" w:hint="default"/>
+      </w:rPr>
+    </w:lvl>
+    <w:lvl w:ilvl="7" w:tplc="04130003" w:tentative="1">
+      <w:start w:val="1"/>
+      <w:numFmt w:val="bullet"/>
+      <w:lvlText w:val="o"/>
+      <w:lvlJc w:val="left"/>
+      <w:pPr>
+        <w:ind w:left="5760" w:hanging="360"/>
+      </w:pPr>
+      <w:rPr>
+        <w:rFonts w:ascii="Courier New" w:hAnsi="Courier New" w:cs="Courier New" w:hint="default"/>
+      </w:rPr>
+    </w:lvl>
+    <w:lvl w:ilvl="8" w:tplc="04130005" w:tentative="1">
+      <w:start w:val="1"/>
+      <w:numFmt w:val="bullet"/>
+      <w:lvlText w:val=""/>
+      <w:lvlJc w:val="left"/>
+      <w:pPr>
+        <w:ind w:left="6480" w:hanging="360"/>
+      </w:pPr>
+      <w:rPr>
+        <w:rFonts w:ascii="Wingdings" w:hAnsi="Wingdings" w:hint="default"/>
+      </w:rPr>
+    </w:lvl>
+  </w:abstractNum>
+  <w:abstractNum w:abstractNumId="12" w15:restartNumberingAfterBreak="0">
     <w:nsid w:val="2BAE5DC7"/>
     <w:multiLevelType w:val="multilevel"/>
     <w:tmpl w:val="E0B2C8A0"/>
@@ -6399,7 +10968,7 @@
       </w:rPr>
     </w:lvl>
   </w:abstractNum>
-  <w:abstractNum w:abstractNumId="12" w15:restartNumberingAfterBreak="0">
+  <w:abstractNum w:abstractNumId="13" w15:restartNumberingAfterBreak="0">
     <w:nsid w:val="33FC115B"/>
     <w:multiLevelType w:val="multilevel"/>
     <w:tmpl w:val="1F263452"/>
@@ -6548,7 +11117,7 @@
       </w:rPr>
     </w:lvl>
   </w:abstractNum>
-  <w:abstractNum w:abstractNumId="13" w15:restartNumberingAfterBreak="0">
+  <w:abstractNum w:abstractNumId="14" w15:restartNumberingAfterBreak="0">
     <w:nsid w:val="3502591D"/>
     <w:multiLevelType w:val="multilevel"/>
     <w:tmpl w:val="F69AF3FE"/>
@@ -6697,7 +11266,7 @@
       </w:rPr>
     </w:lvl>
   </w:abstractNum>
-  <w:abstractNum w:abstractNumId="14" w15:restartNumberingAfterBreak="0">
+  <w:abstractNum w:abstractNumId="15" w15:restartNumberingAfterBreak="0">
     <w:nsid w:val="3608209E"/>
     <w:multiLevelType w:val="multilevel"/>
     <w:tmpl w:val="2CDC8256"/>
@@ -6846,7 +11415,7 @@
       </w:rPr>
     </w:lvl>
   </w:abstractNum>
-  <w:abstractNum w:abstractNumId="15" w15:restartNumberingAfterBreak="0">
+  <w:abstractNum w:abstractNumId="16" w15:restartNumberingAfterBreak="0">
     <w:nsid w:val="416D2E17"/>
     <w:multiLevelType w:val="multilevel"/>
     <w:tmpl w:val="0413001F"/>
@@ -6932,7 +11501,7 @@
       </w:pPr>
     </w:lvl>
   </w:abstractNum>
-  <w:abstractNum w:abstractNumId="16" w15:restartNumberingAfterBreak="0">
+  <w:abstractNum w:abstractNumId="17" w15:restartNumberingAfterBreak="0">
     <w:nsid w:val="4C036649"/>
     <w:multiLevelType w:val="multilevel"/>
     <w:tmpl w:val="987091A2"/>
@@ -7081,7 +11650,7 @@
       </w:rPr>
     </w:lvl>
   </w:abstractNum>
-  <w:abstractNum w:abstractNumId="17" w15:restartNumberingAfterBreak="0">
+  <w:abstractNum w:abstractNumId="18" w15:restartNumberingAfterBreak="0">
     <w:nsid w:val="4C2604D1"/>
     <w:multiLevelType w:val="multilevel"/>
     <w:tmpl w:val="0413001F"/>
@@ -7167,7 +11736,7 @@
       </w:pPr>
     </w:lvl>
   </w:abstractNum>
-  <w:abstractNum w:abstractNumId="18" w15:restartNumberingAfterBreak="0">
+  <w:abstractNum w:abstractNumId="19" w15:restartNumberingAfterBreak="0">
     <w:nsid w:val="4D242A67"/>
     <w:multiLevelType w:val="multilevel"/>
     <w:tmpl w:val="F93E5E74"/>
@@ -7316,7 +11885,7 @@
       </w:rPr>
     </w:lvl>
   </w:abstractNum>
-  <w:abstractNum w:abstractNumId="19" w15:restartNumberingAfterBreak="0">
+  <w:abstractNum w:abstractNumId="20" w15:restartNumberingAfterBreak="0">
     <w:nsid w:val="4D783149"/>
     <w:multiLevelType w:val="hybridMultilevel"/>
     <w:tmpl w:val="49D4D6CE"/>
@@ -7428,7 +11997,7 @@
       </w:rPr>
     </w:lvl>
   </w:abstractNum>
-  <w:abstractNum w:abstractNumId="20" w15:restartNumberingAfterBreak="0">
+  <w:abstractNum w:abstractNumId="21" w15:restartNumberingAfterBreak="0">
     <w:nsid w:val="4FB460CE"/>
     <w:multiLevelType w:val="multilevel"/>
     <w:tmpl w:val="2326B95A"/>
@@ -7577,7 +12146,7 @@
       </w:rPr>
     </w:lvl>
   </w:abstractNum>
-  <w:abstractNum w:abstractNumId="21" w15:restartNumberingAfterBreak="0">
+  <w:abstractNum w:abstractNumId="22" w15:restartNumberingAfterBreak="0">
     <w:nsid w:val="51EC01E8"/>
     <w:multiLevelType w:val="multilevel"/>
     <w:tmpl w:val="0413001F"/>
@@ -7663,7 +12232,7 @@
       </w:pPr>
     </w:lvl>
   </w:abstractNum>
-  <w:abstractNum w:abstractNumId="22" w15:restartNumberingAfterBreak="0">
+  <w:abstractNum w:abstractNumId="23" w15:restartNumberingAfterBreak="0">
     <w:nsid w:val="527814AD"/>
     <w:multiLevelType w:val="multilevel"/>
     <w:tmpl w:val="BDB8C868"/>
@@ -7812,7 +12381,7 @@
       </w:rPr>
     </w:lvl>
   </w:abstractNum>
-  <w:abstractNum w:abstractNumId="23" w15:restartNumberingAfterBreak="0">
+  <w:abstractNum w:abstractNumId="24" w15:restartNumberingAfterBreak="0">
     <w:nsid w:val="54D837D6"/>
     <w:multiLevelType w:val="multilevel"/>
     <w:tmpl w:val="B9B604F2"/>
@@ -7961,7 +12530,7 @@
       </w:rPr>
     </w:lvl>
   </w:abstractNum>
-  <w:abstractNum w:abstractNumId="24" w15:restartNumberingAfterBreak="0">
+  <w:abstractNum w:abstractNumId="25" w15:restartNumberingAfterBreak="0">
     <w:nsid w:val="56572071"/>
     <w:multiLevelType w:val="hybridMultilevel"/>
     <w:tmpl w:val="9B4A147C"/>
@@ -8047,7 +12616,7 @@
       </w:pPr>
     </w:lvl>
   </w:abstractNum>
-  <w:abstractNum w:abstractNumId="25" w15:restartNumberingAfterBreak="0">
+  <w:abstractNum w:abstractNumId="26" w15:restartNumberingAfterBreak="0">
     <w:nsid w:val="5D235165"/>
     <w:multiLevelType w:val="multilevel"/>
     <w:tmpl w:val="871EE970"/>
@@ -8196,7 +12765,7 @@
       </w:rPr>
     </w:lvl>
   </w:abstractNum>
-  <w:abstractNum w:abstractNumId="26" w15:restartNumberingAfterBreak="0">
+  <w:abstractNum w:abstractNumId="27" w15:restartNumberingAfterBreak="0">
     <w:nsid w:val="60F72E05"/>
     <w:multiLevelType w:val="multilevel"/>
     <w:tmpl w:val="566E13D2"/>
@@ -8345,7 +12914,7 @@
       </w:rPr>
     </w:lvl>
   </w:abstractNum>
-  <w:abstractNum w:abstractNumId="27" w15:restartNumberingAfterBreak="0">
+  <w:abstractNum w:abstractNumId="28" w15:restartNumberingAfterBreak="0">
     <w:nsid w:val="612D34AC"/>
     <w:multiLevelType w:val="multilevel"/>
     <w:tmpl w:val="BE4882B2"/>
@@ -8494,7 +13063,7 @@
       </w:rPr>
     </w:lvl>
   </w:abstractNum>
-  <w:abstractNum w:abstractNumId="28" w15:restartNumberingAfterBreak="0">
+  <w:abstractNum w:abstractNumId="29" w15:restartNumberingAfterBreak="0">
     <w:nsid w:val="687F23C2"/>
     <w:multiLevelType w:val="multilevel"/>
     <w:tmpl w:val="0408108E"/>
@@ -8643,7 +13212,7 @@
       </w:rPr>
     </w:lvl>
   </w:abstractNum>
-  <w:abstractNum w:abstractNumId="29" w15:restartNumberingAfterBreak="0">
+  <w:abstractNum w:abstractNumId="30" w15:restartNumberingAfterBreak="0">
     <w:nsid w:val="68B003FA"/>
     <w:multiLevelType w:val="hybridMultilevel"/>
     <w:tmpl w:val="7F0688EE"/>
@@ -8755,7 +13324,7 @@
       </w:rPr>
     </w:lvl>
   </w:abstractNum>
-  <w:abstractNum w:abstractNumId="30" w15:restartNumberingAfterBreak="0">
+  <w:abstractNum w:abstractNumId="31" w15:restartNumberingAfterBreak="0">
     <w:nsid w:val="698732DA"/>
     <w:multiLevelType w:val="multilevel"/>
     <w:tmpl w:val="251AB002"/>
@@ -8904,7 +13473,7 @@
       </w:rPr>
     </w:lvl>
   </w:abstractNum>
-  <w:abstractNum w:abstractNumId="31" w15:restartNumberingAfterBreak="0">
+  <w:abstractNum w:abstractNumId="32" w15:restartNumberingAfterBreak="0">
     <w:nsid w:val="6AB44F7D"/>
     <w:multiLevelType w:val="multilevel"/>
     <w:tmpl w:val="70D62CBE"/>
@@ -9053,7 +13622,7 @@
       </w:rPr>
     </w:lvl>
   </w:abstractNum>
-  <w:abstractNum w:abstractNumId="32" w15:restartNumberingAfterBreak="0">
+  <w:abstractNum w:abstractNumId="33" w15:restartNumberingAfterBreak="0">
     <w:nsid w:val="6FC238C3"/>
     <w:multiLevelType w:val="hybridMultilevel"/>
     <w:tmpl w:val="9FA894C8"/>
@@ -9148,7 +13717,7 @@
       </w:pPr>
     </w:lvl>
   </w:abstractNum>
-  <w:abstractNum w:abstractNumId="33" w15:restartNumberingAfterBreak="0">
+  <w:abstractNum w:abstractNumId="34" w15:restartNumberingAfterBreak="0">
     <w:nsid w:val="756506D6"/>
     <w:multiLevelType w:val="hybridMultilevel"/>
     <w:tmpl w:val="BD563AAC"/>
@@ -9236,7 +13805,7 @@
       </w:pPr>
     </w:lvl>
   </w:abstractNum>
-  <w:abstractNum w:abstractNumId="34" w15:restartNumberingAfterBreak="0">
+  <w:abstractNum w:abstractNumId="35" w15:restartNumberingAfterBreak="0">
     <w:nsid w:val="76741E96"/>
     <w:multiLevelType w:val="multilevel"/>
     <w:tmpl w:val="FEB02B5A"/>
@@ -9378,7 +13947,7 @@
       </w:rPr>
     </w:lvl>
   </w:abstractNum>
-  <w:abstractNum w:abstractNumId="35" w15:restartNumberingAfterBreak="0">
+  <w:abstractNum w:abstractNumId="36" w15:restartNumberingAfterBreak="0">
     <w:nsid w:val="7686484E"/>
     <w:multiLevelType w:val="hybridMultilevel"/>
     <w:tmpl w:val="21982988"/>
@@ -9490,7 +14059,7 @@
       </w:rPr>
     </w:lvl>
   </w:abstractNum>
-  <w:abstractNum w:abstractNumId="36" w15:restartNumberingAfterBreak="0">
+  <w:abstractNum w:abstractNumId="37" w15:restartNumberingAfterBreak="0">
     <w:nsid w:val="7ABA789E"/>
     <w:multiLevelType w:val="multilevel"/>
     <w:tmpl w:val="0D34D79A"/>
@@ -9639,7 +14208,7 @@
       </w:rPr>
     </w:lvl>
   </w:abstractNum>
-  <w:abstractNum w:abstractNumId="37" w15:restartNumberingAfterBreak="0">
+  <w:abstractNum w:abstractNumId="38" w15:restartNumberingAfterBreak="0">
     <w:nsid w:val="7C756ADE"/>
     <w:multiLevelType w:val="multilevel"/>
     <w:tmpl w:val="260047C6"/>
@@ -9788,7 +14357,7 @@
       </w:rPr>
     </w:lvl>
   </w:abstractNum>
-  <w:abstractNum w:abstractNumId="38" w15:restartNumberingAfterBreak="0">
+  <w:abstractNum w:abstractNumId="39" w15:restartNumberingAfterBreak="0">
     <w:nsid w:val="7DB4285F"/>
     <w:multiLevelType w:val="multilevel"/>
     <w:tmpl w:val="1BF4CC4A"/>
@@ -9937,7 +14506,7 @@
       </w:rPr>
     </w:lvl>
   </w:abstractNum>
-  <w:abstractNum w:abstractNumId="39" w15:restartNumberingAfterBreak="0">
+  <w:abstractNum w:abstractNumId="40" w15:restartNumberingAfterBreak="0">
     <w:nsid w:val="7FA65608"/>
     <w:multiLevelType w:val="multilevel"/>
     <w:tmpl w:val="582860F4"/>
@@ -10087,70 +14656,70 @@
     </w:lvl>
   </w:abstractNum>
   <w:num w:numId="1" w16cid:durableId="2020812334">
-    <w:abstractNumId w:val="18"/>
+    <w:abstractNumId w:val="19"/>
   </w:num>
   <w:num w:numId="2" w16cid:durableId="709037371">
     <w:abstractNumId w:val="9"/>
   </w:num>
   <w:num w:numId="3" w16cid:durableId="67849992">
-    <w:abstractNumId w:val="25"/>
+    <w:abstractNumId w:val="26"/>
   </w:num>
   <w:num w:numId="4" w16cid:durableId="2142653765">
     <w:abstractNumId w:val="0"/>
   </w:num>
   <w:num w:numId="5" w16cid:durableId="1113936578">
-    <w:abstractNumId w:val="34"/>
+    <w:abstractNumId w:val="35"/>
   </w:num>
   <w:num w:numId="6" w16cid:durableId="1606233580">
-    <w:abstractNumId w:val="30"/>
+    <w:abstractNumId w:val="31"/>
   </w:num>
   <w:num w:numId="7" w16cid:durableId="748574053">
-    <w:abstractNumId w:val="20"/>
+    <w:abstractNumId w:val="21"/>
   </w:num>
   <w:num w:numId="8" w16cid:durableId="1706056135">
-    <w:abstractNumId w:val="19"/>
+    <w:abstractNumId w:val="20"/>
   </w:num>
   <w:num w:numId="9" w16cid:durableId="1430466659">
     <w:abstractNumId w:val="6"/>
   </w:num>
   <w:num w:numId="10" w16cid:durableId="1230310489">
-    <w:abstractNumId w:val="12"/>
+    <w:abstractNumId w:val="13"/>
   </w:num>
   <w:num w:numId="11" w16cid:durableId="420681672">
-    <w:abstractNumId w:val="11"/>
+    <w:abstractNumId w:val="12"/>
   </w:num>
   <w:num w:numId="12" w16cid:durableId="1614441755">
     <w:abstractNumId w:val="7"/>
   </w:num>
   <w:num w:numId="13" w16cid:durableId="1968779733">
-    <w:abstractNumId w:val="37"/>
+    <w:abstractNumId w:val="38"/>
   </w:num>
   <w:num w:numId="14" w16cid:durableId="1594587819">
-    <w:abstractNumId w:val="38"/>
+    <w:abstractNumId w:val="39"/>
   </w:num>
   <w:num w:numId="15" w16cid:durableId="956179623">
-    <w:abstractNumId w:val="16"/>
+    <w:abstractNumId w:val="17"/>
   </w:num>
   <w:num w:numId="16" w16cid:durableId="289289896">
-    <w:abstractNumId w:val="23"/>
+    <w:abstractNumId w:val="24"/>
   </w:num>
   <w:num w:numId="17" w16cid:durableId="2068143515">
-    <w:abstractNumId w:val="31"/>
+    <w:abstractNumId w:val="32"/>
   </w:num>
   <w:num w:numId="18" w16cid:durableId="1896575303">
-    <w:abstractNumId w:val="22"/>
+    <w:abstractNumId w:val="23"/>
   </w:num>
   <w:num w:numId="19" w16cid:durableId="926041470">
     <w:abstractNumId w:val="2"/>
   </w:num>
   <w:num w:numId="20" w16cid:durableId="1542324880">
-    <w:abstractNumId w:val="14"/>
+    <w:abstractNumId w:val="15"/>
   </w:num>
   <w:num w:numId="21" w16cid:durableId="409816552">
     <w:abstractNumId w:val="3"/>
   </w:num>
   <w:num w:numId="22" w16cid:durableId="1909919691">
-    <w:abstractNumId w:val="36"/>
+    <w:abstractNumId w:val="37"/>
   </w:num>
   <w:num w:numId="23" w16cid:durableId="1684547546">
     <w:abstractNumId w:val="5"/>
@@ -10159,61 +14728,55 @@
     <w:abstractNumId w:val="8"/>
   </w:num>
   <w:num w:numId="25" w16cid:durableId="1861431314">
-    <w:abstractNumId w:val="24"/>
+    <w:abstractNumId w:val="25"/>
   </w:num>
   <w:num w:numId="26" w16cid:durableId="2077127189">
-    <w:abstractNumId w:val="33"/>
+    <w:abstractNumId w:val="34"/>
   </w:num>
   <w:num w:numId="27" w16cid:durableId="598949354">
     <w:abstractNumId w:val="1"/>
   </w:num>
   <w:num w:numId="28" w16cid:durableId="455410580">
-    <w:abstractNumId w:val="35"/>
+    <w:abstractNumId w:val="36"/>
   </w:num>
   <w:num w:numId="29" w16cid:durableId="363791994">
     <w:abstractNumId w:val="10"/>
   </w:num>
   <w:num w:numId="30" w16cid:durableId="641692985">
+    <w:abstractNumId w:val="30"/>
+  </w:num>
+  <w:num w:numId="31" w16cid:durableId="1769617515">
+    <w:abstractNumId w:val="40"/>
+  </w:num>
+  <w:num w:numId="32" w16cid:durableId="40594755">
+    <w:abstractNumId w:val="14"/>
+  </w:num>
+  <w:num w:numId="33" w16cid:durableId="668756876">
+    <w:abstractNumId w:val="28"/>
+  </w:num>
+  <w:num w:numId="34" w16cid:durableId="1314331147">
+    <w:abstractNumId w:val="27"/>
+  </w:num>
+  <w:num w:numId="35" w16cid:durableId="1159809409">
     <w:abstractNumId w:val="29"/>
   </w:num>
-  <w:num w:numId="31" w16cid:durableId="1769617515">
-    <w:abstractNumId w:val="39"/>
-  </w:num>
-  <w:num w:numId="32" w16cid:durableId="40594755">
-    <w:abstractNumId w:val="13"/>
-  </w:num>
-  <w:num w:numId="33" w16cid:durableId="668756876">
-    <w:abstractNumId w:val="27"/>
-  </w:num>
-  <w:num w:numId="34" w16cid:durableId="1314331147">
-    <w:abstractNumId w:val="26"/>
-  </w:num>
-  <w:num w:numId="35" w16cid:durableId="1159809409">
-    <w:abstractNumId w:val="28"/>
-  </w:num>
   <w:num w:numId="36" w16cid:durableId="1710954363">
-    <w:abstractNumId w:val="32"/>
-    <w:lvlOverride w:ilvl="0"/>
-    <w:lvlOverride w:ilvl="1"/>
-    <w:lvlOverride w:ilvl="2"/>
-    <w:lvlOverride w:ilvl="3"/>
-    <w:lvlOverride w:ilvl="4"/>
-    <w:lvlOverride w:ilvl="5"/>
-    <w:lvlOverride w:ilvl="6"/>
-    <w:lvlOverride w:ilvl="7"/>
-    <w:lvlOverride w:ilvl="8"/>
+    <w:abstractNumId w:val="33"/>
   </w:num>
   <w:num w:numId="37" w16cid:durableId="1353414000">
     <w:abstractNumId w:val="4"/>
   </w:num>
   <w:num w:numId="38" w16cid:durableId="2014719640">
-    <w:abstractNumId w:val="15"/>
+    <w:abstractNumId w:val="16"/>
   </w:num>
   <w:num w:numId="39" w16cid:durableId="96295133">
-    <w:abstractNumId w:val="21"/>
+    <w:abstractNumId w:val="22"/>
   </w:num>
   <w:num w:numId="40" w16cid:durableId="488595657">
-    <w:abstractNumId w:val="17"/>
+    <w:abstractNumId w:val="18"/>
+  </w:num>
+  <w:num w:numId="41" w16cid:durableId="1339700192">
+    <w:abstractNumId w:val="11"/>
   </w:num>
 </w:numbering>
 </file>
@@ -10821,6 +15384,7 @@
   <w:style w:type="character" w:default="1" w:styleId="Standaardalinea-lettertype">
     <w:name w:val="Default Paragraph Font"/>
     <w:uiPriority w:val="1"/>
+    <w:semiHidden/>
     <w:unhideWhenUsed/>
   </w:style>
   <w:style w:type="table" w:default="1" w:styleId="Standaardtabel">
